--- a/resources/必修三 三维设计/综合质量检测/章末综合检测（二）　静电场中的能量.docx
+++ b/resources/必修三 三维设计/综合质量检测/章末综合检测（二）　静电场中的能量.docx
@@ -1,6 +1,6 @@
 
 <file path=word/document.xml><?xml version="1.0" encoding="utf-8"?>
-<w:document xmlns:wpc="http://schemas.microsoft.com/office/word/2010/wordprocessingCanvas" xmlns:cx="http://schemas.microsoft.com/office/drawing/2014/chartex" xmlns:mc="http://schemas.openxmlformats.org/markup-compatibility/2006" xmlns:o="urn:schemas-microsoft-com:office:office" xmlns:r="http://schemas.openxmlformats.org/officeDocument/2006/relationships" xmlns:m="http://schemas.openxmlformats.org/officeDocument/2006/math" xmlns:v="urn:schemas-microsoft-com:vml" xmlns:wp14="http://schemas.microsoft.com/office/word/2010/wordprocessingDrawing" xmlns:wp="http://schemas.openxmlformats.org/drawingml/2006/wordprocessingDrawing" xmlns:w10="urn:schemas-microsoft-com:office:word" xmlns:w="http://schemas.openxmlformats.org/wordprocessingml/2006/main" xmlns:w14="http://schemas.microsoft.com/office/word/2010/wordml" xmlns:w15="http://schemas.microsoft.com/office/word/2012/wordml" xmlns:w16se="http://schemas.microsoft.com/office/word/2015/wordml/symex" xmlns:wpg="http://schemas.microsoft.com/office/word/2010/wordprocessingGroup" xmlns:wpi="http://schemas.microsoft.com/office/word/2010/wordprocessingInk" xmlns:wne="http://schemas.microsoft.com/office/word/2006/wordml" xmlns:wps="http://schemas.microsoft.com/office/word/2010/wordprocessingShape" mc:Ignorable="w14 w15 w16se wp14">
+<w:document xmlns:wpc="http://schemas.microsoft.com/office/word/2010/wordprocessingCanvas" xmlns:cx="http://schemas.microsoft.com/office/drawing/2014/chartex" xmlns:cx1="http://schemas.microsoft.com/office/drawing/2015/9/8/chartex" xmlns:cx2="http://schemas.microsoft.com/office/drawing/2015/10/21/chartex" xmlns:cx3="http://schemas.microsoft.com/office/drawing/2016/5/9/chartex" xmlns:cx4="http://schemas.microsoft.com/office/drawing/2016/5/10/chartex" xmlns:cx5="http://schemas.microsoft.com/office/drawing/2016/5/11/chartex" xmlns:cx6="http://schemas.microsoft.com/office/drawing/2016/5/12/chartex" xmlns:cx7="http://schemas.microsoft.com/office/drawing/2016/5/13/chartex" xmlns:cx8="http://schemas.microsoft.com/office/drawing/2016/5/14/chartex" xmlns:mc="http://schemas.openxmlformats.org/markup-compatibility/2006" xmlns:aink="http://schemas.microsoft.com/office/drawing/2016/ink" xmlns:am3d="http://schemas.microsoft.com/office/drawing/2017/model3d" xmlns:o="urn:schemas-microsoft-com:office:office" xmlns:oel="http://schemas.microsoft.com/office/2019/extlst" xmlns:r="http://schemas.openxmlformats.org/officeDocument/2006/relationships" xmlns:m="http://schemas.openxmlformats.org/officeDocument/2006/math" xmlns:v="urn:schemas-microsoft-com:vml" xmlns:wp14="http://schemas.microsoft.com/office/word/2010/wordprocessingDrawing" xmlns:wp="http://schemas.openxmlformats.org/drawingml/2006/wordprocessingDrawing" xmlns:w10="urn:schemas-microsoft-com:office:word" xmlns:w="http://schemas.openxmlformats.org/wordprocessingml/2006/main" xmlns:w14="http://schemas.microsoft.com/office/word/2010/wordml" xmlns:w15="http://schemas.microsoft.com/office/word/2012/wordml" xmlns:w16cex="http://schemas.microsoft.com/office/word/2018/wordml/cex" xmlns:w16cid="http://schemas.microsoft.com/office/word/2016/wordml/cid" xmlns:w16="http://schemas.microsoft.com/office/word/2018/wordml" xmlns:w16du="http://schemas.microsoft.com/office/word/2023/wordml/word16du" xmlns:w16sdtdh="http://schemas.microsoft.com/office/word/2020/wordml/sdtdatahash" xmlns:w16sdtfl="http://schemas.microsoft.com/office/word/2024/wordml/sdtformatlock" xmlns:w16se="http://schemas.microsoft.com/office/word/2015/wordml/symex" xmlns:wpg="http://schemas.microsoft.com/office/word/2010/wordprocessingGroup" xmlns:wpi="http://schemas.microsoft.com/office/word/2010/wordprocessingInk" xmlns:wne="http://schemas.microsoft.com/office/word/2006/wordml" xmlns:wps="http://schemas.microsoft.com/office/word/2010/wordprocessingShape" mc:Ignorable="w14 w15 w16se w16cid w16 w16cex w16sdtdh w16sdtfl w16du wp14">
   <w:body>
     <w:p>
       <w:pPr>
@@ -14,64 +14,53 @@
           <w:szCs w:val="30"/>
         </w:rPr>
       </w:pPr>
-      <w:proofErr w:type="gramStart"/>
-      <w:r>
-        <w:rPr>
-          <w:rFonts w:eastAsia="黑体"/>
+      <w:r>
+        <w:rPr>
+          <w:rFonts w:eastAsia="SimHei"/>
           <w:b/>
           <w:sz w:val="30"/>
           <w:szCs w:val="30"/>
         </w:rPr>
-        <w:t>章末综合</w:t>
-      </w:r>
-      <w:proofErr w:type="gramEnd"/>
-      <w:r>
-        <w:rPr>
-          <w:rFonts w:eastAsia="黑体"/>
+        <w:t>章末综合检测</w:t>
+      </w:r>
+      <w:r>
+        <w:rPr>
+          <w:rFonts w:ascii="SimSun" w:hAnsi="SimSun"/>
           <w:b/>
           <w:sz w:val="30"/>
           <w:szCs w:val="30"/>
         </w:rPr>
-        <w:t>检测</w:t>
-      </w:r>
-      <w:r>
-        <w:rPr>
-          <w:rFonts w:ascii="宋体" w:hAnsi="宋体"/>
+        <w:t>（</w:t>
+      </w:r>
+      <w:r>
+        <w:rPr>
+          <w:rFonts w:eastAsia="SimHei"/>
           <w:b/>
           <w:sz w:val="30"/>
           <w:szCs w:val="30"/>
         </w:rPr>
-        <w:t>（</w:t>
-      </w:r>
-      <w:r>
-        <w:rPr>
-          <w:rFonts w:eastAsia="黑体"/>
+        <w:t>二</w:t>
+      </w:r>
+      <w:r>
+        <w:rPr>
+          <w:rFonts w:ascii="SimSun" w:hAnsi="SimSun"/>
           <w:b/>
           <w:sz w:val="30"/>
           <w:szCs w:val="30"/>
         </w:rPr>
-        <w:t>二</w:t>
-      </w:r>
-      <w:r>
-        <w:rPr>
-          <w:rFonts w:ascii="宋体" w:hAnsi="宋体"/>
+        <w:t>）</w:t>
+      </w:r>
+      <w:r>
+        <w:rPr>
           <w:b/>
           <w:sz w:val="30"/>
           <w:szCs w:val="30"/>
         </w:rPr>
-        <w:t>）</w:t>
-      </w:r>
-      <w:r>
-        <w:rPr>
-          <w:b/>
-          <w:sz w:val="30"/>
-          <w:szCs w:val="30"/>
-        </w:rPr>
         <w:t xml:space="preserve">　</w:t>
       </w:r>
       <w:r>
         <w:rPr>
-          <w:rFonts w:eastAsia="黑体"/>
+          <w:rFonts w:eastAsia="SimHei"/>
           <w:b/>
           <w:sz w:val="30"/>
           <w:szCs w:val="30"/>
@@ -86,14 +75,13 @@
         <w:spacing w:line="360" w:lineRule="auto"/>
         <w:jc w:val="center"/>
         <w:rPr>
-          <w:rFonts w:hint="eastAsia"/>
           <w:sz w:val="21"/>
           <w:szCs w:val="21"/>
         </w:rPr>
       </w:pPr>
       <w:r>
         <w:rPr>
-          <w:rFonts w:ascii="宋体" w:hAnsi="宋体"/>
+          <w:rFonts w:ascii="SimSun" w:hAnsi="SimSun"/>
           <w:sz w:val="21"/>
           <w:szCs w:val="21"/>
         </w:rPr>
@@ -101,7 +89,7 @@
       </w:r>
       <w:r>
         <w:rPr>
-          <w:rFonts w:eastAsia="楷体"/>
+          <w:rFonts w:eastAsia="KaiTi"/>
           <w:sz w:val="21"/>
           <w:szCs w:val="21"/>
         </w:rPr>
@@ -109,7 +97,7 @@
       </w:r>
       <w:r>
         <w:rPr>
-          <w:rFonts w:ascii="宋体" w:hAnsi="宋体"/>
+          <w:rFonts w:ascii="SimSun" w:hAnsi="SimSun"/>
           <w:sz w:val="21"/>
           <w:szCs w:val="21"/>
         </w:rPr>
@@ -124,7 +112,7 @@
       </w:r>
       <w:r>
         <w:rPr>
-          <w:rFonts w:eastAsia="楷体"/>
+          <w:rFonts w:eastAsia="KaiTi"/>
           <w:sz w:val="21"/>
           <w:szCs w:val="21"/>
         </w:rPr>
@@ -132,14 +120,12 @@
       </w:r>
       <w:r>
         <w:rPr>
-          <w:rFonts w:ascii="宋体" w:hAnsi="宋体"/>
+          <w:rFonts w:ascii="SimSun" w:hAnsi="SimSun"/>
           <w:sz w:val="21"/>
           <w:szCs w:val="21"/>
         </w:rPr>
         <w:t>）</w:t>
       </w:r>
-      <w:bookmarkStart w:id="0" w:name="_GoBack"/>
-      <w:bookmarkEnd w:id="0"/>
     </w:p>
     <w:p>
       <w:pPr>
@@ -153,7 +139,7 @@
       </w:pPr>
       <w:r>
         <w:rPr>
-          <w:rFonts w:eastAsia="黑体"/>
+          <w:rFonts w:eastAsia="SimHei"/>
           <w:sz w:val="21"/>
           <w:szCs w:val="21"/>
         </w:rPr>
@@ -161,7 +147,7 @@
       </w:r>
       <w:r>
         <w:rPr>
-          <w:rFonts w:ascii="宋体" w:hAnsi="宋体"/>
+          <w:rFonts w:ascii="SimSun" w:hAnsi="SimSun"/>
           <w:sz w:val="21"/>
           <w:szCs w:val="21"/>
         </w:rPr>
@@ -192,7 +178,7 @@
       </w:r>
       <w:r>
         <w:rPr>
-          <w:rFonts w:ascii="宋体" w:hAnsi="宋体"/>
+          <w:rFonts w:ascii="SimSun" w:hAnsi="SimSun"/>
           <w:sz w:val="21"/>
           <w:szCs w:val="21"/>
         </w:rPr>
@@ -223,7 +209,7 @@
       </w:r>
       <w:r>
         <w:rPr>
-          <w:rFonts w:ascii="宋体" w:hAnsi="宋体"/>
+          <w:rFonts w:ascii="SimSun" w:hAnsi="SimSun"/>
           <w:sz w:val="21"/>
           <w:szCs w:val="21"/>
         </w:rPr>
@@ -254,7 +240,7 @@
       </w:r>
       <w:r>
         <w:rPr>
-          <w:rFonts w:ascii="宋体" w:hAnsi="宋体"/>
+          <w:rFonts w:ascii="SimSun" w:hAnsi="SimSun"/>
           <w:sz w:val="21"/>
           <w:szCs w:val="21"/>
         </w:rPr>
@@ -270,7 +256,7 @@
       </w:r>
       <w:r>
         <w:rPr>
-          <w:rFonts w:ascii="宋体" w:hAnsi="宋体"/>
+          <w:rFonts w:ascii="SimSun" w:hAnsi="SimSun"/>
           <w:sz w:val="21"/>
           <w:szCs w:val="21"/>
         </w:rPr>
@@ -286,7 +272,7 @@
       </w:r>
       <w:r>
         <w:rPr>
-          <w:rFonts w:ascii="宋体" w:hAnsi="宋体"/>
+          <w:rFonts w:ascii="SimSun" w:hAnsi="SimSun"/>
           <w:sz w:val="21"/>
           <w:szCs w:val="21"/>
         </w:rPr>
@@ -312,7 +298,7 @@
       </w:r>
       <w:r>
         <w:rPr>
-          <w:rFonts w:ascii="宋体" w:hAnsi="宋体"/>
+          <w:rFonts w:ascii="SimSun" w:hAnsi="SimSun"/>
           <w:sz w:val="21"/>
           <w:szCs w:val="21"/>
         </w:rPr>
@@ -328,7 +314,7 @@
       </w:r>
       <w:r>
         <w:rPr>
-          <w:rFonts w:ascii="宋体" w:hAnsi="宋体"/>
+          <w:rFonts w:ascii="SimSun" w:hAnsi="SimSun"/>
           <w:sz w:val="21"/>
           <w:szCs w:val="21"/>
         </w:rPr>
@@ -344,7 +330,7 @@
       </w:r>
       <w:r>
         <w:rPr>
-          <w:rFonts w:ascii="宋体" w:hAnsi="宋体"/>
+          <w:rFonts w:ascii="SimSun" w:hAnsi="SimSun"/>
           <w:sz w:val="21"/>
           <w:szCs w:val="21"/>
         </w:rPr>
@@ -360,7 +346,7 @@
       </w:r>
       <w:r>
         <w:rPr>
-          <w:rFonts w:ascii="宋体" w:hAnsi="宋体"/>
+          <w:rFonts w:ascii="SimSun" w:hAnsi="SimSun"/>
           <w:sz w:val="21"/>
           <w:szCs w:val="21"/>
         </w:rPr>
@@ -376,7 +362,7 @@
       </w:r>
       <w:r>
         <w:rPr>
-          <w:rFonts w:ascii="宋体" w:hAnsi="宋体"/>
+          <w:rFonts w:ascii="SimSun" w:hAnsi="SimSun"/>
           <w:sz w:val="21"/>
           <w:szCs w:val="21"/>
         </w:rPr>
@@ -392,7 +378,7 @@
       </w:r>
       <w:r>
         <w:rPr>
-          <w:rFonts w:ascii="宋体" w:hAnsi="宋体"/>
+          <w:rFonts w:ascii="SimSun" w:hAnsi="SimSun"/>
           <w:sz w:val="21"/>
           <w:szCs w:val="21"/>
         </w:rPr>
@@ -424,7 +410,7 @@
       </w:r>
       <w:r>
         <w:rPr>
-          <w:rFonts w:ascii="宋体" w:hAnsi="宋体"/>
+          <w:rFonts w:ascii="SimSun" w:hAnsi="SimSun"/>
           <w:sz w:val="21"/>
           <w:szCs w:val="21"/>
         </w:rPr>
@@ -463,7 +449,7 @@
       </w:r>
       <w:r>
         <w:rPr>
-          <w:rFonts w:ascii="宋体" w:hAnsi="宋体"/>
+          <w:rFonts w:ascii="SimSun" w:hAnsi="SimSun"/>
           <w:sz w:val="21"/>
           <w:szCs w:val="21"/>
         </w:rPr>
@@ -501,7 +487,7 @@
       </w:r>
       <w:r>
         <w:rPr>
-          <w:rFonts w:ascii="宋体" w:hAnsi="宋体"/>
+          <w:rFonts w:ascii="SimSun" w:hAnsi="SimSun"/>
           <w:sz w:val="21"/>
           <w:szCs w:val="21"/>
         </w:rPr>
@@ -517,7 +503,7 @@
       </w:r>
       <w:r>
         <w:rPr>
-          <w:rFonts w:ascii="宋体" w:hAnsi="宋体"/>
+          <w:rFonts w:ascii="SimSun" w:hAnsi="SimSun"/>
           <w:sz w:val="21"/>
           <w:szCs w:val="21"/>
         </w:rPr>
@@ -532,7 +518,7 @@
       </w:r>
       <w:r>
         <w:rPr>
-          <w:rFonts w:ascii="宋体" w:hAnsi="宋体"/>
+          <w:rFonts w:ascii="SimSun" w:hAnsi="SimSun"/>
           <w:sz w:val="21"/>
           <w:szCs w:val="21"/>
         </w:rPr>
@@ -603,7 +589,6 @@
           <w:szCs w:val="21"/>
         </w:rPr>
       </w:pPr>
-      <w:proofErr w:type="spellStart"/>
       <w:r>
         <w:rPr>
           <w:sz w:val="21"/>
@@ -613,7 +598,7 @@
       </w:r>
       <w:r>
         <w:rPr>
-          <w:rFonts w:ascii="宋体" w:hAnsi="宋体"/>
+          <w:rFonts w:ascii="SimSun" w:hAnsi="SimSun"/>
           <w:sz w:val="21"/>
           <w:szCs w:val="21"/>
         </w:rPr>
@@ -627,7 +612,6 @@
         </w:rPr>
         <w:t>a</w:t>
       </w:r>
-      <w:proofErr w:type="spellEnd"/>
       <w:r>
         <w:rPr>
           <w:rFonts w:hint="eastAsia"/>
@@ -663,7 +647,6 @@
           <w:szCs w:val="21"/>
         </w:rPr>
       </w:pPr>
-      <w:proofErr w:type="spellStart"/>
       <w:r>
         <w:rPr>
           <w:sz w:val="21"/>
@@ -673,7 +656,7 @@
       </w:r>
       <w:r>
         <w:rPr>
-          <w:rFonts w:ascii="宋体" w:hAnsi="宋体"/>
+          <w:rFonts w:ascii="SimSun" w:hAnsi="SimSun"/>
           <w:sz w:val="21"/>
           <w:szCs w:val="21"/>
         </w:rPr>
@@ -687,10 +670,9 @@
         </w:rPr>
         <w:t>c</w:t>
       </w:r>
-      <w:proofErr w:type="spellEnd"/>
-      <w:r>
-        <w:rPr>
-          <w:rFonts w:ascii="宋体" w:hAnsi="宋体"/>
+      <w:r>
+        <w:rPr>
+          <w:rFonts w:ascii="SimSun" w:hAnsi="SimSun"/>
           <w:sz w:val="21"/>
           <w:szCs w:val="21"/>
         </w:rPr>
@@ -722,7 +704,7 @@
       </w:r>
       <w:r>
         <w:rPr>
-          <w:rFonts w:ascii="宋体" w:hAnsi="宋体"/>
+          <w:rFonts w:ascii="SimSun" w:hAnsi="SimSun"/>
           <w:sz w:val="21"/>
           <w:szCs w:val="21"/>
         </w:rPr>
@@ -772,7 +754,7 @@
       </w:r>
       <w:r>
         <w:rPr>
-          <w:rFonts w:ascii="宋体" w:hAnsi="宋体"/>
+          <w:rFonts w:ascii="SimSun" w:hAnsi="SimSun"/>
           <w:sz w:val="21"/>
           <w:szCs w:val="21"/>
         </w:rPr>
@@ -844,7 +826,7 @@
       </w:r>
       <w:r>
         <w:rPr>
-          <w:rFonts w:ascii="宋体" w:hAnsi="宋体"/>
+          <w:rFonts w:ascii="SimSun" w:hAnsi="SimSun"/>
           <w:sz w:val="21"/>
           <w:szCs w:val="21"/>
         </w:rPr>
@@ -876,7 +858,7 @@
       </w:r>
       <w:r>
         <w:rPr>
-          <w:rFonts w:ascii="宋体" w:hAnsi="宋体"/>
+          <w:rFonts w:ascii="SimSun" w:hAnsi="SimSun"/>
           <w:sz w:val="21"/>
           <w:szCs w:val="21"/>
         </w:rPr>
@@ -908,7 +890,7 @@
       </w:r>
       <w:r>
         <w:rPr>
-          <w:rFonts w:ascii="宋体" w:hAnsi="宋体"/>
+          <w:rFonts w:ascii="SimSun" w:hAnsi="SimSun"/>
           <w:sz w:val="21"/>
           <w:szCs w:val="21"/>
         </w:rPr>
@@ -951,7 +933,7 @@
         <w:snapToGrid w:val="0"/>
         <w:spacing w:line="360" w:lineRule="auto"/>
         <w:rPr>
-          <w:rFonts w:ascii="宋体" w:hAnsi="宋体"/>
+          <w:rFonts w:ascii="SimSun" w:hAnsi="SimSun"/>
           <w:sz w:val="21"/>
           <w:szCs w:val="21"/>
         </w:rPr>
@@ -965,7 +947,7 @@
       </w:r>
       <w:r>
         <w:rPr>
-          <w:rFonts w:ascii="宋体" w:hAnsi="宋体"/>
+          <w:rFonts w:ascii="SimSun" w:hAnsi="SimSun"/>
           <w:sz w:val="21"/>
           <w:szCs w:val="21"/>
         </w:rPr>
@@ -988,7 +970,7 @@
       </w:r>
       <w:r>
         <w:rPr>
-          <w:rFonts w:eastAsia="楷体"/>
+          <w:rFonts w:eastAsia="KaiTi"/>
           <w:sz w:val="21"/>
           <w:szCs w:val="21"/>
         </w:rPr>
@@ -996,7 +978,7 @@
       </w:r>
       <w:r>
         <w:rPr>
-          <w:rFonts w:ascii="宋体" w:hAnsi="宋体"/>
+          <w:rFonts w:ascii="SimSun" w:hAnsi="SimSun"/>
           <w:sz w:val="21"/>
           <w:szCs w:val="21"/>
         </w:rPr>
@@ -1012,33 +994,23 @@
       </w:r>
       <w:r>
         <w:rPr>
-          <w:rFonts w:ascii="宋体" w:hAnsi="宋体"/>
+          <w:rFonts w:ascii="SimSun" w:hAnsi="SimSun"/>
           <w:sz w:val="21"/>
           <w:szCs w:val="21"/>
         </w:rPr>
         <w:t>，</w:t>
       </w:r>
-      <w:proofErr w:type="gramStart"/>
-      <w:r>
-        <w:rPr>
-          <w:rFonts w:hint="eastAsia"/>
-          <w:sz w:val="21"/>
-          <w:szCs w:val="21"/>
-        </w:rPr>
-        <w:t>一</w:t>
-      </w:r>
-      <w:proofErr w:type="gramEnd"/>
-      <w:r>
-        <w:rPr>
-          <w:rFonts w:hint="eastAsia"/>
-          <w:sz w:val="21"/>
-          <w:szCs w:val="21"/>
-        </w:rPr>
-        <w:t>平行板电容器</w:t>
-      </w:r>
-      <w:r>
-        <w:rPr>
-          <w:rFonts w:ascii="宋体" w:hAnsi="宋体"/>
+      <w:r>
+        <w:rPr>
+          <w:rFonts w:hint="eastAsia"/>
+          <w:sz w:val="21"/>
+          <w:szCs w:val="21"/>
+        </w:rPr>
+        <w:t>一平行板电容器</w:t>
+      </w:r>
+      <w:r>
+        <w:rPr>
+          <w:rFonts w:ascii="SimSun" w:hAnsi="SimSun"/>
           <w:sz w:val="21"/>
           <w:szCs w:val="21"/>
         </w:rPr>
@@ -1054,7 +1026,7 @@
       </w:r>
       <w:r>
         <w:rPr>
-          <w:rFonts w:ascii="宋体" w:hAnsi="宋体"/>
+          <w:rFonts w:ascii="SimSun" w:hAnsi="SimSun"/>
           <w:sz w:val="21"/>
           <w:szCs w:val="21"/>
         </w:rPr>
@@ -1077,7 +1049,7 @@
       </w:r>
       <w:r>
         <w:rPr>
-          <w:rFonts w:ascii="宋体" w:hAnsi="宋体"/>
+          <w:rFonts w:ascii="SimSun" w:hAnsi="SimSun"/>
           <w:sz w:val="21"/>
           <w:szCs w:val="21"/>
         </w:rPr>
@@ -1101,7 +1073,7 @@
       </w:r>
       <w:r>
         <w:rPr>
-          <w:rFonts w:ascii="宋体" w:hAnsi="宋体"/>
+          <w:rFonts w:ascii="SimSun" w:hAnsi="SimSun"/>
           <w:sz w:val="21"/>
           <w:szCs w:val="21"/>
         </w:rPr>
@@ -1117,7 +1089,7 @@
       </w:r>
       <w:r>
         <w:rPr>
-          <w:rFonts w:ascii="宋体" w:hAnsi="宋体"/>
+          <w:rFonts w:ascii="SimSun" w:hAnsi="SimSun"/>
           <w:sz w:val="21"/>
           <w:szCs w:val="21"/>
         </w:rPr>
@@ -1148,29 +1120,19 @@
       </w:r>
       <w:r>
         <w:rPr>
-          <w:rFonts w:ascii="宋体" w:hAnsi="宋体"/>
+          <w:rFonts w:ascii="SimSun" w:hAnsi="SimSun"/>
           <w:sz w:val="21"/>
           <w:szCs w:val="21"/>
         </w:rPr>
         <w:t>，</w:t>
       </w:r>
-      <w:proofErr w:type="gramStart"/>
-      <w:r>
-        <w:rPr>
-          <w:rFonts w:hint="eastAsia"/>
-          <w:sz w:val="21"/>
-          <w:szCs w:val="21"/>
-        </w:rPr>
-        <w:t>一</w:t>
-      </w:r>
-      <w:proofErr w:type="gramEnd"/>
-      <w:r>
-        <w:rPr>
-          <w:rFonts w:hint="eastAsia"/>
-          <w:sz w:val="21"/>
-          <w:szCs w:val="21"/>
-        </w:rPr>
-        <w:t>带电油滴在</w:t>
+      <w:r>
+        <w:rPr>
+          <w:rFonts w:hint="eastAsia"/>
+          <w:sz w:val="21"/>
+          <w:szCs w:val="21"/>
+        </w:rPr>
+        <w:t>一带电油滴在</w:t>
       </w:r>
       <w:r>
         <w:rPr>
@@ -1190,7 +1152,7 @@
       </w:r>
       <w:r>
         <w:rPr>
-          <w:rFonts w:ascii="宋体" w:hAnsi="宋体"/>
+          <w:rFonts w:ascii="SimSun" w:hAnsi="SimSun"/>
           <w:sz w:val="21"/>
           <w:szCs w:val="21"/>
         </w:rPr>
@@ -1206,7 +1168,7 @@
       </w:r>
       <w:r>
         <w:rPr>
-          <w:rFonts w:ascii="宋体" w:hAnsi="宋体"/>
+          <w:rFonts w:ascii="SimSun" w:hAnsi="SimSun"/>
           <w:sz w:val="21"/>
           <w:szCs w:val="21"/>
         </w:rPr>
@@ -1233,29 +1195,11 @@
           <w:sz w:val="21"/>
           <w:szCs w:val="21"/>
         </w:rPr>
-        <w:t>板缓慢向上平移</w:t>
-      </w:r>
-      <w:proofErr w:type="gramStart"/>
-      <w:r>
-        <w:rPr>
-          <w:rFonts w:hint="eastAsia"/>
-          <w:sz w:val="21"/>
-          <w:szCs w:val="21"/>
-        </w:rPr>
-        <w:t>一</w:t>
-      </w:r>
-      <w:proofErr w:type="gramEnd"/>
-      <w:r>
-        <w:rPr>
-          <w:rFonts w:hint="eastAsia"/>
-          <w:sz w:val="21"/>
-          <w:szCs w:val="21"/>
-        </w:rPr>
-        <w:t>小段距离</w:t>
-      </w:r>
-      <w:r>
-        <w:rPr>
-          <w:rFonts w:ascii="宋体" w:hAnsi="宋体"/>
+        <w:t>板缓慢向上平移一小段距离</w:t>
+      </w:r>
+      <w:r>
+        <w:rPr>
+          <w:rFonts w:ascii="SimSun" w:hAnsi="SimSun"/>
           <w:sz w:val="21"/>
           <w:szCs w:val="21"/>
         </w:rPr>
@@ -1271,7 +1215,7 @@
       </w:r>
       <w:r>
         <w:rPr>
-          <w:rFonts w:ascii="宋体" w:hAnsi="宋体"/>
+          <w:rFonts w:ascii="SimSun" w:hAnsi="SimSun"/>
           <w:sz w:val="21"/>
           <w:szCs w:val="21"/>
         </w:rPr>
@@ -1286,7 +1230,7 @@
       </w:r>
       <w:r>
         <w:rPr>
-          <w:rFonts w:ascii="宋体" w:hAnsi="宋体"/>
+          <w:rFonts w:ascii="SimSun" w:hAnsi="SimSun"/>
           <w:sz w:val="21"/>
           <w:szCs w:val="21"/>
         </w:rPr>
@@ -1366,7 +1310,7 @@
       </w:r>
       <w:r>
         <w:rPr>
-          <w:rFonts w:ascii="宋体" w:hAnsi="宋体"/>
+          <w:rFonts w:ascii="SimSun" w:hAnsi="SimSun"/>
           <w:sz w:val="21"/>
           <w:szCs w:val="21"/>
         </w:rPr>
@@ -1397,7 +1341,7 @@
       </w:r>
       <w:r>
         <w:rPr>
-          <w:rFonts w:ascii="宋体" w:hAnsi="宋体"/>
+          <w:rFonts w:ascii="SimSun" w:hAnsi="SimSun"/>
           <w:sz w:val="21"/>
           <w:szCs w:val="21"/>
         </w:rPr>
@@ -1431,7 +1375,7 @@
       </w:r>
       <w:r>
         <w:rPr>
-          <w:rFonts w:ascii="宋体" w:hAnsi="宋体"/>
+          <w:rFonts w:ascii="SimSun" w:hAnsi="SimSun"/>
           <w:sz w:val="21"/>
           <w:szCs w:val="21"/>
         </w:rPr>
@@ -1470,7 +1414,7 @@
       </w:r>
       <w:r>
         <w:rPr>
-          <w:rFonts w:ascii="宋体" w:hAnsi="宋体"/>
+          <w:rFonts w:ascii="SimSun" w:hAnsi="SimSun"/>
           <w:sz w:val="21"/>
           <w:szCs w:val="21"/>
         </w:rPr>
@@ -1512,7 +1456,7 @@
       </w:r>
       <w:r>
         <w:rPr>
-          <w:rFonts w:ascii="宋体" w:hAnsi="宋体"/>
+          <w:rFonts w:ascii="SimSun" w:hAnsi="SimSun"/>
           <w:sz w:val="21"/>
           <w:szCs w:val="21"/>
         </w:rPr>
@@ -1535,7 +1479,7 @@
       </w:r>
       <w:r>
         <w:rPr>
-          <w:rFonts w:eastAsia="楷体"/>
+          <w:rFonts w:eastAsia="KaiTi"/>
           <w:sz w:val="21"/>
           <w:szCs w:val="21"/>
         </w:rPr>
@@ -1543,7 +1487,7 @@
       </w:r>
       <w:r>
         <w:rPr>
-          <w:rFonts w:ascii="宋体" w:hAnsi="宋体"/>
+          <w:rFonts w:ascii="SimSun" w:hAnsi="SimSun"/>
           <w:sz w:val="21"/>
           <w:szCs w:val="21"/>
         </w:rPr>
@@ -1575,7 +1519,7 @@
       </w:r>
       <w:r>
         <w:rPr>
-          <w:rFonts w:ascii="宋体" w:hAnsi="宋体"/>
+          <w:rFonts w:ascii="SimSun" w:hAnsi="SimSun"/>
           <w:sz w:val="21"/>
           <w:szCs w:val="21"/>
         </w:rPr>
@@ -1639,7 +1583,7 @@
       </w:r>
       <w:r>
         <w:rPr>
-          <w:rFonts w:ascii="宋体" w:hAnsi="宋体"/>
+          <w:rFonts w:ascii="SimSun" w:hAnsi="SimSun"/>
           <w:sz w:val="21"/>
           <w:szCs w:val="21"/>
         </w:rPr>
@@ -1671,7 +1615,7 @@
       </w:r>
       <w:r>
         <w:rPr>
-          <w:rFonts w:ascii="宋体" w:hAnsi="宋体"/>
+          <w:rFonts w:ascii="SimSun" w:hAnsi="SimSun"/>
           <w:sz w:val="21"/>
           <w:szCs w:val="21"/>
         </w:rPr>
@@ -1687,7 +1631,7 @@
       </w:r>
       <w:r>
         <w:rPr>
-          <w:rFonts w:ascii="宋体" w:hAnsi="宋体"/>
+          <w:rFonts w:ascii="SimSun" w:hAnsi="SimSun"/>
           <w:sz w:val="21"/>
           <w:szCs w:val="21"/>
         </w:rPr>
@@ -1711,7 +1655,7 @@
       </w:r>
       <w:r>
         <w:rPr>
-          <w:rFonts w:ascii="宋体" w:hAnsi="宋体"/>
+          <w:rFonts w:ascii="SimSun" w:hAnsi="SimSun"/>
           <w:sz w:val="21"/>
           <w:szCs w:val="21"/>
         </w:rPr>
@@ -1735,7 +1679,7 @@
       </w:r>
       <w:r>
         <w:rPr>
-          <w:rFonts w:ascii="宋体" w:hAnsi="宋体"/>
+          <w:rFonts w:ascii="SimSun" w:hAnsi="SimSun"/>
           <w:sz w:val="21"/>
           <w:szCs w:val="21"/>
         </w:rPr>
@@ -1798,7 +1742,7 @@
       </w:r>
       <w:r>
         <w:rPr>
-          <w:rFonts w:ascii="宋体" w:hAnsi="宋体"/>
+          <w:rFonts w:ascii="SimSun" w:hAnsi="SimSun"/>
           <w:sz w:val="21"/>
           <w:szCs w:val="21"/>
         </w:rPr>
@@ -1814,7 +1758,7 @@
       </w:r>
       <w:r>
         <w:rPr>
-          <w:rFonts w:ascii="宋体" w:hAnsi="宋体"/>
+          <w:rFonts w:ascii="SimSun" w:hAnsi="SimSun"/>
           <w:sz w:val="21"/>
           <w:szCs w:val="21"/>
         </w:rPr>
@@ -1829,7 +1773,7 @@
       </w:r>
       <w:r>
         <w:rPr>
-          <w:rFonts w:ascii="宋体" w:hAnsi="宋体"/>
+          <w:rFonts w:ascii="SimSun" w:hAnsi="SimSun"/>
           <w:sz w:val="21"/>
           <w:szCs w:val="21"/>
         </w:rPr>
@@ -1909,7 +1853,7 @@
       </w:r>
       <w:r>
         <w:rPr>
-          <w:rFonts w:ascii="宋体" w:hAnsi="宋体"/>
+          <w:rFonts w:ascii="SimSun" w:hAnsi="SimSun"/>
           <w:sz w:val="21"/>
           <w:szCs w:val="21"/>
         </w:rPr>
@@ -1941,7 +1885,7 @@
       </w:r>
       <w:r>
         <w:rPr>
-          <w:rFonts w:ascii="宋体" w:hAnsi="宋体"/>
+          <w:rFonts w:ascii="SimSun" w:hAnsi="SimSun"/>
           <w:sz w:val="21"/>
           <w:szCs w:val="21"/>
         </w:rPr>
@@ -1982,7 +1926,6 @@
           <w:szCs w:val="21"/>
         </w:rPr>
       </w:pPr>
-      <w:proofErr w:type="spellStart"/>
       <w:r>
         <w:rPr>
           <w:sz w:val="21"/>
@@ -1992,7 +1935,7 @@
       </w:r>
       <w:r>
         <w:rPr>
-          <w:rFonts w:ascii="宋体" w:hAnsi="宋体"/>
+          <w:rFonts w:ascii="SimSun" w:hAnsi="SimSun"/>
           <w:sz w:val="21"/>
           <w:szCs w:val="21"/>
         </w:rPr>
@@ -2006,10 +1949,9 @@
         </w:rPr>
         <w:t>x</w:t>
       </w:r>
-      <w:proofErr w:type="spellEnd"/>
-      <w:r>
-        <w:rPr>
-          <w:rFonts w:ascii="宋体" w:hAnsi="宋体"/>
+      <w:r>
+        <w:rPr>
+          <w:rFonts w:ascii="SimSun" w:hAnsi="SimSun"/>
           <w:sz w:val="21"/>
           <w:szCs w:val="21"/>
         </w:rPr>
@@ -2057,7 +1999,7 @@
       </w:r>
       <w:r>
         <w:rPr>
-          <w:rFonts w:ascii="宋体" w:hAnsi="宋体"/>
+          <w:rFonts w:ascii="SimSun" w:hAnsi="SimSun"/>
           <w:sz w:val="21"/>
           <w:szCs w:val="21"/>
         </w:rPr>
@@ -2129,7 +2071,7 @@
       </w:r>
       <w:r>
         <w:rPr>
-          <w:rFonts w:ascii="宋体" w:hAnsi="宋体"/>
+          <w:rFonts w:ascii="SimSun" w:hAnsi="SimSun"/>
           <w:sz w:val="21"/>
           <w:szCs w:val="21"/>
         </w:rPr>
@@ -2179,7 +2121,7 @@
       </w:r>
       <w:r>
         <w:rPr>
-          <w:rFonts w:ascii="宋体" w:hAnsi="宋体"/>
+          <w:rFonts w:ascii="SimSun" w:hAnsi="SimSun"/>
           <w:sz w:val="21"/>
           <w:szCs w:val="21"/>
         </w:rPr>
@@ -2277,7 +2219,7 @@
       </w:r>
       <w:r>
         <w:rPr>
-          <w:rFonts w:ascii="宋体" w:hAnsi="宋体"/>
+          <w:rFonts w:ascii="SimSun" w:hAnsi="SimSun"/>
           <w:sz w:val="21"/>
           <w:szCs w:val="21"/>
         </w:rPr>
@@ -2293,7 +2235,7 @@
       </w:r>
       <w:r>
         <w:rPr>
-          <w:rFonts w:ascii="宋体" w:hAnsi="宋体"/>
+          <w:rFonts w:ascii="SimSun" w:hAnsi="SimSun"/>
           <w:sz w:val="21"/>
           <w:szCs w:val="21"/>
         </w:rPr>
@@ -2316,7 +2258,7 @@
       </w:r>
       <w:r>
         <w:rPr>
-          <w:rFonts w:ascii="宋体" w:hAnsi="宋体"/>
+          <w:rFonts w:ascii="SimSun" w:hAnsi="SimSun"/>
           <w:sz w:val="21"/>
           <w:szCs w:val="21"/>
         </w:rPr>
@@ -2331,7 +2273,7 @@
       </w:r>
       <w:r>
         <w:rPr>
-          <w:rFonts w:ascii="宋体" w:hAnsi="宋体"/>
+          <w:rFonts w:ascii="SimSun" w:hAnsi="SimSun"/>
           <w:sz w:val="21"/>
           <w:szCs w:val="21"/>
         </w:rPr>
@@ -2355,7 +2297,7 @@
       </w:r>
       <w:r>
         <w:rPr>
-          <w:rFonts w:ascii="宋体" w:hAnsi="宋体"/>
+          <w:rFonts w:ascii="SimSun" w:hAnsi="SimSun"/>
           <w:sz w:val="21"/>
           <w:szCs w:val="21"/>
         </w:rPr>
@@ -2385,7 +2327,7 @@
       </w:r>
       <w:r>
         <w:rPr>
-          <w:rFonts w:ascii="宋体" w:hAnsi="宋体"/>
+          <w:rFonts w:ascii="SimSun" w:hAnsi="SimSun"/>
           <w:sz w:val="21"/>
           <w:szCs w:val="21"/>
         </w:rPr>
@@ -2409,7 +2351,7 @@
       </w:r>
       <w:r>
         <w:rPr>
-          <w:rFonts w:ascii="宋体" w:hAnsi="宋体"/>
+          <w:rFonts w:ascii="SimSun" w:hAnsi="SimSun"/>
           <w:sz w:val="21"/>
           <w:szCs w:val="21"/>
         </w:rPr>
@@ -2424,7 +2366,7 @@
       </w:r>
       <w:r>
         <w:rPr>
-          <w:rFonts w:ascii="宋体" w:hAnsi="宋体"/>
+          <w:rFonts w:ascii="SimSun" w:hAnsi="SimSun"/>
           <w:sz w:val="21"/>
           <w:szCs w:val="21"/>
         </w:rPr>
@@ -2439,7 +2381,7 @@
       </w:r>
       <w:r>
         <w:rPr>
-          <w:rFonts w:ascii="宋体" w:hAnsi="宋体"/>
+          <w:rFonts w:ascii="SimSun" w:hAnsi="SimSun"/>
           <w:sz w:val="21"/>
           <w:szCs w:val="21"/>
         </w:rPr>
@@ -2454,7 +2396,7 @@
       </w:r>
       <w:r>
         <w:rPr>
-          <w:rFonts w:ascii="宋体" w:hAnsi="宋体"/>
+          <w:rFonts w:ascii="SimSun" w:hAnsi="SimSun"/>
           <w:sz w:val="21"/>
           <w:szCs w:val="21"/>
           <w:vertAlign w:val="superscript"/>
@@ -2486,7 +2428,7 @@
       </w:r>
       <w:r>
         <w:rPr>
-          <w:rFonts w:ascii="宋体" w:hAnsi="宋体"/>
+          <w:rFonts w:ascii="SimSun" w:hAnsi="SimSun"/>
           <w:sz w:val="21"/>
           <w:szCs w:val="21"/>
         </w:rPr>
@@ -2510,7 +2452,7 @@
       </w:r>
       <w:r>
         <w:rPr>
-          <w:rFonts w:ascii="宋体" w:hAnsi="宋体"/>
+          <w:rFonts w:ascii="SimSun" w:hAnsi="SimSun"/>
           <w:sz w:val="21"/>
           <w:szCs w:val="21"/>
         </w:rPr>
@@ -2525,7 +2467,7 @@
       </w:r>
       <w:r>
         <w:rPr>
-          <w:rFonts w:ascii="宋体" w:hAnsi="宋体"/>
+          <w:rFonts w:ascii="SimSun" w:hAnsi="SimSun"/>
           <w:sz w:val="21"/>
           <w:szCs w:val="21"/>
         </w:rPr>
@@ -2540,7 +2482,7 @@
       </w:r>
       <w:r>
         <w:rPr>
-          <w:rFonts w:ascii="宋体" w:hAnsi="宋体"/>
+          <w:rFonts w:ascii="SimSun" w:hAnsi="SimSun"/>
           <w:sz w:val="21"/>
           <w:szCs w:val="21"/>
         </w:rPr>
@@ -2555,7 +2497,7 @@
       </w:r>
       <w:r>
         <w:rPr>
-          <w:rFonts w:ascii="宋体" w:hAnsi="宋体"/>
+          <w:rFonts w:ascii="SimSun" w:hAnsi="SimSun"/>
           <w:sz w:val="21"/>
           <w:szCs w:val="21"/>
           <w:vertAlign w:val="superscript"/>
@@ -2587,7 +2529,7 @@
       </w:r>
       <w:r>
         <w:rPr>
-          <w:rFonts w:ascii="宋体" w:hAnsi="宋体"/>
+          <w:rFonts w:ascii="SimSun" w:hAnsi="SimSun"/>
           <w:sz w:val="21"/>
           <w:szCs w:val="21"/>
         </w:rPr>
@@ -2610,7 +2552,7 @@
       </w:r>
       <w:r>
         <w:rPr>
-          <w:rFonts w:ascii="宋体" w:hAnsi="宋体"/>
+          <w:rFonts w:ascii="SimSun" w:hAnsi="SimSun"/>
           <w:sz w:val="21"/>
           <w:szCs w:val="21"/>
         </w:rPr>
@@ -2681,7 +2623,7 @@
       </w:r>
       <w:r>
         <w:rPr>
-          <w:rFonts w:ascii="宋体" w:hAnsi="宋体"/>
+          <w:rFonts w:ascii="SimSun" w:hAnsi="SimSun"/>
           <w:sz w:val="21"/>
           <w:szCs w:val="21"/>
         </w:rPr>
@@ -2728,7 +2670,7 @@
       </w:r>
       <w:r>
         <w:rPr>
-          <w:rFonts w:ascii="宋体" w:hAnsi="宋体"/>
+          <w:rFonts w:ascii="SimSun" w:hAnsi="SimSun"/>
           <w:sz w:val="21"/>
           <w:szCs w:val="21"/>
         </w:rPr>
@@ -2766,7 +2708,7 @@
       </w:r>
       <w:r>
         <w:rPr>
-          <w:rFonts w:ascii="宋体" w:hAnsi="宋体"/>
+          <w:rFonts w:ascii="SimSun" w:hAnsi="SimSun"/>
           <w:sz w:val="21"/>
           <w:szCs w:val="21"/>
         </w:rPr>
@@ -2781,7 +2723,7 @@
       </w:r>
       <w:r>
         <w:rPr>
-          <w:rFonts w:ascii="宋体" w:hAnsi="宋体"/>
+          <w:rFonts w:ascii="SimSun" w:hAnsi="SimSun"/>
           <w:sz w:val="21"/>
           <w:szCs w:val="21"/>
         </w:rPr>
@@ -2796,7 +2738,7 @@
       </w:r>
       <w:r>
         <w:rPr>
-          <w:rFonts w:ascii="宋体" w:hAnsi="宋体"/>
+          <w:rFonts w:ascii="SimSun" w:hAnsi="SimSun"/>
           <w:sz w:val="21"/>
           <w:szCs w:val="21"/>
         </w:rPr>
@@ -2858,7 +2800,7 @@
       </w:r>
       <w:r>
         <w:rPr>
-          <w:rFonts w:ascii="宋体" w:hAnsi="宋体"/>
+          <w:rFonts w:ascii="SimSun" w:hAnsi="SimSun"/>
           <w:sz w:val="21"/>
           <w:szCs w:val="21"/>
         </w:rPr>
@@ -2874,7 +2816,7 @@
       </w:r>
       <w:r>
         <w:rPr>
-          <w:rFonts w:ascii="宋体" w:hAnsi="宋体"/>
+          <w:rFonts w:ascii="SimSun" w:hAnsi="SimSun"/>
           <w:sz w:val="21"/>
           <w:szCs w:val="21"/>
         </w:rPr>
@@ -2889,7 +2831,7 @@
       </w:r>
       <w:r>
         <w:rPr>
-          <w:rFonts w:ascii="宋体" w:hAnsi="宋体"/>
+          <w:rFonts w:ascii="SimSun" w:hAnsi="SimSun"/>
           <w:sz w:val="21"/>
           <w:szCs w:val="21"/>
         </w:rPr>
@@ -2913,7 +2855,6 @@
           <w:sz w:val="21"/>
           <w:szCs w:val="21"/>
         </w:rPr>
-        <w:lastRenderedPageBreak/>
         <w:drawing>
           <wp:inline distT="0" distB="0" distL="0" distR="0" wp14:anchorId="7068BE24" wp14:editId="7D5352ED">
             <wp:extent cx="1434870" cy="1304290"/>
@@ -2970,7 +2911,7 @@
       </w:r>
       <w:r>
         <w:rPr>
-          <w:rFonts w:ascii="宋体" w:hAnsi="宋体"/>
+          <w:rFonts w:ascii="SimSun" w:hAnsi="SimSun"/>
           <w:sz w:val="21"/>
           <w:szCs w:val="21"/>
         </w:rPr>
@@ -3001,7 +2942,7 @@
       </w:r>
       <w:r>
         <w:rPr>
-          <w:rFonts w:ascii="宋体" w:hAnsi="宋体"/>
+          <w:rFonts w:ascii="SimSun" w:hAnsi="SimSun"/>
           <w:sz w:val="21"/>
           <w:szCs w:val="21"/>
         </w:rPr>
@@ -3050,7 +2991,7 @@
       </w:r>
       <w:r>
         <w:rPr>
-          <w:rFonts w:ascii="宋体" w:hAnsi="宋体"/>
+          <w:rFonts w:ascii="SimSun" w:hAnsi="SimSun"/>
           <w:sz w:val="21"/>
           <w:szCs w:val="21"/>
         </w:rPr>
@@ -3073,7 +3014,7 @@
       </w:r>
       <w:r>
         <w:rPr>
-          <w:rFonts w:ascii="宋体" w:hAnsi="宋体"/>
+          <w:rFonts w:ascii="SimSun" w:hAnsi="SimSun"/>
           <w:sz w:val="21"/>
           <w:szCs w:val="21"/>
         </w:rPr>
@@ -3088,7 +3029,7 @@
       </w:r>
       <w:r>
         <w:rPr>
-          <w:rFonts w:ascii="宋体" w:hAnsi="宋体"/>
+          <w:rFonts w:ascii="SimSun" w:hAnsi="SimSun"/>
           <w:sz w:val="21"/>
           <w:szCs w:val="21"/>
         </w:rPr>
@@ -3144,7 +3085,7 @@
       </w:r>
       <w:r>
         <w:rPr>
-          <w:rFonts w:ascii="宋体" w:hAnsi="宋体"/>
+          <w:rFonts w:ascii="SimSun" w:hAnsi="SimSun"/>
           <w:sz w:val="21"/>
           <w:szCs w:val="21"/>
         </w:rPr>
@@ -3160,7 +3101,7 @@
       </w:r>
       <w:r>
         <w:rPr>
-          <w:rFonts w:ascii="宋体" w:hAnsi="宋体"/>
+          <w:rFonts w:ascii="SimSun" w:hAnsi="SimSun"/>
           <w:sz w:val="21"/>
           <w:szCs w:val="21"/>
         </w:rPr>
@@ -3172,25 +3113,7 @@
           <w:sz w:val="21"/>
           <w:szCs w:val="21"/>
         </w:rPr>
-        <w:t>可使微粒</w:t>
-      </w:r>
-      <w:proofErr w:type="gramStart"/>
-      <w:r>
-        <w:rPr>
-          <w:rFonts w:hint="eastAsia"/>
-          <w:sz w:val="21"/>
-          <w:szCs w:val="21"/>
-        </w:rPr>
-        <w:t>做曲</w:t>
-      </w:r>
-      <w:proofErr w:type="gramEnd"/>
-      <w:r>
-        <w:rPr>
-          <w:rFonts w:hint="eastAsia"/>
-          <w:sz w:val="21"/>
-          <w:szCs w:val="21"/>
-        </w:rPr>
-        <w:t>线运动</w:t>
+        <w:t>可使微粒做曲线运动</w:t>
       </w:r>
     </w:p>
     <w:p>
@@ -3212,7 +3135,7 @@
       </w:r>
       <w:r>
         <w:rPr>
-          <w:rFonts w:ascii="宋体" w:hAnsi="宋体"/>
+          <w:rFonts w:ascii="SimSun" w:hAnsi="SimSun"/>
           <w:sz w:val="21"/>
           <w:szCs w:val="21"/>
         </w:rPr>
@@ -3260,7 +3183,7 @@
       </w:r>
       <w:r>
         <w:rPr>
-          <w:rFonts w:ascii="宋体" w:hAnsi="宋体"/>
+          <w:rFonts w:ascii="SimSun" w:hAnsi="SimSun"/>
           <w:sz w:val="21"/>
           <w:szCs w:val="21"/>
         </w:rPr>
@@ -3276,7 +3199,7 @@
       </w:r>
       <w:r>
         <w:rPr>
-          <w:rFonts w:ascii="宋体" w:hAnsi="宋体"/>
+          <w:rFonts w:ascii="SimSun" w:hAnsi="SimSun"/>
           <w:sz w:val="21"/>
           <w:szCs w:val="21"/>
         </w:rPr>
@@ -3291,7 +3214,7 @@
       </w:r>
       <w:r>
         <w:rPr>
-          <w:rFonts w:ascii="宋体" w:hAnsi="宋体"/>
+          <w:rFonts w:ascii="SimSun" w:hAnsi="SimSun"/>
           <w:sz w:val="21"/>
           <w:szCs w:val="21"/>
         </w:rPr>
@@ -3306,7 +3229,7 @@
       </w:r>
       <w:r>
         <w:rPr>
-          <w:rFonts w:ascii="宋体" w:hAnsi="宋体"/>
+          <w:rFonts w:ascii="SimSun" w:hAnsi="SimSun"/>
           <w:sz w:val="21"/>
           <w:szCs w:val="21"/>
         </w:rPr>
@@ -3321,7 +3244,7 @@
       </w:r>
       <w:r>
         <w:rPr>
-          <w:rFonts w:ascii="宋体" w:hAnsi="宋体"/>
+          <w:rFonts w:ascii="SimSun" w:hAnsi="SimSun"/>
           <w:sz w:val="21"/>
           <w:szCs w:val="21"/>
           <w:vertAlign w:val="superscript"/>
@@ -3371,7 +3294,7 @@
       </w:r>
       <w:r>
         <w:rPr>
-          <w:rFonts w:ascii="宋体" w:hAnsi="宋体"/>
+          <w:rFonts w:ascii="SimSun" w:hAnsi="SimSun"/>
           <w:sz w:val="21"/>
           <w:szCs w:val="21"/>
         </w:rPr>
@@ -3394,7 +3317,7 @@
       </w:r>
       <w:r>
         <w:rPr>
-          <w:rFonts w:eastAsia="楷体"/>
+          <w:rFonts w:eastAsia="KaiTi"/>
           <w:sz w:val="21"/>
           <w:szCs w:val="21"/>
         </w:rPr>
@@ -3402,7 +3325,7 @@
       </w:r>
       <w:r>
         <w:rPr>
-          <w:rFonts w:ascii="宋体" w:hAnsi="宋体"/>
+          <w:rFonts w:ascii="SimSun" w:hAnsi="SimSun"/>
           <w:sz w:val="21"/>
           <w:szCs w:val="21"/>
         </w:rPr>
@@ -3418,13 +3341,12 @@
       </w:r>
       <w:r>
         <w:rPr>
-          <w:rFonts w:ascii="宋体" w:hAnsi="宋体"/>
+          <w:rFonts w:ascii="SimSun" w:hAnsi="SimSun"/>
           <w:sz w:val="21"/>
           <w:szCs w:val="21"/>
         </w:rPr>
         <w:t>，</w:t>
       </w:r>
-      <w:proofErr w:type="spellStart"/>
       <w:r>
         <w:rPr>
           <w:i/>
@@ -3433,36 +3355,17 @@
         </w:rPr>
         <w:t>abcd</w:t>
       </w:r>
-      <w:proofErr w:type="spellEnd"/>
-      <w:r>
-        <w:rPr>
-          <w:rFonts w:hint="eastAsia"/>
-          <w:sz w:val="21"/>
-          <w:szCs w:val="21"/>
-        </w:rPr>
-        <w:t>为匀强电场中的</w:t>
-      </w:r>
-      <w:proofErr w:type="gramStart"/>
-      <w:r>
-        <w:rPr>
-          <w:rFonts w:hint="eastAsia"/>
-          <w:sz w:val="21"/>
-          <w:szCs w:val="21"/>
-        </w:rPr>
-        <w:t>一</w:t>
-      </w:r>
-      <w:proofErr w:type="gramEnd"/>
-      <w:r>
-        <w:rPr>
-          <w:rFonts w:hint="eastAsia"/>
-          <w:sz w:val="21"/>
-          <w:szCs w:val="21"/>
-        </w:rPr>
-        <w:t>等腰梯形</w:t>
-      </w:r>
-      <w:r>
-        <w:rPr>
-          <w:rFonts w:ascii="宋体" w:hAnsi="宋体"/>
+      <w:r>
+        <w:rPr>
+          <w:rFonts w:hint="eastAsia"/>
+          <w:sz w:val="21"/>
+          <w:szCs w:val="21"/>
+        </w:rPr>
+        <w:t>为匀强电场中的一等腰梯形</w:t>
+      </w:r>
+      <w:r>
+        <w:rPr>
+          <w:rFonts w:ascii="SimSun" w:hAnsi="SimSun"/>
           <w:sz w:val="21"/>
           <w:szCs w:val="21"/>
         </w:rPr>
@@ -3478,7 +3381,7 @@
       </w:r>
       <w:r>
         <w:rPr>
-          <w:rFonts w:ascii="宋体" w:hAnsi="宋体"/>
+          <w:rFonts w:ascii="SimSun" w:hAnsi="SimSun"/>
           <w:sz w:val="21"/>
           <w:szCs w:val="21"/>
         </w:rPr>
@@ -3502,13 +3405,12 @@
       </w:r>
       <w:r>
         <w:rPr>
-          <w:rFonts w:ascii="宋体" w:hAnsi="宋体"/>
+          <w:rFonts w:ascii="SimSun" w:hAnsi="SimSun"/>
           <w:sz w:val="21"/>
           <w:szCs w:val="21"/>
         </w:rPr>
         <w:t>＝</w:t>
       </w:r>
-      <w:proofErr w:type="spellStart"/>
       <w:r>
         <w:rPr>
           <w:i/>
@@ -3517,10 +3419,9 @@
         </w:rPr>
         <w:t>bc</w:t>
       </w:r>
-      <w:proofErr w:type="spellEnd"/>
-      <w:r>
-        <w:rPr>
-          <w:rFonts w:ascii="宋体" w:hAnsi="宋体"/>
+      <w:r>
+        <w:rPr>
+          <w:rFonts w:ascii="SimSun" w:hAnsi="SimSun"/>
           <w:sz w:val="21"/>
           <w:szCs w:val="21"/>
         </w:rPr>
@@ -3550,7 +3451,7 @@
       </w:r>
       <w:r>
         <w:rPr>
-          <w:rFonts w:ascii="宋体" w:hAnsi="宋体"/>
+          <w:rFonts w:ascii="SimSun" w:hAnsi="SimSun"/>
           <w:sz w:val="21"/>
           <w:szCs w:val="21"/>
         </w:rPr>
@@ -3566,7 +3467,7 @@
       </w:r>
       <w:r>
         <w:rPr>
-          <w:rFonts w:ascii="宋体" w:hAnsi="宋体"/>
+          <w:rFonts w:ascii="SimSun" w:hAnsi="SimSun"/>
           <w:sz w:val="21"/>
           <w:szCs w:val="21"/>
         </w:rPr>
@@ -3596,7 +3497,7 @@
       </w:r>
       <w:r>
         <w:rPr>
-          <w:rFonts w:ascii="宋体" w:hAnsi="宋体"/>
+          <w:rFonts w:ascii="SimSun" w:hAnsi="SimSun"/>
           <w:sz w:val="21"/>
           <w:szCs w:val="21"/>
         </w:rPr>
@@ -3612,7 +3513,7 @@
       </w:r>
       <w:r>
         <w:rPr>
-          <w:rFonts w:ascii="宋体" w:hAnsi="宋体"/>
+          <w:rFonts w:ascii="SimSun" w:hAnsi="SimSun"/>
           <w:sz w:val="21"/>
           <w:szCs w:val="21"/>
         </w:rPr>
@@ -3628,7 +3529,7 @@
       </w:r>
       <w:r>
         <w:rPr>
-          <w:rFonts w:ascii="宋体" w:hAnsi="宋体"/>
+          <w:rFonts w:ascii="SimSun" w:hAnsi="SimSun"/>
           <w:sz w:val="21"/>
           <w:szCs w:val="21"/>
         </w:rPr>
@@ -3659,7 +3560,7 @@
       </w:r>
       <w:r>
         <w:rPr>
-          <w:rFonts w:ascii="宋体" w:hAnsi="宋体"/>
+          <w:rFonts w:ascii="SimSun" w:hAnsi="SimSun"/>
           <w:sz w:val="21"/>
           <w:szCs w:val="21"/>
         </w:rPr>
@@ -3689,7 +3590,7 @@
       </w:r>
       <w:r>
         <w:rPr>
-          <w:rFonts w:ascii="宋体" w:hAnsi="宋体"/>
+          <w:rFonts w:ascii="SimSun" w:hAnsi="SimSun"/>
           <w:sz w:val="21"/>
           <w:szCs w:val="21"/>
         </w:rPr>
@@ -3719,7 +3620,7 @@
       </w:r>
       <w:r>
         <w:rPr>
-          <w:rFonts w:ascii="宋体" w:hAnsi="宋体"/>
+          <w:rFonts w:ascii="SimSun" w:hAnsi="SimSun"/>
           <w:sz w:val="21"/>
           <w:szCs w:val="21"/>
         </w:rPr>
@@ -3735,7 +3636,7 @@
       </w:r>
       <w:r>
         <w:rPr>
-          <w:rFonts w:ascii="宋体" w:hAnsi="宋体"/>
+          <w:rFonts w:ascii="SimSun" w:hAnsi="SimSun"/>
           <w:sz w:val="21"/>
           <w:szCs w:val="21"/>
         </w:rPr>
@@ -3750,7 +3651,7 @@
       </w:r>
       <w:r>
         <w:rPr>
-          <w:rFonts w:ascii="宋体" w:hAnsi="宋体"/>
+          <w:rFonts w:ascii="SimSun" w:hAnsi="SimSun"/>
           <w:sz w:val="21"/>
           <w:szCs w:val="21"/>
         </w:rPr>
@@ -3821,7 +3722,6 @@
           <w:szCs w:val="21"/>
         </w:rPr>
       </w:pPr>
-      <w:proofErr w:type="spellStart"/>
       <w:r>
         <w:rPr>
           <w:sz w:val="21"/>
@@ -3831,7 +3731,7 @@
       </w:r>
       <w:r>
         <w:rPr>
-          <w:rFonts w:ascii="宋体" w:hAnsi="宋体"/>
+          <w:rFonts w:ascii="SimSun" w:hAnsi="SimSun"/>
           <w:sz w:val="21"/>
           <w:szCs w:val="21"/>
         </w:rPr>
@@ -3845,7 +3745,6 @@
         </w:rPr>
         <w:t>c</w:t>
       </w:r>
-      <w:proofErr w:type="spellEnd"/>
       <w:r>
         <w:rPr>
           <w:rFonts w:hint="eastAsia"/>
@@ -3896,29 +3795,19 @@
       </w:r>
       <w:r>
         <w:rPr>
-          <w:rFonts w:ascii="宋体" w:hAnsi="宋体"/>
+          <w:rFonts w:ascii="SimSun" w:hAnsi="SimSun"/>
           <w:sz w:val="21"/>
           <w:szCs w:val="21"/>
         </w:rPr>
         <w:t>.</w:t>
       </w:r>
-      <w:proofErr w:type="gramStart"/>
-      <w:r>
-        <w:rPr>
-          <w:rFonts w:hint="eastAsia"/>
-          <w:sz w:val="21"/>
-          <w:szCs w:val="21"/>
-        </w:rPr>
-        <w:t>匀</w:t>
-      </w:r>
-      <w:proofErr w:type="gramEnd"/>
-      <w:r>
-        <w:rPr>
-          <w:rFonts w:hint="eastAsia"/>
-          <w:sz w:val="21"/>
-          <w:szCs w:val="21"/>
-        </w:rPr>
-        <w:t>强电场的电场强度为</w:t>
+      <w:r>
+        <w:rPr>
+          <w:rFonts w:hint="eastAsia"/>
+          <w:sz w:val="21"/>
+          <w:szCs w:val="21"/>
+        </w:rPr>
+        <w:t>匀强电场的电场强度为</w:t>
       </w:r>
       <w:r>
         <w:rPr>
@@ -3962,7 +3851,7 @@
       </w:r>
       <w:r>
         <w:rPr>
-          <w:rFonts w:ascii="宋体" w:hAnsi="宋体"/>
+          <w:rFonts w:ascii="SimSun" w:hAnsi="SimSun"/>
           <w:sz w:val="21"/>
           <w:szCs w:val="21"/>
         </w:rPr>
@@ -3976,7 +3865,6 @@
         </w:rPr>
         <w:t>电场强度方向平行于</w:t>
       </w:r>
-      <w:proofErr w:type="spellStart"/>
       <w:r>
         <w:rPr>
           <w:i/>
@@ -3985,8 +3873,6 @@
         </w:rPr>
         <w:t>bc</w:t>
       </w:r>
-      <w:proofErr w:type="spellEnd"/>
-      <w:proofErr w:type="gramStart"/>
       <w:r>
         <w:rPr>
           <w:rFonts w:hint="eastAsia"/>
@@ -3995,7 +3881,6 @@
         </w:rPr>
         <w:t>边斜向下</w:t>
       </w:r>
-      <w:proofErr w:type="gramEnd"/>
     </w:p>
     <w:p>
       <w:pPr>
@@ -4016,7 +3901,7 @@
       </w:r>
       <w:r>
         <w:rPr>
-          <w:rFonts w:ascii="宋体" w:hAnsi="宋体"/>
+          <w:rFonts w:ascii="SimSun" w:hAnsi="SimSun"/>
           <w:sz w:val="21"/>
           <w:szCs w:val="21"/>
         </w:rPr>
@@ -4048,7 +3933,7 @@
       </w:r>
       <w:r>
         <w:rPr>
-          <w:rFonts w:ascii="宋体" w:hAnsi="宋体"/>
+          <w:rFonts w:ascii="SimSun" w:hAnsi="SimSun"/>
           <w:sz w:val="21"/>
           <w:szCs w:val="21"/>
         </w:rPr>
@@ -4082,7 +3967,7 @@
       </w:r>
       <w:r>
         <w:rPr>
-          <w:rFonts w:ascii="宋体" w:hAnsi="宋体"/>
+          <w:rFonts w:ascii="SimSun" w:hAnsi="SimSun"/>
           <w:sz w:val="21"/>
           <w:szCs w:val="21"/>
         </w:rPr>
@@ -4105,7 +3990,7 @@
       </w:r>
       <w:r>
         <w:rPr>
-          <w:rFonts w:eastAsia="楷体"/>
+          <w:rFonts w:eastAsia="KaiTi"/>
           <w:sz w:val="21"/>
           <w:szCs w:val="21"/>
         </w:rPr>
@@ -4113,7 +3998,7 @@
       </w:r>
       <w:r>
         <w:rPr>
-          <w:rFonts w:ascii="宋体" w:hAnsi="宋体"/>
+          <w:rFonts w:ascii="SimSun" w:hAnsi="SimSun"/>
           <w:sz w:val="21"/>
           <w:szCs w:val="21"/>
         </w:rPr>
@@ -4129,7 +4014,7 @@
       </w:r>
       <w:r>
         <w:rPr>
-          <w:rFonts w:ascii="宋体" w:hAnsi="宋体"/>
+          <w:rFonts w:ascii="SimSun" w:hAnsi="SimSun"/>
           <w:sz w:val="21"/>
           <w:szCs w:val="21"/>
         </w:rPr>
@@ -4193,7 +4078,7 @@
       </w:r>
       <w:r>
         <w:rPr>
-          <w:rFonts w:ascii="宋体" w:hAnsi="宋体"/>
+          <w:rFonts w:ascii="SimSun" w:hAnsi="SimSun"/>
           <w:sz w:val="21"/>
           <w:szCs w:val="21"/>
         </w:rPr>
@@ -4217,7 +4102,7 @@
       </w:r>
       <w:r>
         <w:rPr>
-          <w:rFonts w:ascii="宋体" w:hAnsi="宋体"/>
+          <w:rFonts w:ascii="SimSun" w:hAnsi="SimSun"/>
           <w:sz w:val="21"/>
           <w:szCs w:val="21"/>
         </w:rPr>
@@ -4241,7 +4126,7 @@
       </w:r>
       <w:r>
         <w:rPr>
-          <w:rFonts w:ascii="宋体" w:hAnsi="宋体"/>
+          <w:rFonts w:ascii="SimSun" w:hAnsi="SimSun"/>
           <w:sz w:val="21"/>
           <w:szCs w:val="21"/>
         </w:rPr>
@@ -4265,7 +4150,7 @@
       </w:r>
       <w:r>
         <w:rPr>
-          <w:rFonts w:ascii="宋体" w:hAnsi="宋体"/>
+          <w:rFonts w:ascii="SimSun" w:hAnsi="SimSun"/>
           <w:sz w:val="21"/>
           <w:szCs w:val="21"/>
         </w:rPr>
@@ -4281,7 +4166,7 @@
       </w:r>
       <w:r>
         <w:rPr>
-          <w:rFonts w:ascii="宋体" w:hAnsi="宋体"/>
+          <w:rFonts w:ascii="SimSun" w:hAnsi="SimSun"/>
           <w:sz w:val="21"/>
           <w:szCs w:val="21"/>
         </w:rPr>
@@ -4313,7 +4198,7 @@
       </w:r>
       <w:r>
         <w:rPr>
-          <w:rFonts w:ascii="宋体" w:hAnsi="宋体"/>
+          <w:rFonts w:ascii="SimSun" w:hAnsi="SimSun"/>
           <w:sz w:val="21"/>
           <w:szCs w:val="21"/>
         </w:rPr>
@@ -4325,6 +4210,7 @@
           <w:sz w:val="21"/>
           <w:szCs w:val="21"/>
         </w:rPr>
+        <w:lastRenderedPageBreak/>
         <w:t>A'C'</w:t>
       </w:r>
       <w:r>
@@ -4337,7 +4223,7 @@
       </w:r>
       <w:r>
         <w:rPr>
-          <w:rFonts w:ascii="宋体" w:hAnsi="宋体"/>
+          <w:rFonts w:ascii="SimSun" w:hAnsi="SimSun"/>
           <w:sz w:val="21"/>
           <w:szCs w:val="21"/>
         </w:rPr>
@@ -4353,7 +4239,7 @@
       </w:r>
       <w:r>
         <w:rPr>
-          <w:rFonts w:ascii="宋体" w:hAnsi="宋体"/>
+          <w:rFonts w:ascii="SimSun" w:hAnsi="SimSun"/>
           <w:sz w:val="21"/>
           <w:szCs w:val="21"/>
         </w:rPr>
@@ -4369,7 +4255,7 @@
       </w:r>
       <w:r>
         <w:rPr>
-          <w:rFonts w:ascii="宋体" w:hAnsi="宋体"/>
+          <w:rFonts w:ascii="SimSun" w:hAnsi="SimSun"/>
           <w:sz w:val="21"/>
           <w:szCs w:val="21"/>
         </w:rPr>
@@ -4384,7 +4270,7 @@
       </w:r>
       <w:r>
         <w:rPr>
-          <w:rFonts w:ascii="宋体" w:hAnsi="宋体"/>
+          <w:rFonts w:ascii="SimSun" w:hAnsi="SimSun"/>
           <w:sz w:val="21"/>
           <w:szCs w:val="21"/>
         </w:rPr>
@@ -4464,7 +4350,7 @@
       </w:r>
       <w:r>
         <w:rPr>
-          <w:rFonts w:ascii="宋体" w:hAnsi="宋体"/>
+          <w:rFonts w:ascii="SimSun" w:hAnsi="SimSun"/>
           <w:sz w:val="21"/>
           <w:szCs w:val="21"/>
         </w:rPr>
@@ -4480,7 +4366,7 @@
       </w:r>
       <w:r>
         <w:rPr>
-          <w:rFonts w:ascii="宋体" w:hAnsi="宋体"/>
+          <w:rFonts w:ascii="SimSun" w:hAnsi="SimSun"/>
           <w:sz w:val="21"/>
           <w:szCs w:val="21"/>
         </w:rPr>
@@ -4522,7 +4408,7 @@
       </w:r>
       <w:r>
         <w:rPr>
-          <w:rFonts w:ascii="宋体" w:hAnsi="宋体"/>
+          <w:rFonts w:ascii="SimSun" w:hAnsi="SimSun"/>
           <w:sz w:val="21"/>
           <w:szCs w:val="21"/>
         </w:rPr>
@@ -4570,7 +4456,7 @@
       </w:r>
       <w:r>
         <w:rPr>
-          <w:rFonts w:ascii="宋体" w:hAnsi="宋体"/>
+          <w:rFonts w:ascii="SimSun" w:hAnsi="SimSun"/>
           <w:sz w:val="21"/>
           <w:szCs w:val="21"/>
         </w:rPr>
@@ -4604,7 +4490,7 @@
       </w:r>
       <w:r>
         <w:rPr>
-          <w:rFonts w:ascii="宋体" w:hAnsi="宋体"/>
+          <w:rFonts w:ascii="SimSun" w:hAnsi="SimSun"/>
           <w:sz w:val="21"/>
           <w:szCs w:val="21"/>
         </w:rPr>
@@ -4652,7 +4538,7 @@
       </w:r>
       <w:r>
         <w:rPr>
-          <w:rFonts w:ascii="宋体" w:hAnsi="宋体"/>
+          <w:rFonts w:ascii="SimSun" w:hAnsi="SimSun"/>
           <w:sz w:val="21"/>
           <w:szCs w:val="21"/>
         </w:rPr>
@@ -4686,7 +4572,7 @@
       </w:r>
       <w:r>
         <w:rPr>
-          <w:rFonts w:ascii="宋体" w:hAnsi="宋体"/>
+          <w:rFonts w:ascii="SimSun" w:hAnsi="SimSun"/>
           <w:sz w:val="21"/>
           <w:szCs w:val="21"/>
         </w:rPr>
@@ -4734,7 +4620,7 @@
       </w:r>
       <w:r>
         <w:rPr>
-          <w:rFonts w:ascii="宋体" w:hAnsi="宋体"/>
+          <w:rFonts w:ascii="SimSun" w:hAnsi="SimSun"/>
           <w:sz w:val="21"/>
           <w:szCs w:val="21"/>
         </w:rPr>
@@ -4768,7 +4654,7 @@
       </w:r>
       <w:r>
         <w:rPr>
-          <w:rFonts w:ascii="宋体" w:hAnsi="宋体"/>
+          <w:rFonts w:ascii="SimSun" w:hAnsi="SimSun"/>
           <w:sz w:val="21"/>
           <w:szCs w:val="21"/>
         </w:rPr>
@@ -4784,7 +4670,7 @@
       </w:r>
       <w:r>
         <w:rPr>
-          <w:rFonts w:ascii="宋体" w:hAnsi="宋体"/>
+          <w:rFonts w:ascii="SimSun" w:hAnsi="SimSun"/>
           <w:sz w:val="21"/>
           <w:szCs w:val="21"/>
         </w:rPr>
@@ -4800,7 +4686,7 @@
       </w:r>
       <w:r>
         <w:rPr>
-          <w:rFonts w:ascii="宋体" w:hAnsi="宋体"/>
+          <w:rFonts w:ascii="SimSun" w:hAnsi="SimSun"/>
           <w:sz w:val="21"/>
           <w:szCs w:val="21"/>
         </w:rPr>
@@ -4816,7 +4702,7 @@
       </w:r>
       <w:r>
         <w:rPr>
-          <w:rFonts w:ascii="宋体" w:hAnsi="宋体"/>
+          <w:rFonts w:ascii="SimSun" w:hAnsi="SimSun"/>
           <w:sz w:val="21"/>
           <w:szCs w:val="21"/>
         </w:rPr>
@@ -4832,7 +4718,7 @@
       </w:r>
       <w:r>
         <w:rPr>
-          <w:rFonts w:ascii="宋体" w:hAnsi="宋体"/>
+          <w:rFonts w:ascii="SimSun" w:hAnsi="SimSun"/>
           <w:sz w:val="21"/>
           <w:szCs w:val="21"/>
         </w:rPr>
@@ -4848,7 +4734,7 @@
       </w:r>
       <w:r>
         <w:rPr>
-          <w:rFonts w:ascii="宋体" w:hAnsi="宋体"/>
+          <w:rFonts w:ascii="SimSun" w:hAnsi="SimSun"/>
           <w:sz w:val="21"/>
           <w:szCs w:val="21"/>
         </w:rPr>
@@ -4871,7 +4757,7 @@
       </w:r>
       <w:r>
         <w:rPr>
-          <w:rFonts w:ascii="宋体" w:hAnsi="宋体"/>
+          <w:rFonts w:ascii="SimSun" w:hAnsi="SimSun"/>
           <w:sz w:val="21"/>
           <w:szCs w:val="21"/>
         </w:rPr>
@@ -4887,7 +4773,7 @@
       </w:r>
       <w:r>
         <w:rPr>
-          <w:rFonts w:ascii="宋体" w:hAnsi="宋体"/>
+          <w:rFonts w:ascii="SimSun" w:hAnsi="SimSun"/>
           <w:sz w:val="21"/>
           <w:szCs w:val="21"/>
         </w:rPr>
@@ -4910,7 +4796,7 @@
       </w:r>
       <w:r>
         <w:rPr>
-          <w:rFonts w:ascii="宋体" w:hAnsi="宋体"/>
+          <w:rFonts w:ascii="SimSun" w:hAnsi="SimSun"/>
           <w:sz w:val="21"/>
           <w:szCs w:val="21"/>
         </w:rPr>
@@ -4926,7 +4812,7 @@
       </w:r>
       <w:r>
         <w:rPr>
-          <w:rFonts w:ascii="宋体" w:hAnsi="宋体"/>
+          <w:rFonts w:ascii="SimSun" w:hAnsi="SimSun"/>
           <w:sz w:val="21"/>
           <w:szCs w:val="21"/>
         </w:rPr>
@@ -4942,7 +4828,7 @@
       </w:r>
       <w:r>
         <w:rPr>
-          <w:rFonts w:ascii="宋体" w:hAnsi="宋体"/>
+          <w:rFonts w:ascii="SimSun" w:hAnsi="SimSun"/>
           <w:sz w:val="21"/>
           <w:szCs w:val="21"/>
         </w:rPr>
@@ -4958,7 +4844,7 @@
       </w:r>
       <w:r>
         <w:rPr>
-          <w:rFonts w:ascii="宋体" w:hAnsi="宋体"/>
+          <w:rFonts w:ascii="SimSun" w:hAnsi="SimSun"/>
           <w:sz w:val="21"/>
           <w:szCs w:val="21"/>
         </w:rPr>
@@ -4974,7 +4860,7 @@
       </w:r>
       <w:r>
         <w:rPr>
-          <w:rFonts w:ascii="宋体" w:hAnsi="宋体"/>
+          <w:rFonts w:ascii="SimSun" w:hAnsi="SimSun"/>
           <w:sz w:val="21"/>
           <w:szCs w:val="21"/>
         </w:rPr>
@@ -4990,7 +4876,7 @@
       </w:r>
       <w:r>
         <w:rPr>
-          <w:rFonts w:ascii="宋体" w:hAnsi="宋体"/>
+          <w:rFonts w:ascii="SimSun" w:hAnsi="SimSun"/>
           <w:sz w:val="21"/>
           <w:szCs w:val="21"/>
         </w:rPr>
@@ -5005,7 +4891,7 @@
       </w:r>
       <w:r>
         <w:rPr>
-          <w:rFonts w:ascii="宋体" w:hAnsi="宋体"/>
+          <w:rFonts w:ascii="SimSun" w:hAnsi="SimSun"/>
           <w:sz w:val="21"/>
           <w:szCs w:val="21"/>
         </w:rPr>
@@ -5135,12 +5021,11 @@
           <w:sz w:val="21"/>
           <w:szCs w:val="21"/>
         </w:rPr>
-        <w:lastRenderedPageBreak/>
         <w:t>A</w:t>
       </w:r>
       <w:r>
         <w:rPr>
-          <w:rFonts w:ascii="宋体" w:hAnsi="宋体"/>
+          <w:rFonts w:ascii="SimSun" w:hAnsi="SimSun"/>
           <w:sz w:val="21"/>
           <w:szCs w:val="21"/>
         </w:rPr>
@@ -5174,7 +5059,7 @@
       </w:r>
       <w:r>
         <w:rPr>
-          <w:rFonts w:ascii="宋体" w:hAnsi="宋体"/>
+          <w:rFonts w:ascii="SimSun" w:hAnsi="SimSun"/>
           <w:sz w:val="21"/>
           <w:szCs w:val="21"/>
         </w:rPr>
@@ -5208,7 +5093,7 @@
       </w:r>
       <w:r>
         <w:rPr>
-          <w:rFonts w:ascii="宋体" w:hAnsi="宋体"/>
+          <w:rFonts w:ascii="SimSun" w:hAnsi="SimSun"/>
           <w:sz w:val="21"/>
           <w:szCs w:val="21"/>
         </w:rPr>
@@ -5250,7 +5135,7 @@
       </w:r>
       <w:r>
         <w:rPr>
-          <w:rFonts w:ascii="宋体" w:hAnsi="宋体"/>
+          <w:rFonts w:ascii="SimSun" w:hAnsi="SimSun"/>
           <w:sz w:val="21"/>
           <w:szCs w:val="21"/>
         </w:rPr>
@@ -5273,7 +5158,7 @@
       </w:r>
       <w:r>
         <w:rPr>
-          <w:rFonts w:ascii="宋体" w:hAnsi="宋体"/>
+          <w:rFonts w:ascii="SimSun" w:hAnsi="SimSun"/>
           <w:sz w:val="21"/>
           <w:szCs w:val="21"/>
         </w:rPr>
@@ -5309,7 +5194,7 @@
       </m:oMath>
       <w:r>
         <w:rPr>
-          <w:rFonts w:ascii="宋体" w:hAnsi="宋体"/>
+          <w:rFonts w:ascii="SimSun" w:hAnsi="SimSun"/>
           <w:sz w:val="21"/>
           <w:szCs w:val="21"/>
         </w:rPr>
@@ -5345,7 +5230,7 @@
       </m:oMath>
       <w:r>
         <w:rPr>
-          <w:rFonts w:ascii="宋体" w:hAnsi="宋体"/>
+          <w:rFonts w:ascii="SimSun" w:hAnsi="SimSun"/>
           <w:sz w:val="21"/>
           <w:szCs w:val="21"/>
         </w:rPr>
@@ -5364,7 +5249,7 @@
       </w:pPr>
       <w:r>
         <w:rPr>
-          <w:rFonts w:eastAsia="黑体"/>
+          <w:rFonts w:eastAsia="SimHei"/>
           <w:sz w:val="21"/>
           <w:szCs w:val="21"/>
         </w:rPr>
@@ -5372,7 +5257,7 @@
       </w:r>
       <w:r>
         <w:rPr>
-          <w:rFonts w:ascii="宋体" w:hAnsi="宋体"/>
+          <w:rFonts w:ascii="SimSun" w:hAnsi="SimSun"/>
           <w:sz w:val="21"/>
           <w:szCs w:val="21"/>
         </w:rPr>
@@ -5403,7 +5288,7 @@
       </w:r>
       <w:r>
         <w:rPr>
-          <w:rFonts w:ascii="宋体" w:hAnsi="宋体"/>
+          <w:rFonts w:ascii="SimSun" w:hAnsi="SimSun"/>
           <w:sz w:val="21"/>
           <w:szCs w:val="21"/>
         </w:rPr>
@@ -5434,7 +5319,7 @@
       </w:r>
       <w:r>
         <w:rPr>
-          <w:rFonts w:ascii="宋体" w:hAnsi="宋体"/>
+          <w:rFonts w:ascii="SimSun" w:hAnsi="SimSun"/>
           <w:sz w:val="21"/>
           <w:szCs w:val="21"/>
         </w:rPr>
@@ -5465,7 +5350,7 @@
       </w:r>
       <w:r>
         <w:rPr>
-          <w:rFonts w:ascii="宋体" w:hAnsi="宋体"/>
+          <w:rFonts w:ascii="SimSun" w:hAnsi="SimSun"/>
           <w:sz w:val="21"/>
           <w:szCs w:val="21"/>
         </w:rPr>
@@ -5481,7 +5366,7 @@
       </w:r>
       <w:r>
         <w:rPr>
-          <w:rFonts w:ascii="宋体" w:hAnsi="宋体"/>
+          <w:rFonts w:ascii="SimSun" w:hAnsi="SimSun"/>
           <w:sz w:val="21"/>
           <w:szCs w:val="21"/>
         </w:rPr>
@@ -5497,7 +5382,7 @@
       </w:r>
       <w:r>
         <w:rPr>
-          <w:rFonts w:ascii="宋体" w:hAnsi="宋体"/>
+          <w:rFonts w:ascii="SimSun" w:hAnsi="SimSun"/>
           <w:sz w:val="21"/>
           <w:szCs w:val="21"/>
         </w:rPr>
@@ -5528,7 +5413,7 @@
       </w:r>
       <w:r>
         <w:rPr>
-          <w:rFonts w:ascii="宋体" w:hAnsi="宋体"/>
+          <w:rFonts w:ascii="SimSun" w:hAnsi="SimSun"/>
           <w:sz w:val="21"/>
           <w:szCs w:val="21"/>
         </w:rPr>
@@ -5559,7 +5444,7 @@
       </w:r>
       <w:r>
         <w:rPr>
-          <w:rFonts w:ascii="宋体" w:hAnsi="宋体"/>
+          <w:rFonts w:ascii="SimSun" w:hAnsi="SimSun"/>
           <w:sz w:val="21"/>
           <w:szCs w:val="21"/>
         </w:rPr>
@@ -5590,7 +5475,7 @@
       </w:r>
       <w:r>
         <w:rPr>
-          <w:rFonts w:ascii="宋体" w:hAnsi="宋体"/>
+          <w:rFonts w:ascii="SimSun" w:hAnsi="SimSun"/>
           <w:sz w:val="21"/>
           <w:szCs w:val="21"/>
         </w:rPr>
@@ -5616,7 +5501,7 @@
       </w:r>
       <w:r>
         <w:rPr>
-          <w:rFonts w:ascii="宋体" w:hAnsi="宋体"/>
+          <w:rFonts w:ascii="SimSun" w:hAnsi="SimSun"/>
           <w:sz w:val="21"/>
           <w:szCs w:val="21"/>
         </w:rPr>
@@ -5639,7 +5524,7 @@
       </w:r>
       <w:r>
         <w:rPr>
-          <w:rFonts w:eastAsia="楷体"/>
+          <w:rFonts w:eastAsia="KaiTi"/>
           <w:sz w:val="21"/>
           <w:szCs w:val="21"/>
         </w:rPr>
@@ -5647,7 +5532,7 @@
       </w:r>
       <w:r>
         <w:rPr>
-          <w:rFonts w:ascii="宋体" w:hAnsi="宋体"/>
+          <w:rFonts w:ascii="SimSun" w:hAnsi="SimSun"/>
           <w:sz w:val="21"/>
           <w:szCs w:val="21"/>
         </w:rPr>
@@ -5659,29 +5544,11 @@
           <w:sz w:val="21"/>
           <w:szCs w:val="21"/>
         </w:rPr>
-        <w:t>雾</w:t>
-      </w:r>
-      <w:proofErr w:type="gramStart"/>
-      <w:r>
-        <w:rPr>
-          <w:rFonts w:hint="eastAsia"/>
-          <w:sz w:val="21"/>
-          <w:szCs w:val="21"/>
-        </w:rPr>
-        <w:t>霾</w:t>
-      </w:r>
-      <w:proofErr w:type="gramEnd"/>
-      <w:r>
-        <w:rPr>
-          <w:rFonts w:hint="eastAsia"/>
-          <w:sz w:val="21"/>
-          <w:szCs w:val="21"/>
-        </w:rPr>
-        <w:t>的一个重要来源就是工业烟尘</w:t>
-      </w:r>
-      <w:r>
-        <w:rPr>
-          <w:rFonts w:ascii="宋体" w:hAnsi="宋体"/>
+        <w:t>雾霾的一个重要来源就是工业烟尘</w:t>
+      </w:r>
+      <w:r>
+        <w:rPr>
+          <w:rFonts w:ascii="SimSun" w:hAnsi="SimSun"/>
           <w:sz w:val="21"/>
           <w:szCs w:val="21"/>
         </w:rPr>
@@ -5697,7 +5564,7 @@
       </w:r>
       <w:r>
         <w:rPr>
-          <w:rFonts w:ascii="宋体" w:hAnsi="宋体"/>
+          <w:rFonts w:ascii="SimSun" w:hAnsi="SimSun"/>
           <w:sz w:val="21"/>
           <w:szCs w:val="21"/>
         </w:rPr>
@@ -5713,7 +5580,7 @@
       </w:r>
       <w:r>
         <w:rPr>
-          <w:rFonts w:ascii="宋体" w:hAnsi="宋体"/>
+          <w:rFonts w:ascii="SimSun" w:hAnsi="SimSun"/>
           <w:sz w:val="21"/>
           <w:szCs w:val="21"/>
         </w:rPr>
@@ -5729,7 +5596,7 @@
       </w:r>
       <w:r>
         <w:rPr>
-          <w:rFonts w:ascii="宋体" w:hAnsi="宋体"/>
+          <w:rFonts w:ascii="SimSun" w:hAnsi="SimSun"/>
           <w:sz w:val="21"/>
           <w:szCs w:val="21"/>
         </w:rPr>
@@ -5745,7 +5612,7 @@
       </w:r>
       <w:r>
         <w:rPr>
-          <w:rFonts w:ascii="宋体" w:hAnsi="宋体"/>
+          <w:rFonts w:ascii="SimSun" w:hAnsi="SimSun"/>
           <w:sz w:val="21"/>
           <w:szCs w:val="21"/>
         </w:rPr>
@@ -5757,11 +5624,19 @@
           <w:sz w:val="21"/>
           <w:szCs w:val="21"/>
         </w:rPr>
-        <w:t>工作原理图可简化为如图所示</w:t>
-      </w:r>
-      <w:r>
-        <w:rPr>
-          <w:rFonts w:ascii="宋体" w:hAnsi="宋体"/>
+        <w:t>工作原理图可简化为如图所</w:t>
+      </w:r>
+      <w:r>
+        <w:rPr>
+          <w:rFonts w:hint="eastAsia"/>
+          <w:sz w:val="21"/>
+          <w:szCs w:val="21"/>
+        </w:rPr>
+        <w:t>示</w:t>
+      </w:r>
+      <w:r>
+        <w:rPr>
+          <w:rFonts w:ascii="SimSun" w:hAnsi="SimSun"/>
           <w:sz w:val="21"/>
           <w:szCs w:val="21"/>
         </w:rPr>
@@ -5777,7 +5652,7 @@
       </w:r>
       <w:r>
         <w:rPr>
-          <w:rFonts w:ascii="宋体" w:hAnsi="宋体"/>
+          <w:rFonts w:ascii="SimSun" w:hAnsi="SimSun"/>
           <w:sz w:val="21"/>
           <w:szCs w:val="21"/>
         </w:rPr>
@@ -5793,7 +5668,7 @@
       </w:r>
       <w:r>
         <w:rPr>
-          <w:rFonts w:ascii="宋体" w:hAnsi="宋体"/>
+          <w:rFonts w:ascii="SimSun" w:hAnsi="SimSun"/>
           <w:sz w:val="21"/>
           <w:szCs w:val="21"/>
         </w:rPr>
@@ -5809,7 +5684,7 @@
       </w:r>
       <w:r>
         <w:rPr>
-          <w:rFonts w:ascii="宋体" w:hAnsi="宋体"/>
+          <w:rFonts w:ascii="SimSun" w:hAnsi="SimSun"/>
           <w:sz w:val="21"/>
           <w:szCs w:val="21"/>
         </w:rPr>
@@ -5825,7 +5700,7 @@
       </w:r>
       <w:r>
         <w:rPr>
-          <w:rFonts w:ascii="宋体" w:hAnsi="宋体"/>
+          <w:rFonts w:ascii="SimSun" w:hAnsi="SimSun"/>
           <w:sz w:val="21"/>
           <w:szCs w:val="21"/>
         </w:rPr>
@@ -5849,7 +5724,7 @@
       </w:r>
       <w:r>
         <w:rPr>
-          <w:rFonts w:ascii="宋体" w:hAnsi="宋体"/>
+          <w:rFonts w:ascii="SimSun" w:hAnsi="SimSun"/>
           <w:sz w:val="21"/>
           <w:szCs w:val="21"/>
         </w:rPr>
@@ -5864,7 +5739,7 @@
       </w:r>
       <w:r>
         <w:rPr>
-          <w:rFonts w:ascii="宋体" w:hAnsi="宋体"/>
+          <w:rFonts w:ascii="SimSun" w:hAnsi="SimSun"/>
           <w:sz w:val="21"/>
           <w:szCs w:val="21"/>
         </w:rPr>
@@ -5944,7 +5819,7 @@
       </w:r>
       <w:r>
         <w:rPr>
-          <w:rFonts w:ascii="宋体" w:hAnsi="宋体"/>
+          <w:rFonts w:ascii="SimSun" w:hAnsi="SimSun"/>
           <w:sz w:val="21"/>
           <w:szCs w:val="21"/>
         </w:rPr>
@@ -5978,7 +5853,7 @@
       </w:r>
       <w:r>
         <w:rPr>
-          <w:rFonts w:ascii="宋体" w:hAnsi="宋体"/>
+          <w:rFonts w:ascii="SimSun" w:hAnsi="SimSun"/>
           <w:sz w:val="21"/>
           <w:szCs w:val="21"/>
         </w:rPr>
@@ -6012,7 +5887,7 @@
       </w:r>
       <w:r>
         <w:rPr>
-          <w:rFonts w:ascii="宋体" w:hAnsi="宋体"/>
+          <w:rFonts w:ascii="SimSun" w:hAnsi="SimSun"/>
           <w:sz w:val="21"/>
           <w:szCs w:val="21"/>
         </w:rPr>
@@ -6070,7 +5945,7 @@
       </w:r>
       <w:r>
         <w:rPr>
-          <w:rFonts w:ascii="宋体" w:hAnsi="宋体"/>
+          <w:rFonts w:ascii="SimSun" w:hAnsi="SimSun"/>
           <w:sz w:val="21"/>
           <w:szCs w:val="21"/>
         </w:rPr>
@@ -6136,7 +6011,7 @@
       </w:r>
       <w:r>
         <w:rPr>
-          <w:rFonts w:ascii="宋体" w:hAnsi="宋体"/>
+          <w:rFonts w:ascii="SimSun" w:hAnsi="SimSun"/>
           <w:sz w:val="21"/>
           <w:szCs w:val="21"/>
         </w:rPr>
@@ -6159,7 +6034,7 @@
       </w:r>
       <w:r>
         <w:rPr>
-          <w:rFonts w:eastAsia="楷体"/>
+          <w:rFonts w:eastAsia="KaiTi"/>
           <w:sz w:val="21"/>
           <w:szCs w:val="21"/>
         </w:rPr>
@@ -6167,7 +6042,7 @@
       </w:r>
       <w:r>
         <w:rPr>
-          <w:rFonts w:ascii="宋体" w:hAnsi="宋体"/>
+          <w:rFonts w:ascii="SimSun" w:hAnsi="SimSun"/>
           <w:sz w:val="21"/>
           <w:szCs w:val="21"/>
         </w:rPr>
@@ -6183,7 +6058,7 @@
       </w:r>
       <w:r>
         <w:rPr>
-          <w:rFonts w:ascii="宋体" w:hAnsi="宋体"/>
+          <w:rFonts w:ascii="SimSun" w:hAnsi="SimSun"/>
           <w:sz w:val="21"/>
           <w:szCs w:val="21"/>
         </w:rPr>
@@ -6199,7 +6074,7 @@
       </w:r>
       <w:r>
         <w:rPr>
-          <w:rFonts w:ascii="宋体" w:hAnsi="宋体"/>
+          <w:rFonts w:ascii="SimSun" w:hAnsi="SimSun"/>
           <w:sz w:val="21"/>
           <w:szCs w:val="21"/>
         </w:rPr>
@@ -6223,7 +6098,7 @@
       </w:r>
       <w:r>
         <w:rPr>
-          <w:rFonts w:ascii="宋体" w:hAnsi="宋体"/>
+          <w:rFonts w:ascii="SimSun" w:hAnsi="SimSun"/>
           <w:sz w:val="21"/>
           <w:szCs w:val="21"/>
         </w:rPr>
@@ -6271,7 +6146,7 @@
       </w:r>
       <w:r>
         <w:rPr>
-          <w:rFonts w:ascii="宋体" w:hAnsi="宋体"/>
+          <w:rFonts w:ascii="SimSun" w:hAnsi="SimSun"/>
           <w:sz w:val="21"/>
           <w:szCs w:val="21"/>
         </w:rPr>
@@ -6319,7 +6194,7 @@
       </w:r>
       <w:r>
         <w:rPr>
-          <w:rFonts w:ascii="宋体" w:hAnsi="宋体"/>
+          <w:rFonts w:ascii="SimSun" w:hAnsi="SimSun"/>
           <w:sz w:val="21"/>
           <w:szCs w:val="21"/>
         </w:rPr>
@@ -6351,7 +6226,7 @@
       </w:r>
       <w:r>
         <w:rPr>
-          <w:rFonts w:ascii="宋体" w:hAnsi="宋体"/>
+          <w:rFonts w:ascii="SimSun" w:hAnsi="SimSun"/>
           <w:sz w:val="21"/>
           <w:szCs w:val="21"/>
         </w:rPr>
@@ -6391,7 +6266,7 @@
       </w:r>
       <w:r>
         <w:rPr>
-          <w:rFonts w:ascii="宋体" w:hAnsi="宋体"/>
+          <w:rFonts w:ascii="SimSun" w:hAnsi="SimSun"/>
           <w:sz w:val="21"/>
           <w:szCs w:val="21"/>
         </w:rPr>
@@ -6403,25 +6278,7 @@
           <w:sz w:val="21"/>
           <w:szCs w:val="21"/>
         </w:rPr>
-        <w:t>分别</w:t>
-      </w:r>
-      <w:proofErr w:type="gramStart"/>
-      <w:r>
-        <w:rPr>
-          <w:rFonts w:hint="eastAsia"/>
-          <w:sz w:val="21"/>
-          <w:szCs w:val="21"/>
-        </w:rPr>
-        <w:t>作出</w:t>
-      </w:r>
-      <w:proofErr w:type="gramEnd"/>
-      <w:r>
-        <w:rPr>
-          <w:rFonts w:hint="eastAsia"/>
-          <w:sz w:val="21"/>
-          <w:szCs w:val="21"/>
-        </w:rPr>
-        <w:t>了</w:t>
+        <w:t>分别作出了</w:t>
       </w:r>
       <w:r>
         <w:rPr>
@@ -6449,7 +6306,7 @@
       </w:r>
       <w:r>
         <w:rPr>
-          <w:rFonts w:ascii="宋体" w:hAnsi="宋体"/>
+          <w:rFonts w:ascii="SimSun" w:hAnsi="SimSun"/>
           <w:sz w:val="21"/>
           <w:szCs w:val="21"/>
         </w:rPr>
@@ -6472,7 +6329,7 @@
       </w:r>
       <w:r>
         <w:rPr>
-          <w:rFonts w:ascii="宋体" w:hAnsi="宋体"/>
+          <w:rFonts w:ascii="SimSun" w:hAnsi="SimSun"/>
           <w:sz w:val="21"/>
           <w:szCs w:val="21"/>
         </w:rPr>
@@ -6560,7 +6417,7 @@
       </w:r>
       <w:r>
         <w:rPr>
-          <w:rFonts w:ascii="宋体" w:hAnsi="宋体"/>
+          <w:rFonts w:ascii="SimSun" w:hAnsi="SimSun"/>
           <w:sz w:val="21"/>
           <w:szCs w:val="21"/>
         </w:rPr>
@@ -6599,7 +6456,7 @@
       </w:r>
       <w:r>
         <w:rPr>
-          <w:rFonts w:ascii="宋体" w:hAnsi="宋体"/>
+          <w:rFonts w:ascii="SimSun" w:hAnsi="SimSun"/>
           <w:sz w:val="21"/>
           <w:szCs w:val="21"/>
         </w:rPr>
@@ -6647,7 +6504,7 @@
       </w:r>
       <w:r>
         <w:rPr>
-          <w:rFonts w:ascii="宋体" w:hAnsi="宋体"/>
+          <w:rFonts w:ascii="SimSun" w:hAnsi="SimSun"/>
           <w:sz w:val="21"/>
           <w:szCs w:val="21"/>
         </w:rPr>
@@ -6663,7 +6520,7 @@
       </w:r>
       <w:r>
         <w:rPr>
-          <w:rFonts w:ascii="宋体" w:hAnsi="宋体"/>
+          <w:rFonts w:ascii="SimSun" w:hAnsi="SimSun"/>
           <w:sz w:val="21"/>
           <w:szCs w:val="21"/>
         </w:rPr>
@@ -6678,7 +6535,7 @@
       </w:r>
       <w:r>
         <w:rPr>
-          <w:rFonts w:ascii="宋体" w:hAnsi="宋体"/>
+          <w:rFonts w:ascii="SimSun" w:hAnsi="SimSun"/>
           <w:sz w:val="21"/>
           <w:szCs w:val="21"/>
         </w:rPr>
@@ -6812,7 +6669,7 @@
       </w:r>
       <w:r>
         <w:rPr>
-          <w:rFonts w:ascii="宋体" w:hAnsi="宋体"/>
+          <w:rFonts w:ascii="SimSun" w:hAnsi="SimSun"/>
           <w:sz w:val="21"/>
           <w:szCs w:val="21"/>
         </w:rPr>
@@ -6835,7 +6692,7 @@
       </w:r>
       <w:r>
         <w:rPr>
-          <w:rFonts w:eastAsia="楷体"/>
+          <w:rFonts w:eastAsia="KaiTi"/>
           <w:sz w:val="21"/>
           <w:szCs w:val="21"/>
         </w:rPr>
@@ -6843,7 +6700,7 @@
       </w:r>
       <w:r>
         <w:rPr>
-          <w:rFonts w:ascii="宋体" w:hAnsi="宋体"/>
+          <w:rFonts w:ascii="SimSun" w:hAnsi="SimSun"/>
           <w:sz w:val="21"/>
           <w:szCs w:val="21"/>
         </w:rPr>
@@ -6859,7 +6716,7 @@
       </w:r>
       <w:r>
         <w:rPr>
-          <w:rFonts w:ascii="宋体" w:hAnsi="宋体"/>
+          <w:rFonts w:ascii="SimSun" w:hAnsi="SimSun"/>
           <w:sz w:val="21"/>
           <w:szCs w:val="21"/>
         </w:rPr>
@@ -6891,7 +6748,7 @@
       </w:r>
       <w:r>
         <w:rPr>
-          <w:rFonts w:ascii="宋体" w:hAnsi="宋体"/>
+          <w:rFonts w:ascii="SimSun" w:hAnsi="SimSun"/>
           <w:sz w:val="21"/>
           <w:szCs w:val="21"/>
         </w:rPr>
@@ -6907,7 +6764,7 @@
       </w:r>
       <w:r>
         <w:rPr>
-          <w:rFonts w:ascii="宋体" w:hAnsi="宋体"/>
+          <w:rFonts w:ascii="SimSun" w:hAnsi="SimSun"/>
           <w:sz w:val="21"/>
           <w:szCs w:val="21"/>
         </w:rPr>
@@ -6954,7 +6811,7 @@
       </w:r>
       <w:r>
         <w:rPr>
-          <w:rFonts w:ascii="宋体" w:hAnsi="宋体"/>
+          <w:rFonts w:ascii="SimSun" w:hAnsi="SimSun"/>
           <w:sz w:val="21"/>
           <w:szCs w:val="21"/>
         </w:rPr>
@@ -6975,23 +6832,13 @@
         </w:rPr>
         <w:t>A</w:t>
       </w:r>
-      <w:proofErr w:type="gramStart"/>
-      <w:r>
-        <w:rPr>
-          <w:rFonts w:hint="eastAsia"/>
-          <w:sz w:val="21"/>
-          <w:szCs w:val="21"/>
-        </w:rPr>
-        <w:t>板中心</w:t>
-      </w:r>
-      <w:proofErr w:type="gramEnd"/>
-      <w:r>
-        <w:rPr>
-          <w:rFonts w:hint="eastAsia"/>
-          <w:sz w:val="21"/>
-          <w:szCs w:val="21"/>
-        </w:rPr>
-        <w:t>沿中心线</w:t>
+      <w:r>
+        <w:rPr>
+          <w:rFonts w:hint="eastAsia"/>
+          <w:sz w:val="21"/>
+          <w:szCs w:val="21"/>
+        </w:rPr>
+        <w:t>板中心沿中心线</w:t>
       </w:r>
       <w:r>
         <w:rPr>
@@ -7011,7 +6858,7 @@
       </w:r>
       <w:r>
         <w:rPr>
-          <w:rFonts w:ascii="宋体" w:hAnsi="宋体"/>
+          <w:rFonts w:ascii="SimSun" w:hAnsi="SimSun"/>
           <w:sz w:val="21"/>
           <w:szCs w:val="21"/>
         </w:rPr>
@@ -7034,7 +6881,7 @@
       </w:r>
       <w:r>
         <w:rPr>
-          <w:rFonts w:ascii="宋体" w:hAnsi="宋体"/>
+          <w:rFonts w:ascii="SimSun" w:hAnsi="SimSun"/>
           <w:sz w:val="21"/>
           <w:szCs w:val="21"/>
         </w:rPr>
@@ -7057,7 +6904,7 @@
       </w:r>
       <w:r>
         <w:rPr>
-          <w:rFonts w:ascii="宋体" w:hAnsi="宋体"/>
+          <w:rFonts w:ascii="SimSun" w:hAnsi="SimSun"/>
           <w:sz w:val="21"/>
           <w:szCs w:val="21"/>
         </w:rPr>
@@ -7089,7 +6936,7 @@
       </w:r>
       <w:r>
         <w:rPr>
-          <w:rFonts w:ascii="宋体" w:hAnsi="宋体"/>
+          <w:rFonts w:ascii="SimSun" w:hAnsi="SimSun"/>
           <w:sz w:val="21"/>
           <w:szCs w:val="21"/>
         </w:rPr>
@@ -7121,7 +6968,7 @@
       </w:r>
       <w:r>
         <w:rPr>
-          <w:rFonts w:ascii="宋体" w:hAnsi="宋体"/>
+          <w:rFonts w:ascii="SimSun" w:hAnsi="SimSun"/>
           <w:sz w:val="21"/>
           <w:szCs w:val="21"/>
         </w:rPr>
@@ -7136,7 +6983,7 @@
       </w:r>
       <w:r>
         <w:rPr>
-          <w:rFonts w:ascii="宋体" w:hAnsi="宋体"/>
+          <w:rFonts w:ascii="SimSun" w:hAnsi="SimSun"/>
           <w:sz w:val="21"/>
           <w:szCs w:val="21"/>
         </w:rPr>
@@ -7175,7 +7022,7 @@
       </w:r>
       <w:r>
         <w:rPr>
-          <w:rFonts w:ascii="宋体" w:hAnsi="宋体"/>
+          <w:rFonts w:ascii="SimSun" w:hAnsi="SimSun"/>
           <w:sz w:val="21"/>
           <w:szCs w:val="21"/>
         </w:rPr>
@@ -7199,7 +7046,7 @@
       </w:r>
       <w:r>
         <w:rPr>
-          <w:rFonts w:ascii="宋体" w:hAnsi="宋体"/>
+          <w:rFonts w:ascii="SimSun" w:hAnsi="SimSun"/>
           <w:sz w:val="21"/>
           <w:szCs w:val="21"/>
         </w:rPr>
@@ -7223,7 +7070,7 @@
       </w:r>
       <w:r>
         <w:rPr>
-          <w:rFonts w:ascii="宋体" w:hAnsi="宋体"/>
+          <w:rFonts w:ascii="SimSun" w:hAnsi="SimSun"/>
           <w:sz w:val="21"/>
           <w:szCs w:val="21"/>
         </w:rPr>
@@ -7247,7 +7094,7 @@
       </w:r>
       <w:r>
         <w:rPr>
-          <w:rFonts w:ascii="宋体" w:hAnsi="宋体"/>
+          <w:rFonts w:ascii="SimSun" w:hAnsi="SimSun"/>
           <w:sz w:val="21"/>
           <w:szCs w:val="21"/>
         </w:rPr>
@@ -7263,7 +7110,7 @@
       </w:r>
       <w:r>
         <w:rPr>
-          <w:rFonts w:ascii="宋体" w:hAnsi="宋体"/>
+          <w:rFonts w:ascii="SimSun" w:hAnsi="SimSun"/>
           <w:sz w:val="21"/>
           <w:szCs w:val="21"/>
         </w:rPr>
@@ -7279,7 +7126,7 @@
       </w:r>
       <w:r>
         <w:rPr>
-          <w:rFonts w:ascii="宋体" w:hAnsi="宋体"/>
+          <w:rFonts w:ascii="SimSun" w:hAnsi="SimSun"/>
           <w:sz w:val="21"/>
           <w:szCs w:val="21"/>
         </w:rPr>
@@ -7294,7 +7141,7 @@
       </w:r>
       <w:r>
         <w:rPr>
-          <w:rFonts w:ascii="宋体" w:hAnsi="宋体"/>
+          <w:rFonts w:ascii="SimSun" w:hAnsi="SimSun"/>
           <w:sz w:val="21"/>
           <w:szCs w:val="21"/>
         </w:rPr>
@@ -7374,7 +7221,7 @@
       </w:r>
       <w:r>
         <w:rPr>
-          <w:rFonts w:ascii="宋体" w:hAnsi="宋体"/>
+          <w:rFonts w:ascii="SimSun" w:hAnsi="SimSun"/>
           <w:sz w:val="21"/>
           <w:szCs w:val="21"/>
         </w:rPr>
@@ -7406,7 +7253,7 @@
       </w:r>
       <w:r>
         <w:rPr>
-          <w:rFonts w:ascii="宋体" w:hAnsi="宋体"/>
+          <w:rFonts w:ascii="SimSun" w:hAnsi="SimSun"/>
           <w:sz w:val="21"/>
           <w:szCs w:val="21"/>
         </w:rPr>
@@ -7448,7 +7295,7 @@
       </w:r>
       <w:r>
         <w:rPr>
-          <w:rFonts w:ascii="宋体" w:hAnsi="宋体"/>
+          <w:rFonts w:ascii="SimSun" w:hAnsi="SimSun"/>
           <w:sz w:val="21"/>
           <w:szCs w:val="21"/>
         </w:rPr>
@@ -7471,7 +7318,7 @@
       </w:r>
       <w:r>
         <w:rPr>
-          <w:rFonts w:ascii="宋体" w:hAnsi="宋体"/>
+          <w:rFonts w:ascii="SimSun" w:hAnsi="SimSun"/>
           <w:sz w:val="21"/>
           <w:szCs w:val="21"/>
         </w:rPr>
@@ -7510,7 +7357,7 @@
       </w:r>
       <w:r>
         <w:rPr>
-          <w:rFonts w:ascii="宋体" w:hAnsi="宋体"/>
+          <w:rFonts w:ascii="SimSun" w:hAnsi="SimSun"/>
           <w:sz w:val="21"/>
           <w:szCs w:val="21"/>
         </w:rPr>
@@ -7548,11 +7395,12 @@
           <w:sz w:val="21"/>
           <w:szCs w:val="21"/>
         </w:rPr>
+        <w:lastRenderedPageBreak/>
         <w:t>C</w:t>
       </w:r>
       <w:r>
         <w:rPr>
-          <w:rFonts w:ascii="宋体" w:hAnsi="宋体"/>
+          <w:rFonts w:ascii="SimSun" w:hAnsi="SimSun"/>
           <w:sz w:val="21"/>
           <w:szCs w:val="21"/>
         </w:rPr>
@@ -7583,7 +7431,7 @@
       </w:r>
       <w:r>
         <w:rPr>
-          <w:rFonts w:ascii="宋体" w:hAnsi="宋体"/>
+          <w:rFonts w:ascii="SimSun" w:hAnsi="SimSun"/>
           <w:sz w:val="21"/>
           <w:szCs w:val="21"/>
         </w:rPr>
@@ -7629,12 +7477,11 @@
           <w:sz w:val="21"/>
           <w:szCs w:val="21"/>
         </w:rPr>
-        <w:lastRenderedPageBreak/>
         <w:t>D</w:t>
       </w:r>
       <w:r>
         <w:rPr>
-          <w:rFonts w:ascii="宋体" w:hAnsi="宋体"/>
+          <w:rFonts w:ascii="SimSun" w:hAnsi="SimSun"/>
           <w:sz w:val="21"/>
           <w:szCs w:val="21"/>
         </w:rPr>
@@ -7665,7 +7512,7 @@
       </w:r>
       <w:r>
         <w:rPr>
-          <w:rFonts w:ascii="宋体" w:hAnsi="宋体"/>
+          <w:rFonts w:ascii="SimSun" w:hAnsi="SimSun"/>
           <w:sz w:val="21"/>
           <w:szCs w:val="21"/>
         </w:rPr>
@@ -7708,7 +7555,7 @@
       </w:pPr>
       <w:r>
         <w:rPr>
-          <w:rFonts w:eastAsia="黑体"/>
+          <w:rFonts w:eastAsia="SimHei"/>
           <w:sz w:val="21"/>
           <w:szCs w:val="21"/>
         </w:rPr>
@@ -7716,7 +7563,7 @@
       </w:r>
       <w:r>
         <w:rPr>
-          <w:rFonts w:ascii="宋体" w:hAnsi="宋体"/>
+          <w:rFonts w:ascii="SimSun" w:hAnsi="SimSun"/>
           <w:sz w:val="21"/>
           <w:szCs w:val="21"/>
         </w:rPr>
@@ -7747,7 +7594,7 @@
       </w:r>
       <w:r>
         <w:rPr>
-          <w:rFonts w:ascii="宋体" w:hAnsi="宋体"/>
+          <w:rFonts w:ascii="SimSun" w:hAnsi="SimSun"/>
           <w:sz w:val="21"/>
           <w:szCs w:val="21"/>
         </w:rPr>
@@ -7778,7 +7625,7 @@
       </w:r>
       <w:r>
         <w:rPr>
-          <w:rFonts w:ascii="宋体" w:hAnsi="宋体"/>
+          <w:rFonts w:ascii="SimSun" w:hAnsi="SimSun"/>
           <w:sz w:val="21"/>
           <w:szCs w:val="21"/>
         </w:rPr>
@@ -7804,7 +7651,7 @@
       </w:r>
       <w:r>
         <w:rPr>
-          <w:rFonts w:ascii="宋体" w:hAnsi="宋体"/>
+          <w:rFonts w:ascii="SimSun" w:hAnsi="SimSun"/>
           <w:sz w:val="21"/>
           <w:szCs w:val="21"/>
         </w:rPr>
@@ -7827,7 +7674,7 @@
       </w:r>
       <w:r>
         <w:rPr>
-          <w:rFonts w:ascii="宋体" w:hAnsi="宋体"/>
+          <w:rFonts w:ascii="SimSun" w:hAnsi="SimSun"/>
           <w:sz w:val="21"/>
           <w:szCs w:val="21"/>
         </w:rPr>
@@ -7843,7 +7690,7 @@
       </w:r>
       <w:r>
         <w:rPr>
-          <w:rFonts w:ascii="宋体" w:hAnsi="宋体"/>
+          <w:rFonts w:ascii="SimSun" w:hAnsi="SimSun"/>
           <w:sz w:val="21"/>
           <w:szCs w:val="21"/>
         </w:rPr>
@@ -7859,7 +7706,7 @@
       </w:r>
       <w:r>
         <w:rPr>
-          <w:rFonts w:ascii="宋体" w:hAnsi="宋体"/>
+          <w:rFonts w:ascii="SimSun" w:hAnsi="SimSun"/>
           <w:sz w:val="21"/>
           <w:szCs w:val="21"/>
         </w:rPr>
@@ -7871,29 +7718,11 @@
           <w:sz w:val="21"/>
           <w:szCs w:val="21"/>
         </w:rPr>
-        <w:t>两平行板之间的电场可以视为</w:t>
-      </w:r>
-      <w:proofErr w:type="gramStart"/>
-      <w:r>
-        <w:rPr>
-          <w:rFonts w:hint="eastAsia"/>
-          <w:sz w:val="21"/>
-          <w:szCs w:val="21"/>
-        </w:rPr>
-        <w:t>匀</w:t>
-      </w:r>
-      <w:proofErr w:type="gramEnd"/>
-      <w:r>
-        <w:rPr>
-          <w:rFonts w:hint="eastAsia"/>
-          <w:sz w:val="21"/>
-          <w:szCs w:val="21"/>
-        </w:rPr>
-        <w:t>强电场</w:t>
-      </w:r>
-      <w:r>
-        <w:rPr>
-          <w:rFonts w:ascii="宋体" w:hAnsi="宋体"/>
+        <w:t>两平行板之间的电场可以视为匀强电场</w:t>
+      </w:r>
+      <w:r>
+        <w:rPr>
+          <w:rFonts w:ascii="SimSun" w:hAnsi="SimSun"/>
           <w:sz w:val="21"/>
           <w:szCs w:val="21"/>
         </w:rPr>
@@ -7909,7 +7738,7 @@
       </w:r>
       <w:r>
         <w:rPr>
-          <w:rFonts w:ascii="宋体" w:hAnsi="宋体"/>
+          <w:rFonts w:ascii="SimSun" w:hAnsi="SimSun"/>
           <w:sz w:val="21"/>
           <w:szCs w:val="21"/>
         </w:rPr>
@@ -8044,7 +7873,7 @@
       </w:pPr>
       <w:r>
         <w:rPr>
-          <w:rFonts w:ascii="宋体" w:hAnsi="宋体"/>
+          <w:rFonts w:ascii="SimSun" w:hAnsi="SimSun"/>
           <w:sz w:val="21"/>
           <w:szCs w:val="21"/>
         </w:rPr>
@@ -8059,7 +7888,7 @@
       </w:r>
       <w:r>
         <w:rPr>
-          <w:rFonts w:ascii="宋体" w:hAnsi="宋体"/>
+          <w:rFonts w:ascii="SimSun" w:hAnsi="SimSun"/>
           <w:sz w:val="21"/>
           <w:szCs w:val="21"/>
         </w:rPr>
@@ -8075,7 +7904,7 @@
       </w:r>
       <w:r>
         <w:rPr>
-          <w:rFonts w:ascii="宋体" w:hAnsi="宋体"/>
+          <w:rFonts w:ascii="SimSun" w:hAnsi="SimSun"/>
           <w:sz w:val="21"/>
           <w:szCs w:val="21"/>
         </w:rPr>
@@ -8097,7 +7926,6 @@
         </w:rPr>
         <w:t>Q</w:t>
       </w:r>
-      <w:proofErr w:type="gramStart"/>
       <w:r>
         <w:rPr>
           <w:sz w:val="21"/>
@@ -8106,10 +7934,9 @@
         </w:rPr>
         <w:t xml:space="preserve">　　　　　　</w:t>
       </w:r>
-      <w:proofErr w:type="gramEnd"/>
-      <w:r>
-        <w:rPr>
-          <w:rFonts w:ascii="宋体" w:hAnsi="宋体"/>
+      <w:r>
+        <w:rPr>
+          <w:rFonts w:ascii="SimSun" w:hAnsi="SimSun"/>
           <w:sz w:val="21"/>
           <w:szCs w:val="21"/>
         </w:rPr>
@@ -8125,7 +7952,7 @@
       </w:r>
       <w:r>
         <w:rPr>
-          <w:rFonts w:ascii="宋体" w:hAnsi="宋体"/>
+          <w:rFonts w:ascii="SimSun" w:hAnsi="SimSun"/>
           <w:sz w:val="21"/>
           <w:szCs w:val="21"/>
         </w:rPr>
@@ -8141,7 +7968,7 @@
       </w:r>
       <w:r>
         <w:rPr>
-          <w:rFonts w:ascii="宋体" w:hAnsi="宋体"/>
+          <w:rFonts w:ascii="SimSun" w:hAnsi="SimSun"/>
           <w:sz w:val="21"/>
           <w:szCs w:val="21"/>
         </w:rPr>
@@ -8157,7 +7984,7 @@
       </w:r>
       <w:r>
         <w:rPr>
-          <w:rFonts w:ascii="宋体" w:hAnsi="宋体"/>
+          <w:rFonts w:ascii="SimSun" w:hAnsi="SimSun"/>
           <w:sz w:val="21"/>
           <w:szCs w:val="21"/>
         </w:rPr>
@@ -8173,7 +8000,7 @@
       </w:r>
       <w:r>
         <w:rPr>
-          <w:rFonts w:ascii="宋体" w:hAnsi="宋体"/>
+          <w:rFonts w:ascii="SimSun" w:hAnsi="SimSun"/>
           <w:sz w:val="21"/>
           <w:szCs w:val="21"/>
         </w:rPr>
@@ -8189,7 +8016,7 @@
       </w:r>
       <w:r>
         <w:rPr>
-          <w:rFonts w:ascii="宋体" w:hAnsi="宋体"/>
+          <w:rFonts w:ascii="SimSun" w:hAnsi="SimSun"/>
           <w:sz w:val="21"/>
           <w:szCs w:val="21"/>
         </w:rPr>
@@ -8208,7 +8035,7 @@
       </w:pPr>
       <w:r>
         <w:rPr>
-          <w:rFonts w:ascii="宋体" w:hAnsi="宋体"/>
+          <w:rFonts w:ascii="SimSun" w:hAnsi="SimSun"/>
           <w:sz w:val="21"/>
           <w:szCs w:val="21"/>
         </w:rPr>
@@ -8223,7 +8050,7 @@
       </w:r>
       <w:r>
         <w:rPr>
-          <w:rFonts w:ascii="宋体" w:hAnsi="宋体"/>
+          <w:rFonts w:ascii="SimSun" w:hAnsi="SimSun"/>
           <w:sz w:val="21"/>
           <w:szCs w:val="21"/>
         </w:rPr>
@@ -8255,7 +8082,7 @@
       </w:r>
       <w:r>
         <w:rPr>
-          <w:rFonts w:ascii="宋体" w:hAnsi="宋体"/>
+          <w:rFonts w:ascii="SimSun" w:hAnsi="SimSun"/>
           <w:sz w:val="21"/>
           <w:szCs w:val="21"/>
         </w:rPr>
@@ -8287,7 +8114,7 @@
       </w:r>
       <w:r>
         <w:rPr>
-          <w:rFonts w:ascii="宋体" w:hAnsi="宋体"/>
+          <w:rFonts w:ascii="SimSun" w:hAnsi="SimSun"/>
           <w:sz w:val="21"/>
           <w:szCs w:val="21"/>
         </w:rPr>
@@ -8315,21 +8142,11 @@
           <w:szCs w:val="21"/>
           <w:u w:val="single" w:color="000000"/>
         </w:rPr>
-        <w:t xml:space="preserve">　　</w:t>
-      </w:r>
-      <w:proofErr w:type="gramStart"/>
-      <w:r>
-        <w:rPr>
-          <w:sz w:val="21"/>
-          <w:szCs w:val="21"/>
-          <w:u w:val="single" w:color="000000"/>
-        </w:rPr>
-        <w:t xml:space="preserve">　　</w:t>
-      </w:r>
-      <w:proofErr w:type="gramEnd"/>
-      <w:r>
-        <w:rPr>
-          <w:rFonts w:ascii="宋体" w:hAnsi="宋体"/>
+        <w:t xml:space="preserve">　　　　</w:t>
+      </w:r>
+      <w:r>
+        <w:rPr>
+          <w:rFonts w:ascii="SimSun" w:hAnsi="SimSun"/>
           <w:sz w:val="21"/>
           <w:szCs w:val="21"/>
         </w:rPr>
@@ -8345,7 +8162,7 @@
       </w:r>
       <w:r>
         <w:rPr>
-          <w:rFonts w:ascii="宋体" w:hAnsi="宋体"/>
+          <w:rFonts w:ascii="SimSun" w:hAnsi="SimSun"/>
           <w:sz w:val="21"/>
           <w:szCs w:val="21"/>
         </w:rPr>
@@ -8361,7 +8178,7 @@
       </w:r>
       <w:r>
         <w:rPr>
-          <w:rFonts w:ascii="宋体" w:hAnsi="宋体"/>
+          <w:rFonts w:ascii="SimSun" w:hAnsi="SimSun"/>
           <w:sz w:val="21"/>
           <w:szCs w:val="21"/>
         </w:rPr>
@@ -8377,7 +8194,7 @@
       </w:r>
       <w:r>
         <w:rPr>
-          <w:rFonts w:ascii="宋体" w:hAnsi="宋体"/>
+          <w:rFonts w:ascii="SimSun" w:hAnsi="SimSun"/>
           <w:sz w:val="21"/>
           <w:szCs w:val="21"/>
         </w:rPr>
@@ -8393,7 +8210,7 @@
       </w:r>
       <w:r>
         <w:rPr>
-          <w:rFonts w:ascii="宋体" w:hAnsi="宋体"/>
+          <w:rFonts w:ascii="SimSun" w:hAnsi="SimSun"/>
           <w:sz w:val="21"/>
           <w:szCs w:val="21"/>
         </w:rPr>
@@ -8409,7 +8226,7 @@
       </w:r>
       <w:r>
         <w:rPr>
-          <w:rFonts w:ascii="宋体" w:hAnsi="宋体"/>
+          <w:rFonts w:ascii="SimSun" w:hAnsi="SimSun"/>
           <w:sz w:val="21"/>
           <w:szCs w:val="21"/>
         </w:rPr>
@@ -8428,7 +8245,7 @@
       </w:pPr>
       <w:r>
         <w:rPr>
-          <w:rFonts w:ascii="宋体" w:hAnsi="宋体"/>
+          <w:rFonts w:ascii="SimSun" w:hAnsi="SimSun"/>
           <w:sz w:val="21"/>
           <w:szCs w:val="21"/>
         </w:rPr>
@@ -8443,7 +8260,7 @@
       </w:r>
       <w:r>
         <w:rPr>
-          <w:rFonts w:ascii="宋体" w:hAnsi="宋体"/>
+          <w:rFonts w:ascii="SimSun" w:hAnsi="SimSun"/>
           <w:sz w:val="21"/>
           <w:szCs w:val="21"/>
         </w:rPr>
@@ -8475,7 +8292,7 @@
       </w:r>
       <w:r>
         <w:rPr>
-          <w:rFonts w:ascii="宋体" w:hAnsi="宋体"/>
+          <w:rFonts w:ascii="SimSun" w:hAnsi="SimSun"/>
           <w:sz w:val="21"/>
           <w:szCs w:val="21"/>
         </w:rPr>
@@ -8499,7 +8316,7 @@
       </w:r>
       <w:r>
         <w:rPr>
-          <w:rFonts w:ascii="宋体" w:hAnsi="宋体"/>
+          <w:rFonts w:ascii="SimSun" w:hAnsi="SimSun"/>
           <w:sz w:val="21"/>
           <w:szCs w:val="21"/>
         </w:rPr>
@@ -8527,21 +8344,11 @@
           <w:szCs w:val="21"/>
           <w:u w:val="single" w:color="000000"/>
         </w:rPr>
-        <w:t xml:space="preserve">　　</w:t>
-      </w:r>
-      <w:proofErr w:type="gramStart"/>
-      <w:r>
-        <w:rPr>
-          <w:sz w:val="21"/>
-          <w:szCs w:val="21"/>
-          <w:u w:val="single" w:color="000000"/>
-        </w:rPr>
-        <w:t xml:space="preserve">　　</w:t>
-      </w:r>
-      <w:proofErr w:type="gramEnd"/>
-      <w:r>
-        <w:rPr>
-          <w:rFonts w:ascii="宋体" w:hAnsi="宋体"/>
+        <w:t xml:space="preserve">　　　　</w:t>
+      </w:r>
+      <w:r>
+        <w:rPr>
+          <w:rFonts w:ascii="SimSun" w:hAnsi="SimSun"/>
           <w:sz w:val="21"/>
           <w:szCs w:val="21"/>
         </w:rPr>
@@ -8557,7 +8364,7 @@
       </w:r>
       <w:r>
         <w:rPr>
-          <w:rFonts w:ascii="宋体" w:hAnsi="宋体"/>
+          <w:rFonts w:ascii="SimSun" w:hAnsi="SimSun"/>
           <w:sz w:val="21"/>
           <w:szCs w:val="21"/>
         </w:rPr>
@@ -8573,7 +8380,7 @@
       </w:r>
       <w:r>
         <w:rPr>
-          <w:rFonts w:ascii="宋体" w:hAnsi="宋体"/>
+          <w:rFonts w:ascii="SimSun" w:hAnsi="SimSun"/>
           <w:sz w:val="21"/>
           <w:szCs w:val="21"/>
         </w:rPr>
@@ -8589,7 +8396,7 @@
       </w:r>
       <w:r>
         <w:rPr>
-          <w:rFonts w:ascii="宋体" w:hAnsi="宋体"/>
+          <w:rFonts w:ascii="SimSun" w:hAnsi="SimSun"/>
           <w:sz w:val="21"/>
           <w:szCs w:val="21"/>
         </w:rPr>
@@ -8605,7 +8412,7 @@
       </w:r>
       <w:r>
         <w:rPr>
-          <w:rFonts w:ascii="宋体" w:hAnsi="宋体"/>
+          <w:rFonts w:ascii="SimSun" w:hAnsi="SimSun"/>
           <w:sz w:val="21"/>
           <w:szCs w:val="21"/>
         </w:rPr>
@@ -8621,7 +8428,7 @@
       </w:r>
       <w:r>
         <w:rPr>
-          <w:rFonts w:ascii="宋体" w:hAnsi="宋体"/>
+          <w:rFonts w:ascii="SimSun" w:hAnsi="SimSun"/>
           <w:sz w:val="21"/>
           <w:szCs w:val="21"/>
         </w:rPr>
@@ -8640,7 +8447,7 @@
       </w:pPr>
       <w:r>
         <w:rPr>
-          <w:rFonts w:ascii="宋体" w:hAnsi="宋体"/>
+          <w:rFonts w:ascii="SimSun" w:hAnsi="SimSun"/>
           <w:sz w:val="21"/>
           <w:szCs w:val="21"/>
         </w:rPr>
@@ -8655,7 +8462,7 @@
       </w:r>
       <w:r>
         <w:rPr>
-          <w:rFonts w:ascii="宋体" w:hAnsi="宋体"/>
+          <w:rFonts w:ascii="SimSun" w:hAnsi="SimSun"/>
           <w:sz w:val="21"/>
           <w:szCs w:val="21"/>
         </w:rPr>
@@ -8703,7 +8510,7 @@
       </w:r>
       <w:r>
         <w:rPr>
-          <w:rFonts w:ascii="宋体" w:hAnsi="宋体"/>
+          <w:rFonts w:ascii="SimSun" w:hAnsi="SimSun"/>
           <w:sz w:val="21"/>
           <w:szCs w:val="21"/>
         </w:rPr>
@@ -8719,7 +8526,7 @@
       </w:r>
       <w:r>
         <w:rPr>
-          <w:rFonts w:ascii="宋体" w:hAnsi="宋体"/>
+          <w:rFonts w:ascii="SimSun" w:hAnsi="SimSun"/>
           <w:sz w:val="21"/>
           <w:szCs w:val="21"/>
         </w:rPr>
@@ -8747,63 +8554,43 @@
           <w:szCs w:val="21"/>
           <w:u w:val="single" w:color="000000"/>
         </w:rPr>
-        <w:t xml:space="preserve">　　</w:t>
-      </w:r>
-      <w:proofErr w:type="gramStart"/>
+        <w:t xml:space="preserve">　　　　</w:t>
+      </w:r>
+      <w:r>
+        <w:rPr>
+          <w:rFonts w:ascii="SimSun" w:hAnsi="SimSun"/>
+          <w:sz w:val="21"/>
+          <w:szCs w:val="21"/>
+        </w:rPr>
+        <w:t>，</w:t>
+      </w:r>
+      <w:r>
+        <w:rPr>
+          <w:rFonts w:hint="eastAsia"/>
+          <w:sz w:val="21"/>
+          <w:szCs w:val="21"/>
+        </w:rPr>
+        <w:t>电容</w:t>
+      </w:r>
+      <w:r>
+        <w:rPr>
+          <w:i/>
+          <w:sz w:val="21"/>
+          <w:szCs w:val="21"/>
+        </w:rPr>
+        <w:t>C</w:t>
+      </w:r>
       <w:r>
         <w:rPr>
           <w:sz w:val="21"/>
           <w:szCs w:val="21"/>
           <w:u w:val="single" w:color="000000"/>
         </w:rPr>
-        <w:t xml:space="preserve">　　</w:t>
-      </w:r>
-      <w:proofErr w:type="gramEnd"/>
-      <w:r>
-        <w:rPr>
-          <w:rFonts w:ascii="宋体" w:hAnsi="宋体"/>
-          <w:sz w:val="21"/>
-          <w:szCs w:val="21"/>
-        </w:rPr>
-        <w:t>，</w:t>
-      </w:r>
-      <w:r>
-        <w:rPr>
-          <w:rFonts w:hint="eastAsia"/>
-          <w:sz w:val="21"/>
-          <w:szCs w:val="21"/>
-        </w:rPr>
-        <w:t>电容</w:t>
-      </w:r>
-      <w:r>
-        <w:rPr>
-          <w:i/>
-          <w:sz w:val="21"/>
-          <w:szCs w:val="21"/>
-        </w:rPr>
-        <w:t>C</w:t>
-      </w:r>
-      <w:r>
-        <w:rPr>
-          <w:sz w:val="21"/>
-          <w:szCs w:val="21"/>
-          <w:u w:val="single" w:color="000000"/>
-        </w:rPr>
-        <w:t xml:space="preserve">　　</w:t>
-      </w:r>
-      <w:proofErr w:type="gramStart"/>
-      <w:r>
-        <w:rPr>
-          <w:sz w:val="21"/>
-          <w:szCs w:val="21"/>
-          <w:u w:val="single" w:color="000000"/>
-        </w:rPr>
-        <w:t xml:space="preserve">　　</w:t>
-      </w:r>
-      <w:proofErr w:type="gramEnd"/>
-      <w:r>
-        <w:rPr>
-          <w:rFonts w:ascii="宋体" w:hAnsi="宋体"/>
+        <w:t xml:space="preserve">　　　　</w:t>
+      </w:r>
+      <w:r>
+        <w:rPr>
+          <w:rFonts w:ascii="SimSun" w:hAnsi="SimSun"/>
           <w:sz w:val="21"/>
           <w:szCs w:val="21"/>
         </w:rPr>
@@ -8819,7 +8606,7 @@
       </w:r>
       <w:r>
         <w:rPr>
-          <w:rFonts w:ascii="宋体" w:hAnsi="宋体"/>
+          <w:rFonts w:ascii="SimSun" w:hAnsi="SimSun"/>
           <w:sz w:val="21"/>
           <w:szCs w:val="21"/>
         </w:rPr>
@@ -8835,7 +8622,7 @@
       </w:r>
       <w:r>
         <w:rPr>
-          <w:rFonts w:ascii="宋体" w:hAnsi="宋体"/>
+          <w:rFonts w:ascii="SimSun" w:hAnsi="SimSun"/>
           <w:sz w:val="21"/>
           <w:szCs w:val="21"/>
         </w:rPr>
@@ -8851,7 +8638,7 @@
       </w:r>
       <w:r>
         <w:rPr>
-          <w:rFonts w:ascii="宋体" w:hAnsi="宋体"/>
+          <w:rFonts w:ascii="SimSun" w:hAnsi="SimSun"/>
           <w:sz w:val="21"/>
           <w:szCs w:val="21"/>
         </w:rPr>
@@ -8867,7 +8654,7 @@
       </w:r>
       <w:r>
         <w:rPr>
-          <w:rFonts w:ascii="宋体" w:hAnsi="宋体"/>
+          <w:rFonts w:ascii="SimSun" w:hAnsi="SimSun"/>
           <w:sz w:val="21"/>
           <w:szCs w:val="21"/>
         </w:rPr>
@@ -8883,7 +8670,7 @@
       </w:r>
       <w:r>
         <w:rPr>
-          <w:rFonts w:ascii="宋体" w:hAnsi="宋体"/>
+          <w:rFonts w:ascii="SimSun" w:hAnsi="SimSun"/>
           <w:sz w:val="21"/>
           <w:szCs w:val="21"/>
         </w:rPr>
@@ -8909,7 +8696,7 @@
       </w:r>
       <w:r>
         <w:rPr>
-          <w:rFonts w:ascii="宋体" w:hAnsi="宋体"/>
+          <w:rFonts w:ascii="SimSun" w:hAnsi="SimSun"/>
           <w:sz w:val="21"/>
           <w:szCs w:val="21"/>
         </w:rPr>
@@ -8932,7 +8719,7 @@
       </w:r>
       <w:r>
         <w:rPr>
-          <w:rFonts w:ascii="宋体" w:hAnsi="宋体"/>
+          <w:rFonts w:ascii="SimSun" w:hAnsi="SimSun"/>
           <w:sz w:val="21"/>
           <w:szCs w:val="21"/>
         </w:rPr>
@@ -8953,19 +8740,17 @@
         </w:rPr>
         <w:t>·</w:t>
       </w:r>
-      <w:proofErr w:type="gramStart"/>
-      <w:r>
-        <w:rPr>
-          <w:rFonts w:eastAsia="楷体"/>
+      <w:r>
+        <w:rPr>
+          <w:rFonts w:eastAsia="KaiTi"/>
           <w:sz w:val="21"/>
           <w:szCs w:val="21"/>
         </w:rPr>
         <w:t>广东江门期中</w:t>
       </w:r>
-      <w:proofErr w:type="gramEnd"/>
-      <w:r>
-        <w:rPr>
-          <w:rFonts w:ascii="宋体" w:hAnsi="宋体"/>
+      <w:r>
+        <w:rPr>
+          <w:rFonts w:ascii="SimSun" w:hAnsi="SimSun"/>
           <w:sz w:val="21"/>
           <w:szCs w:val="21"/>
         </w:rPr>
@@ -8981,7 +8766,7 @@
       </w:r>
       <w:r>
         <w:rPr>
-          <w:rFonts w:ascii="宋体" w:hAnsi="宋体"/>
+          <w:rFonts w:ascii="SimSun" w:hAnsi="SimSun"/>
           <w:sz w:val="21"/>
           <w:szCs w:val="21"/>
         </w:rPr>
@@ -8997,7 +8782,7 @@
       </w:r>
       <w:r>
         <w:rPr>
-          <w:rFonts w:ascii="宋体" w:hAnsi="宋体"/>
+          <w:rFonts w:ascii="SimSun" w:hAnsi="SimSun"/>
           <w:sz w:val="21"/>
           <w:szCs w:val="21"/>
         </w:rPr>
@@ -9013,7 +8798,7 @@
       </w:r>
       <w:r>
         <w:rPr>
-          <w:rFonts w:ascii="宋体" w:hAnsi="宋体"/>
+          <w:rFonts w:ascii="SimSun" w:hAnsi="SimSun"/>
           <w:sz w:val="21"/>
           <w:szCs w:val="21"/>
         </w:rPr>
@@ -9029,7 +8814,7 @@
       </w:r>
       <w:r>
         <w:rPr>
-          <w:rFonts w:ascii="宋体" w:hAnsi="宋体"/>
+          <w:rFonts w:ascii="SimSun" w:hAnsi="SimSun"/>
           <w:sz w:val="21"/>
           <w:szCs w:val="21"/>
         </w:rPr>
@@ -9045,7 +8830,7 @@
       </w:r>
       <w:r>
         <w:rPr>
-          <w:rFonts w:ascii="宋体" w:hAnsi="宋体"/>
+          <w:rFonts w:ascii="SimSun" w:hAnsi="SimSun"/>
           <w:sz w:val="21"/>
           <w:szCs w:val="21"/>
         </w:rPr>
@@ -9118,7 +8903,7 @@
       </w:pPr>
       <w:r>
         <w:rPr>
-          <w:rFonts w:ascii="宋体" w:hAnsi="宋体"/>
+          <w:rFonts w:ascii="SimSun" w:hAnsi="SimSun"/>
           <w:sz w:val="21"/>
           <w:szCs w:val="21"/>
         </w:rPr>
@@ -9133,7 +8918,7 @@
       </w:r>
       <w:r>
         <w:rPr>
-          <w:rFonts w:ascii="宋体" w:hAnsi="宋体"/>
+          <w:rFonts w:ascii="SimSun" w:hAnsi="SimSun"/>
           <w:sz w:val="21"/>
           <w:szCs w:val="21"/>
         </w:rPr>
@@ -9171,7 +8956,7 @@
       </w:r>
       <w:r>
         <w:rPr>
-          <w:rFonts w:ascii="宋体" w:hAnsi="宋体"/>
+          <w:rFonts w:ascii="SimSun" w:hAnsi="SimSun"/>
           <w:sz w:val="21"/>
           <w:szCs w:val="21"/>
         </w:rPr>
@@ -9185,7 +8970,6 @@
         </w:rPr>
         <w:t>电容器的</w:t>
       </w:r>
-      <w:proofErr w:type="gramStart"/>
       <w:r>
         <w:rPr>
           <w:sz w:val="21"/>
@@ -9194,10 +8978,9 @@
         </w:rPr>
         <w:t xml:space="preserve">　　　　　</w:t>
       </w:r>
-      <w:proofErr w:type="gramEnd"/>
-      <w:r>
-        <w:rPr>
-          <w:rFonts w:ascii="宋体" w:hAnsi="宋体"/>
+      <w:r>
+        <w:rPr>
+          <w:rFonts w:ascii="SimSun" w:hAnsi="SimSun"/>
           <w:sz w:val="21"/>
           <w:szCs w:val="21"/>
         </w:rPr>
@@ -9213,7 +8996,7 @@
       </w:r>
       <w:r>
         <w:rPr>
-          <w:rFonts w:ascii="宋体" w:hAnsi="宋体"/>
+          <w:rFonts w:ascii="SimSun" w:hAnsi="SimSun"/>
           <w:sz w:val="21"/>
           <w:szCs w:val="21"/>
         </w:rPr>
@@ -9229,7 +9012,7 @@
       </w:r>
       <w:r>
         <w:rPr>
-          <w:rFonts w:ascii="宋体" w:hAnsi="宋体"/>
+          <w:rFonts w:ascii="SimSun" w:hAnsi="SimSun"/>
           <w:sz w:val="21"/>
           <w:szCs w:val="21"/>
         </w:rPr>
@@ -9245,7 +9028,7 @@
       </w:r>
       <w:r>
         <w:rPr>
-          <w:rFonts w:ascii="宋体" w:hAnsi="宋体"/>
+          <w:rFonts w:ascii="SimSun" w:hAnsi="SimSun"/>
           <w:sz w:val="21"/>
           <w:szCs w:val="21"/>
         </w:rPr>
@@ -9261,7 +9044,7 @@
       </w:r>
       <w:r>
         <w:rPr>
-          <w:rFonts w:ascii="宋体" w:hAnsi="宋体"/>
+          <w:rFonts w:ascii="SimSun" w:hAnsi="SimSun"/>
           <w:sz w:val="21"/>
           <w:szCs w:val="21"/>
         </w:rPr>
@@ -9277,7 +9060,7 @@
       </w:r>
       <w:r>
         <w:rPr>
-          <w:rFonts w:ascii="宋体" w:hAnsi="宋体"/>
+          <w:rFonts w:ascii="SimSun" w:hAnsi="SimSun"/>
           <w:sz w:val="21"/>
           <w:szCs w:val="21"/>
         </w:rPr>
@@ -9315,7 +9098,7 @@
       </w:r>
       <w:r>
         <w:rPr>
-          <w:rFonts w:ascii="宋体" w:hAnsi="宋体"/>
+          <w:rFonts w:ascii="SimSun" w:hAnsi="SimSun"/>
           <w:sz w:val="21"/>
           <w:szCs w:val="21"/>
         </w:rPr>
@@ -9327,16 +9110,15 @@
           <w:sz w:val="21"/>
           <w:szCs w:val="21"/>
         </w:rPr>
-        <w:t>通过电流表的电流方向</w:t>
-      </w:r>
-      <w:proofErr w:type="gramStart"/>
-      <w:r>
-        <w:rPr>
-          <w:rFonts w:hint="eastAsia"/>
-          <w:sz w:val="21"/>
-          <w:szCs w:val="21"/>
-        </w:rPr>
-        <w:t>向</w:t>
+        <w:t>通过电</w:t>
+      </w:r>
+      <w:r>
+        <w:rPr>
+          <w:rFonts w:hint="eastAsia"/>
+          <w:sz w:val="21"/>
+          <w:szCs w:val="21"/>
+        </w:rPr>
+        <w:t>流表的电流方向向</w:t>
       </w:r>
       <w:r>
         <w:rPr>
@@ -9346,10 +9128,9 @@
         </w:rPr>
         <w:t xml:space="preserve">　　　　　</w:t>
       </w:r>
-      <w:proofErr w:type="gramEnd"/>
-      <w:r>
-        <w:rPr>
-          <w:rFonts w:ascii="宋体" w:hAnsi="宋体"/>
+      <w:r>
+        <w:rPr>
+          <w:rFonts w:ascii="SimSun" w:hAnsi="SimSun"/>
           <w:sz w:val="21"/>
           <w:szCs w:val="21"/>
         </w:rPr>
@@ -9365,7 +9146,7 @@
       </w:r>
       <w:r>
         <w:rPr>
-          <w:rFonts w:ascii="宋体" w:hAnsi="宋体"/>
+          <w:rFonts w:ascii="SimSun" w:hAnsi="SimSun"/>
           <w:sz w:val="21"/>
           <w:szCs w:val="21"/>
         </w:rPr>
@@ -9381,7 +9162,7 @@
       </w:r>
       <w:r>
         <w:rPr>
-          <w:rFonts w:ascii="宋体" w:hAnsi="宋体"/>
+          <w:rFonts w:ascii="SimSun" w:hAnsi="SimSun"/>
           <w:sz w:val="21"/>
           <w:szCs w:val="21"/>
         </w:rPr>
@@ -9397,7 +9178,7 @@
       </w:r>
       <w:r>
         <w:rPr>
-          <w:rFonts w:ascii="宋体" w:hAnsi="宋体"/>
+          <w:rFonts w:ascii="SimSun" w:hAnsi="SimSun"/>
           <w:sz w:val="21"/>
           <w:szCs w:val="21"/>
         </w:rPr>
@@ -9413,7 +9194,7 @@
       </w:r>
       <w:r>
         <w:rPr>
-          <w:rFonts w:ascii="宋体" w:hAnsi="宋体"/>
+          <w:rFonts w:ascii="SimSun" w:hAnsi="SimSun"/>
           <w:sz w:val="21"/>
           <w:szCs w:val="21"/>
         </w:rPr>
@@ -9432,7 +9213,7 @@
       </w:pPr>
       <w:r>
         <w:rPr>
-          <w:rFonts w:ascii="宋体" w:hAnsi="宋体"/>
+          <w:rFonts w:ascii="SimSun" w:hAnsi="SimSun"/>
           <w:sz w:val="21"/>
           <w:szCs w:val="21"/>
         </w:rPr>
@@ -9447,7 +9228,7 @@
       </w:r>
       <w:r>
         <w:rPr>
-          <w:rFonts w:ascii="宋体" w:hAnsi="宋体"/>
+          <w:rFonts w:ascii="SimSun" w:hAnsi="SimSun"/>
           <w:sz w:val="21"/>
           <w:szCs w:val="21"/>
         </w:rPr>
@@ -9485,7 +9266,7 @@
       </w:r>
       <w:r>
         <w:rPr>
-          <w:rFonts w:ascii="宋体" w:hAnsi="宋体"/>
+          <w:rFonts w:ascii="SimSun" w:hAnsi="SimSun"/>
           <w:sz w:val="21"/>
           <w:szCs w:val="21"/>
         </w:rPr>
@@ -9508,7 +9289,7 @@
       </w:r>
       <w:r>
         <w:rPr>
-          <w:rFonts w:ascii="宋体" w:hAnsi="宋体"/>
+          <w:rFonts w:ascii="SimSun" w:hAnsi="SimSun"/>
           <w:sz w:val="21"/>
           <w:szCs w:val="21"/>
         </w:rPr>
@@ -9523,7 +9304,7 @@
       </w:r>
       <w:r>
         <w:rPr>
-          <w:rFonts w:ascii="宋体" w:hAnsi="宋体"/>
+          <w:rFonts w:ascii="SimSun" w:hAnsi="SimSun"/>
           <w:sz w:val="21"/>
           <w:szCs w:val="21"/>
         </w:rPr>
@@ -9538,7 +9319,7 @@
       </w:r>
       <w:r>
         <w:rPr>
-          <w:rFonts w:ascii="宋体" w:hAnsi="宋体"/>
+          <w:rFonts w:ascii="SimSun" w:hAnsi="SimSun"/>
           <w:sz w:val="21"/>
           <w:szCs w:val="21"/>
           <w:vertAlign w:val="superscript"/>
@@ -9570,7 +9351,7 @@
       </w:r>
       <w:r>
         <w:rPr>
-          <w:rFonts w:ascii="宋体" w:hAnsi="宋体"/>
+          <w:rFonts w:ascii="SimSun" w:hAnsi="SimSun"/>
           <w:sz w:val="21"/>
           <w:szCs w:val="21"/>
         </w:rPr>
@@ -9584,7 +9365,6 @@
         </w:rPr>
         <w:t>充满电后电容器正极板所带电荷量为</w:t>
       </w:r>
-      <w:proofErr w:type="gramStart"/>
       <w:r>
         <w:rPr>
           <w:sz w:val="21"/>
@@ -9593,7 +9373,6 @@
         </w:rPr>
         <w:t xml:space="preserve">　　　　　</w:t>
       </w:r>
-      <w:proofErr w:type="gramEnd"/>
       <w:r>
         <w:rPr>
           <w:sz w:val="21"/>
@@ -9603,7 +9382,7 @@
       </w:r>
       <w:r>
         <w:rPr>
-          <w:rFonts w:ascii="宋体" w:hAnsi="宋体"/>
+          <w:rFonts w:ascii="SimSun" w:hAnsi="SimSun"/>
           <w:sz w:val="21"/>
           <w:szCs w:val="21"/>
         </w:rPr>
@@ -9634,7 +9413,7 @@
       </w:r>
       <w:r>
         <w:rPr>
-          <w:rFonts w:ascii="宋体" w:hAnsi="宋体"/>
+          <w:rFonts w:ascii="SimSun" w:hAnsi="SimSun"/>
           <w:sz w:val="21"/>
           <w:szCs w:val="21"/>
         </w:rPr>
@@ -9653,7 +9432,7 @@
       </w:pPr>
       <w:r>
         <w:rPr>
-          <w:rFonts w:ascii="宋体" w:hAnsi="宋体"/>
+          <w:rFonts w:ascii="SimSun" w:hAnsi="SimSun"/>
           <w:sz w:val="21"/>
           <w:szCs w:val="21"/>
         </w:rPr>
@@ -9668,7 +9447,7 @@
       </w:r>
       <w:r>
         <w:rPr>
-          <w:rFonts w:ascii="宋体" w:hAnsi="宋体"/>
+          <w:rFonts w:ascii="SimSun" w:hAnsi="SimSun"/>
           <w:sz w:val="21"/>
           <w:szCs w:val="21"/>
         </w:rPr>
@@ -9684,7 +9463,7 @@
       </w:r>
       <w:r>
         <w:rPr>
-          <w:rFonts w:ascii="宋体" w:hAnsi="宋体"/>
+          <w:rFonts w:ascii="SimSun" w:hAnsi="SimSun"/>
           <w:sz w:val="21"/>
           <w:szCs w:val="21"/>
         </w:rPr>
@@ -9698,7 +9477,6 @@
         </w:rPr>
         <w:t>电流</w:t>
       </w:r>
-      <w:proofErr w:type="spellStart"/>
       <w:r>
         <w:rPr>
           <w:i/>
@@ -9707,7 +9485,6 @@
         </w:rPr>
         <w:t>i</w:t>
       </w:r>
-      <w:proofErr w:type="spellEnd"/>
       <w:r>
         <w:rPr>
           <w:rFonts w:hint="eastAsia"/>
@@ -9734,7 +9511,7 @@
       </w:r>
       <w:r>
         <w:rPr>
-          <w:rFonts w:ascii="宋体" w:hAnsi="宋体"/>
+          <w:rFonts w:ascii="SimSun" w:hAnsi="SimSun"/>
           <w:sz w:val="21"/>
           <w:szCs w:val="21"/>
         </w:rPr>
@@ -9780,7 +9557,6 @@
         </w:rPr>
         <w:t>的关系正确的是</w:t>
       </w:r>
-      <w:proofErr w:type="gramStart"/>
       <w:r>
         <w:rPr>
           <w:sz w:val="21"/>
@@ -9789,10 +9565,9 @@
         </w:rPr>
         <w:t xml:space="preserve">　　　　　</w:t>
       </w:r>
-      <w:proofErr w:type="gramEnd"/>
-      <w:r>
-        <w:rPr>
-          <w:rFonts w:ascii="宋体" w:hAnsi="宋体"/>
+      <w:r>
+        <w:rPr>
+          <w:rFonts w:ascii="SimSun" w:hAnsi="SimSun"/>
           <w:sz w:val="21"/>
           <w:szCs w:val="21"/>
         </w:rPr>
@@ -9859,7 +9634,7 @@
         <w:snapToGrid w:val="0"/>
         <w:spacing w:line="360" w:lineRule="auto"/>
         <w:rPr>
-          <w:rFonts w:ascii="宋体" w:hAnsi="宋体"/>
+          <w:rFonts w:ascii="SimSun" w:hAnsi="SimSun"/>
           <w:sz w:val="21"/>
           <w:szCs w:val="21"/>
         </w:rPr>
@@ -9873,7 +9648,7 @@
       </w:r>
       <w:r>
         <w:rPr>
-          <w:rFonts w:ascii="宋体" w:hAnsi="宋体"/>
+          <w:rFonts w:ascii="SimSun" w:hAnsi="SimSun"/>
           <w:sz w:val="21"/>
           <w:szCs w:val="21"/>
         </w:rPr>
@@ -9896,7 +9671,7 @@
       </w:r>
       <w:r>
         <w:rPr>
-          <w:rFonts w:ascii="宋体" w:hAnsi="宋体"/>
+          <w:rFonts w:ascii="SimSun" w:hAnsi="SimSun"/>
           <w:sz w:val="21"/>
           <w:szCs w:val="21"/>
         </w:rPr>
@@ -9919,7 +9694,7 @@
       </w:r>
       <w:r>
         <w:rPr>
-          <w:rFonts w:eastAsia="楷体"/>
+          <w:rFonts w:eastAsia="KaiTi"/>
           <w:sz w:val="21"/>
           <w:szCs w:val="21"/>
         </w:rPr>
@@ -9927,7 +9702,7 @@
       </w:r>
       <w:r>
         <w:rPr>
-          <w:rFonts w:ascii="宋体" w:hAnsi="宋体"/>
+          <w:rFonts w:ascii="SimSun" w:hAnsi="SimSun"/>
           <w:sz w:val="21"/>
           <w:szCs w:val="21"/>
         </w:rPr>
@@ -9943,7 +9718,7 @@
       </w:r>
       <w:r>
         <w:rPr>
-          <w:rFonts w:ascii="宋体" w:hAnsi="宋体"/>
+          <w:rFonts w:ascii="SimSun" w:hAnsi="SimSun"/>
           <w:sz w:val="21"/>
           <w:szCs w:val="21"/>
         </w:rPr>
@@ -9967,7 +9742,7 @@
       </w:r>
       <w:r>
         <w:rPr>
-          <w:rFonts w:ascii="宋体" w:hAnsi="宋体"/>
+          <w:rFonts w:ascii="SimSun" w:hAnsi="SimSun"/>
           <w:sz w:val="21"/>
           <w:szCs w:val="21"/>
         </w:rPr>
@@ -9982,7 +9757,7 @@
       </w:r>
       <w:r>
         <w:rPr>
-          <w:rFonts w:ascii="宋体" w:hAnsi="宋体"/>
+          <w:rFonts w:ascii="SimSun" w:hAnsi="SimSun"/>
           <w:sz w:val="21"/>
           <w:szCs w:val="21"/>
         </w:rPr>
@@ -9997,7 +9772,7 @@
       </w:r>
       <w:r>
         <w:rPr>
-          <w:rFonts w:ascii="宋体" w:hAnsi="宋体"/>
+          <w:rFonts w:ascii="SimSun" w:hAnsi="SimSun"/>
           <w:sz w:val="21"/>
           <w:szCs w:val="21"/>
         </w:rPr>
@@ -10035,7 +9810,7 @@
       </w:r>
       <w:r>
         <w:rPr>
-          <w:rFonts w:ascii="宋体" w:hAnsi="宋体"/>
+          <w:rFonts w:ascii="SimSun" w:hAnsi="SimSun"/>
           <w:sz w:val="21"/>
           <w:szCs w:val="21"/>
         </w:rPr>
@@ -10059,7 +9834,7 @@
       </w:r>
       <w:r>
         <w:rPr>
-          <w:rFonts w:ascii="宋体" w:hAnsi="宋体"/>
+          <w:rFonts w:ascii="SimSun" w:hAnsi="SimSun"/>
           <w:sz w:val="21"/>
           <w:szCs w:val="21"/>
         </w:rPr>
@@ -10074,7 +9849,7 @@
       </w:r>
       <w:r>
         <w:rPr>
-          <w:rFonts w:ascii="宋体" w:hAnsi="宋体"/>
+          <w:rFonts w:ascii="SimSun" w:hAnsi="SimSun"/>
           <w:sz w:val="21"/>
           <w:szCs w:val="21"/>
         </w:rPr>
@@ -10089,7 +9864,7 @@
       </w:r>
       <w:r>
         <w:rPr>
-          <w:rFonts w:ascii="宋体" w:hAnsi="宋体"/>
+          <w:rFonts w:ascii="SimSun" w:hAnsi="SimSun"/>
           <w:sz w:val="21"/>
           <w:szCs w:val="21"/>
         </w:rPr>
@@ -10104,7 +9879,7 @@
       </w:r>
       <w:r>
         <w:rPr>
-          <w:rFonts w:ascii="宋体" w:hAnsi="宋体"/>
+          <w:rFonts w:ascii="SimSun" w:hAnsi="SimSun"/>
           <w:sz w:val="21"/>
           <w:szCs w:val="21"/>
           <w:vertAlign w:val="superscript"/>
@@ -10176,7 +9951,7 @@
       </w:r>
       <w:r>
         <w:rPr>
-          <w:rFonts w:ascii="宋体" w:hAnsi="宋体"/>
+          <w:rFonts w:ascii="SimSun" w:hAnsi="SimSun"/>
           <w:sz w:val="21"/>
           <w:szCs w:val="21"/>
         </w:rPr>
@@ -10192,7 +9967,7 @@
       </w:r>
       <w:r>
         <w:rPr>
-          <w:rFonts w:ascii="宋体" w:hAnsi="宋体"/>
+          <w:rFonts w:ascii="SimSun" w:hAnsi="SimSun"/>
           <w:sz w:val="21"/>
           <w:szCs w:val="21"/>
         </w:rPr>
@@ -10216,7 +9991,7 @@
       </w:r>
       <w:r>
         <w:rPr>
-          <w:rFonts w:ascii="宋体" w:hAnsi="宋体"/>
+          <w:rFonts w:ascii="SimSun" w:hAnsi="SimSun"/>
           <w:sz w:val="21"/>
           <w:szCs w:val="21"/>
         </w:rPr>
@@ -10240,7 +10015,7 @@
       </w:r>
       <w:r>
         <w:rPr>
-          <w:rFonts w:ascii="宋体" w:hAnsi="宋体"/>
+          <w:rFonts w:ascii="SimSun" w:hAnsi="SimSun"/>
           <w:sz w:val="21"/>
           <w:szCs w:val="21"/>
         </w:rPr>
@@ -10255,7 +10030,7 @@
       </w:r>
       <w:r>
         <w:rPr>
-          <w:rFonts w:ascii="宋体" w:hAnsi="宋体"/>
+          <w:rFonts w:ascii="SimSun" w:hAnsi="SimSun"/>
           <w:sz w:val="21"/>
           <w:szCs w:val="21"/>
         </w:rPr>
@@ -10285,7 +10060,7 @@
       </w:r>
       <w:r>
         <w:rPr>
-          <w:rFonts w:ascii="宋体" w:hAnsi="宋体"/>
+          <w:rFonts w:ascii="SimSun" w:hAnsi="SimSun"/>
           <w:sz w:val="21"/>
           <w:szCs w:val="21"/>
         </w:rPr>
@@ -10358,11 +10133,10 @@
       </w:pPr>
       <w:r>
         <w:rPr>
-          <w:rFonts w:ascii="宋体" w:hAnsi="宋体"/>
-          <w:sz w:val="21"/>
-          <w:szCs w:val="21"/>
-        </w:rPr>
-        <w:lastRenderedPageBreak/>
+          <w:rFonts w:ascii="SimSun" w:hAnsi="SimSun"/>
+          <w:sz w:val="21"/>
+          <w:szCs w:val="21"/>
+        </w:rPr>
         <w:t>（</w:t>
       </w:r>
       <w:r>
@@ -10374,7 +10148,7 @@
       </w:r>
       <w:r>
         <w:rPr>
-          <w:rFonts w:ascii="宋体" w:hAnsi="宋体"/>
+          <w:rFonts w:ascii="SimSun" w:hAnsi="SimSun"/>
           <w:sz w:val="21"/>
           <w:szCs w:val="21"/>
         </w:rPr>
@@ -10398,7 +10172,7 @@
       </w:r>
       <w:r>
         <w:rPr>
-          <w:rFonts w:ascii="宋体" w:hAnsi="宋体"/>
+          <w:rFonts w:ascii="SimSun" w:hAnsi="SimSun"/>
           <w:sz w:val="21"/>
           <w:szCs w:val="21"/>
         </w:rPr>
@@ -10439,7 +10213,7 @@
       </w:r>
       <w:r>
         <w:rPr>
-          <w:rFonts w:ascii="宋体" w:hAnsi="宋体"/>
+          <w:rFonts w:ascii="SimSun" w:hAnsi="SimSun"/>
           <w:sz w:val="21"/>
           <w:szCs w:val="21"/>
         </w:rPr>
@@ -10458,7 +10232,7 @@
       </w:pPr>
       <w:r>
         <w:rPr>
-          <w:rFonts w:ascii="宋体" w:hAnsi="宋体"/>
+          <w:rFonts w:ascii="SimSun" w:hAnsi="SimSun"/>
           <w:sz w:val="21"/>
           <w:szCs w:val="21"/>
         </w:rPr>
@@ -10473,7 +10247,7 @@
       </w:r>
       <w:r>
         <w:rPr>
-          <w:rFonts w:ascii="宋体" w:hAnsi="宋体"/>
+          <w:rFonts w:ascii="SimSun" w:hAnsi="SimSun"/>
           <w:sz w:val="21"/>
           <w:szCs w:val="21"/>
         </w:rPr>
@@ -10497,7 +10271,7 @@
       </w:r>
       <w:r>
         <w:rPr>
-          <w:rFonts w:ascii="宋体" w:hAnsi="宋体"/>
+          <w:rFonts w:ascii="SimSun" w:hAnsi="SimSun"/>
           <w:sz w:val="21"/>
           <w:szCs w:val="21"/>
         </w:rPr>
@@ -10516,7 +10290,7 @@
       </w:pPr>
       <w:r>
         <w:rPr>
-          <w:rFonts w:ascii="宋体" w:hAnsi="宋体"/>
+          <w:rFonts w:ascii="SimSun" w:hAnsi="SimSun"/>
           <w:sz w:val="21"/>
           <w:szCs w:val="21"/>
         </w:rPr>
@@ -10531,7 +10305,7 @@
       </w:r>
       <w:r>
         <w:rPr>
-          <w:rFonts w:ascii="宋体" w:hAnsi="宋体"/>
+          <w:rFonts w:ascii="SimSun" w:hAnsi="SimSun"/>
           <w:sz w:val="21"/>
           <w:szCs w:val="21"/>
         </w:rPr>
@@ -10579,7 +10353,7 @@
       </w:r>
       <w:r>
         <w:rPr>
-          <w:rFonts w:ascii="宋体" w:hAnsi="宋体"/>
+          <w:rFonts w:ascii="SimSun" w:hAnsi="SimSun"/>
           <w:sz w:val="21"/>
           <w:szCs w:val="21"/>
         </w:rPr>
@@ -10603,7 +10377,7 @@
       </w:r>
       <w:r>
         <w:rPr>
-          <w:rFonts w:ascii="宋体" w:hAnsi="宋体"/>
+          <w:rFonts w:ascii="SimSun" w:hAnsi="SimSun"/>
           <w:sz w:val="21"/>
           <w:szCs w:val="21"/>
         </w:rPr>
@@ -10629,7 +10403,7 @@
       </w:r>
       <w:r>
         <w:rPr>
-          <w:rFonts w:ascii="宋体" w:hAnsi="宋体"/>
+          <w:rFonts w:ascii="SimSun" w:hAnsi="SimSun"/>
           <w:sz w:val="21"/>
           <w:szCs w:val="21"/>
         </w:rPr>
@@ -10652,7 +10426,7 @@
       </w:r>
       <w:r>
         <w:rPr>
-          <w:rFonts w:ascii="宋体" w:hAnsi="宋体"/>
+          <w:rFonts w:ascii="SimSun" w:hAnsi="SimSun"/>
           <w:sz w:val="21"/>
           <w:szCs w:val="21"/>
         </w:rPr>
@@ -10675,7 +10449,7 @@
       </w:r>
       <w:r>
         <w:rPr>
-          <w:rFonts w:eastAsia="楷体"/>
+          <w:rFonts w:eastAsia="KaiTi"/>
           <w:sz w:val="21"/>
           <w:szCs w:val="21"/>
         </w:rPr>
@@ -10683,7 +10457,7 @@
       </w:r>
       <w:r>
         <w:rPr>
-          <w:rFonts w:ascii="宋体" w:hAnsi="宋体"/>
+          <w:rFonts w:ascii="SimSun" w:hAnsi="SimSun"/>
           <w:sz w:val="21"/>
           <w:szCs w:val="21"/>
         </w:rPr>
@@ -10699,7 +10473,7 @@
       </w:r>
       <w:r>
         <w:rPr>
-          <w:rFonts w:ascii="宋体" w:hAnsi="宋体"/>
+          <w:rFonts w:ascii="SimSun" w:hAnsi="SimSun"/>
           <w:sz w:val="21"/>
           <w:szCs w:val="21"/>
         </w:rPr>
@@ -10711,25 +10485,7 @@
           <w:sz w:val="21"/>
           <w:szCs w:val="21"/>
         </w:rPr>
-        <w:t>在竖直平面内固定</w:t>
-      </w:r>
-      <w:proofErr w:type="gramStart"/>
-      <w:r>
-        <w:rPr>
-          <w:rFonts w:hint="eastAsia"/>
-          <w:sz w:val="21"/>
-          <w:szCs w:val="21"/>
-        </w:rPr>
-        <w:t>一</w:t>
-      </w:r>
-      <w:proofErr w:type="gramEnd"/>
-      <w:r>
-        <w:rPr>
-          <w:rFonts w:hint="eastAsia"/>
-          <w:sz w:val="21"/>
-          <w:szCs w:val="21"/>
-        </w:rPr>
-        <w:t>半径为</w:t>
+        <w:t>在竖直平面内固定一半径为</w:t>
       </w:r>
       <w:r>
         <w:rPr>
@@ -10741,7 +10497,7 @@
       </w:r>
       <w:r>
         <w:rPr>
-          <w:rFonts w:ascii="宋体" w:hAnsi="宋体"/>
+          <w:rFonts w:ascii="SimSun" w:hAnsi="SimSun"/>
           <w:sz w:val="21"/>
           <w:szCs w:val="21"/>
         </w:rPr>
@@ -10773,7 +10529,7 @@
       </w:r>
       <w:r>
         <w:rPr>
-          <w:rFonts w:ascii="宋体" w:hAnsi="宋体"/>
+          <w:rFonts w:ascii="SimSun" w:hAnsi="SimSun"/>
           <w:sz w:val="21"/>
           <w:szCs w:val="21"/>
         </w:rPr>
@@ -10797,7 +10553,7 @@
       </w:r>
       <w:r>
         <w:rPr>
-          <w:rFonts w:ascii="宋体" w:hAnsi="宋体"/>
+          <w:rFonts w:ascii="SimSun" w:hAnsi="SimSun"/>
           <w:sz w:val="21"/>
           <w:szCs w:val="21"/>
         </w:rPr>
@@ -10821,7 +10577,7 @@
       </w:r>
       <w:r>
         <w:rPr>
-          <w:rFonts w:ascii="宋体" w:hAnsi="宋体"/>
+          <w:rFonts w:ascii="SimSun" w:hAnsi="SimSun"/>
           <w:sz w:val="21"/>
           <w:szCs w:val="21"/>
         </w:rPr>
@@ -10837,29 +10593,19 @@
       </w:r>
       <w:r>
         <w:rPr>
-          <w:rFonts w:ascii="宋体" w:hAnsi="宋体"/>
+          <w:rFonts w:ascii="SimSun" w:hAnsi="SimSun"/>
           <w:sz w:val="21"/>
           <w:szCs w:val="21"/>
         </w:rPr>
         <w:t>。</w:t>
       </w:r>
-      <w:proofErr w:type="gramStart"/>
-      <w:r>
-        <w:rPr>
-          <w:rFonts w:hint="eastAsia"/>
-          <w:sz w:val="21"/>
-          <w:szCs w:val="21"/>
-        </w:rPr>
-        <w:t>一</w:t>
-      </w:r>
-      <w:proofErr w:type="gramEnd"/>
-      <w:r>
-        <w:rPr>
-          <w:rFonts w:hint="eastAsia"/>
-          <w:sz w:val="21"/>
-          <w:szCs w:val="21"/>
-        </w:rPr>
-        <w:t>质量为</w:t>
+      <w:r>
+        <w:rPr>
+          <w:rFonts w:hint="eastAsia"/>
+          <w:sz w:val="21"/>
+          <w:szCs w:val="21"/>
+        </w:rPr>
+        <w:t>一质量为</w:t>
       </w:r>
       <w:r>
         <w:rPr>
@@ -10879,7 +10625,7 @@
       </w:r>
       <w:r>
         <w:rPr>
-          <w:rFonts w:ascii="宋体" w:hAnsi="宋体"/>
+          <w:rFonts w:ascii="SimSun" w:hAnsi="SimSun"/>
           <w:sz w:val="21"/>
           <w:szCs w:val="21"/>
         </w:rPr>
@@ -10895,7 +10641,7 @@
       </w:r>
       <w:r>
         <w:rPr>
-          <w:rFonts w:ascii="宋体" w:hAnsi="宋体"/>
+          <w:rFonts w:ascii="SimSun" w:hAnsi="SimSun"/>
           <w:sz w:val="21"/>
           <w:szCs w:val="21"/>
         </w:rPr>
@@ -10927,7 +10673,7 @@
       </w:r>
       <w:r>
         <w:rPr>
-          <w:rFonts w:ascii="宋体" w:hAnsi="宋体"/>
+          <w:rFonts w:ascii="SimSun" w:hAnsi="SimSun"/>
           <w:sz w:val="21"/>
           <w:szCs w:val="21"/>
         </w:rPr>
@@ -10974,7 +10720,7 @@
       </w:r>
       <w:r>
         <w:rPr>
-          <w:rFonts w:ascii="宋体" w:hAnsi="宋体"/>
+          <w:rFonts w:ascii="SimSun" w:hAnsi="SimSun"/>
           <w:sz w:val="21"/>
           <w:szCs w:val="21"/>
         </w:rPr>
@@ -10989,7 +10735,7 @@
       </w:r>
       <w:r>
         <w:rPr>
-          <w:rFonts w:ascii="宋体" w:hAnsi="宋体"/>
+          <w:rFonts w:ascii="SimSun" w:hAnsi="SimSun"/>
           <w:sz w:val="21"/>
           <w:szCs w:val="21"/>
         </w:rPr>
@@ -11013,7 +10759,7 @@
       </w:r>
       <w:r>
         <w:rPr>
-          <w:rFonts w:ascii="宋体" w:hAnsi="宋体"/>
+          <w:rFonts w:ascii="SimSun" w:hAnsi="SimSun"/>
           <w:sz w:val="21"/>
           <w:szCs w:val="21"/>
         </w:rPr>
@@ -11043,7 +10789,7 @@
       </w:r>
       <w:r>
         <w:rPr>
-          <w:rFonts w:ascii="宋体" w:hAnsi="宋体"/>
+          <w:rFonts w:ascii="SimSun" w:hAnsi="SimSun"/>
           <w:sz w:val="21"/>
           <w:szCs w:val="21"/>
         </w:rPr>
@@ -11058,7 +10804,7 @@
       </w:r>
       <w:r>
         <w:rPr>
-          <w:rFonts w:ascii="宋体" w:hAnsi="宋体"/>
+          <w:rFonts w:ascii="SimSun" w:hAnsi="SimSun"/>
           <w:sz w:val="21"/>
           <w:szCs w:val="21"/>
         </w:rPr>
@@ -11073,7 +10819,7 @@
       </w:r>
       <w:r>
         <w:rPr>
-          <w:rFonts w:ascii="宋体" w:hAnsi="宋体"/>
+          <w:rFonts w:ascii="SimSun" w:hAnsi="SimSun"/>
           <w:sz w:val="21"/>
           <w:szCs w:val="21"/>
         </w:rPr>
@@ -11103,7 +10849,7 @@
       </w:r>
       <w:r>
         <w:rPr>
-          <w:rFonts w:ascii="宋体" w:hAnsi="宋体"/>
+          <w:rFonts w:ascii="SimSun" w:hAnsi="SimSun"/>
           <w:sz w:val="21"/>
           <w:szCs w:val="21"/>
         </w:rPr>
@@ -11118,7 +10864,7 @@
       </w:r>
       <w:r>
         <w:rPr>
-          <w:rFonts w:ascii="宋体" w:hAnsi="宋体"/>
+          <w:rFonts w:ascii="SimSun" w:hAnsi="SimSun"/>
           <w:sz w:val="21"/>
           <w:szCs w:val="21"/>
         </w:rPr>
@@ -11133,7 +10879,7 @@
       </w:r>
       <w:r>
         <w:rPr>
-          <w:rFonts w:ascii="宋体" w:hAnsi="宋体"/>
+          <w:rFonts w:ascii="SimSun" w:hAnsi="SimSun"/>
           <w:sz w:val="21"/>
           <w:szCs w:val="21"/>
         </w:rPr>
@@ -11149,7 +10895,7 @@
       </w:r>
       <w:r>
         <w:rPr>
-          <w:rFonts w:ascii="宋体" w:hAnsi="宋体"/>
+          <w:rFonts w:ascii="SimSun" w:hAnsi="SimSun"/>
           <w:sz w:val="21"/>
           <w:szCs w:val="21"/>
         </w:rPr>
@@ -11222,7 +10968,7 @@
       </w:pPr>
       <w:r>
         <w:rPr>
-          <w:rFonts w:ascii="宋体" w:hAnsi="宋体"/>
+          <w:rFonts w:ascii="SimSun" w:hAnsi="SimSun"/>
           <w:sz w:val="21"/>
           <w:szCs w:val="21"/>
         </w:rPr>
@@ -11237,7 +10983,7 @@
       </w:r>
       <w:r>
         <w:rPr>
-          <w:rFonts w:ascii="宋体" w:hAnsi="宋体"/>
+          <w:rFonts w:ascii="SimSun" w:hAnsi="SimSun"/>
           <w:sz w:val="21"/>
           <w:szCs w:val="21"/>
         </w:rPr>
@@ -11261,7 +11007,7 @@
       </w:r>
       <w:r>
         <w:rPr>
-          <w:rFonts w:ascii="宋体" w:hAnsi="宋体"/>
+          <w:rFonts w:ascii="SimSun" w:hAnsi="SimSun"/>
           <w:sz w:val="21"/>
           <w:szCs w:val="21"/>
         </w:rPr>
@@ -11280,7 +11026,7 @@
       </w:pPr>
       <w:r>
         <w:rPr>
-          <w:rFonts w:ascii="宋体" w:hAnsi="宋体"/>
+          <w:rFonts w:ascii="SimSun" w:hAnsi="SimSun"/>
           <w:sz w:val="21"/>
           <w:szCs w:val="21"/>
         </w:rPr>
@@ -11295,7 +11041,7 @@
       </w:r>
       <w:r>
         <w:rPr>
-          <w:rFonts w:ascii="宋体" w:hAnsi="宋体"/>
+          <w:rFonts w:ascii="SimSun" w:hAnsi="SimSun"/>
           <w:sz w:val="21"/>
           <w:szCs w:val="21"/>
         </w:rPr>
@@ -11311,7 +11057,7 @@
       </w:r>
       <w:r>
         <w:rPr>
-          <w:rFonts w:ascii="宋体" w:hAnsi="宋体"/>
+          <w:rFonts w:ascii="SimSun" w:hAnsi="SimSun"/>
           <w:sz w:val="21"/>
           <w:szCs w:val="21"/>
         </w:rPr>
@@ -11327,7 +11073,7 @@
       </w:r>
       <w:r>
         <w:rPr>
-          <w:rFonts w:ascii="宋体" w:hAnsi="宋体"/>
+          <w:rFonts w:ascii="SimSun" w:hAnsi="SimSun"/>
           <w:sz w:val="21"/>
           <w:szCs w:val="21"/>
         </w:rPr>
@@ -11341,7 +11087,6 @@
         </w:rPr>
         <w:t>求小球运动过程中的最小速度</w:t>
       </w:r>
-      <w:proofErr w:type="spellStart"/>
       <w:r>
         <w:rPr>
           <w:i/>
@@ -11358,10 +11103,9 @@
         </w:rPr>
         <w:t>min</w:t>
       </w:r>
-      <w:proofErr w:type="spellEnd"/>
-      <w:r>
-        <w:rPr>
-          <w:rFonts w:ascii="宋体" w:hAnsi="宋体"/>
+      <w:r>
+        <w:rPr>
+          <w:rFonts w:ascii="SimSun" w:hAnsi="SimSun"/>
           <w:sz w:val="21"/>
           <w:szCs w:val="21"/>
         </w:rPr>
@@ -11380,10 +11124,11 @@
       </w:pPr>
       <w:r>
         <w:rPr>
-          <w:rFonts w:ascii="宋体" w:hAnsi="宋体"/>
-          <w:sz w:val="21"/>
-          <w:szCs w:val="21"/>
-        </w:rPr>
+          <w:rFonts w:ascii="SimSun" w:hAnsi="SimSun"/>
+          <w:sz w:val="21"/>
+          <w:szCs w:val="21"/>
+        </w:rPr>
+        <w:lastRenderedPageBreak/>
         <w:t>（</w:t>
       </w:r>
       <w:r>
@@ -11395,7 +11140,7 @@
       </w:r>
       <w:r>
         <w:rPr>
-          <w:rFonts w:ascii="宋体" w:hAnsi="宋体"/>
+          <w:rFonts w:ascii="SimSun" w:hAnsi="SimSun"/>
           <w:sz w:val="21"/>
           <w:szCs w:val="21"/>
         </w:rPr>
@@ -11409,7 +11154,6 @@
         </w:rPr>
         <w:t>若小球以斜向右下方的初速度</w:t>
       </w:r>
-      <w:proofErr w:type="spellStart"/>
       <w:r>
         <w:rPr>
           <w:i/>
@@ -11427,10 +11171,9 @@
         </w:rPr>
         <w:t>C</w:t>
       </w:r>
-      <w:proofErr w:type="spellEnd"/>
-      <w:r>
-        <w:rPr>
-          <w:rFonts w:ascii="宋体" w:hAnsi="宋体"/>
+      <w:r>
+        <w:rPr>
+          <w:rFonts w:ascii="SimSun" w:hAnsi="SimSun"/>
           <w:sz w:val="21"/>
           <w:szCs w:val="21"/>
         </w:rPr>
@@ -11540,7 +11283,7 @@
       </w:r>
       <w:r>
         <w:rPr>
-          <w:rFonts w:ascii="宋体" w:hAnsi="宋体"/>
+          <w:rFonts w:ascii="SimSun" w:hAnsi="SimSun"/>
           <w:sz w:val="21"/>
           <w:szCs w:val="21"/>
         </w:rPr>
@@ -11572,7 +11315,7 @@
       </w:r>
       <w:r>
         <w:rPr>
-          <w:rFonts w:ascii="宋体" w:hAnsi="宋体"/>
+          <w:rFonts w:ascii="SimSun" w:hAnsi="SimSun"/>
           <w:sz w:val="21"/>
           <w:szCs w:val="21"/>
         </w:rPr>
@@ -11598,7 +11341,7 @@
       </w:r>
       <w:r>
         <w:rPr>
-          <w:rFonts w:ascii="宋体" w:hAnsi="宋体"/>
+          <w:rFonts w:ascii="SimSun" w:hAnsi="SimSun"/>
           <w:sz w:val="21"/>
           <w:szCs w:val="21"/>
         </w:rPr>
@@ -11621,7 +11364,7 @@
       </w:r>
       <w:r>
         <w:rPr>
-          <w:rFonts w:ascii="宋体" w:hAnsi="宋体"/>
+          <w:rFonts w:ascii="SimSun" w:hAnsi="SimSun"/>
           <w:sz w:val="21"/>
           <w:szCs w:val="21"/>
         </w:rPr>
@@ -11644,7 +11387,7 @@
       </w:r>
       <w:r>
         <w:rPr>
-          <w:rFonts w:eastAsia="楷体"/>
+          <w:rFonts w:eastAsia="KaiTi"/>
           <w:sz w:val="21"/>
           <w:szCs w:val="21"/>
         </w:rPr>
@@ -11652,7 +11395,7 @@
       </w:r>
       <w:r>
         <w:rPr>
-          <w:rFonts w:ascii="宋体" w:hAnsi="宋体"/>
+          <w:rFonts w:ascii="SimSun" w:hAnsi="SimSun"/>
           <w:sz w:val="21"/>
           <w:szCs w:val="21"/>
         </w:rPr>
@@ -11668,7 +11411,7 @@
       </w:r>
       <w:r>
         <w:rPr>
-          <w:rFonts w:ascii="宋体" w:hAnsi="宋体"/>
+          <w:rFonts w:ascii="SimSun" w:hAnsi="SimSun"/>
           <w:sz w:val="21"/>
           <w:szCs w:val="21"/>
         </w:rPr>
@@ -11682,7 +11425,6 @@
         </w:rPr>
         <w:t>竖直平面内的直角坐标系</w:t>
       </w:r>
-      <w:proofErr w:type="spellStart"/>
       <w:r>
         <w:rPr>
           <w:i/>
@@ -11691,7 +11433,6 @@
         </w:rPr>
         <w:t>xOy</w:t>
       </w:r>
-      <w:proofErr w:type="spellEnd"/>
       <w:r>
         <w:rPr>
           <w:rFonts w:hint="eastAsia"/>
@@ -11702,7 +11443,7 @@
       </w:r>
       <w:r>
         <w:rPr>
-          <w:rFonts w:ascii="宋体" w:hAnsi="宋体"/>
+          <w:rFonts w:ascii="SimSun" w:hAnsi="SimSun"/>
           <w:sz w:val="21"/>
           <w:szCs w:val="21"/>
         </w:rPr>
@@ -11715,7 +11456,7 @@
         <w:snapToGrid w:val="0"/>
         <w:spacing w:line="360" w:lineRule="auto"/>
         <w:rPr>
-          <w:rFonts w:ascii="宋体" w:hAnsi="宋体"/>
+          <w:rFonts w:ascii="SimSun" w:hAnsi="SimSun"/>
           <w:sz w:val="21"/>
           <w:szCs w:val="21"/>
         </w:rPr>
@@ -11726,18 +11467,226 @@
           <w:sz w:val="21"/>
           <w:szCs w:val="21"/>
         </w:rPr>
-        <w:t>第一象限内存</w:t>
-      </w:r>
-      <w:proofErr w:type="gramStart"/>
-      <w:r>
-        <w:rPr>
-          <w:rFonts w:hint="eastAsia"/>
-          <w:sz w:val="21"/>
-          <w:szCs w:val="21"/>
-        </w:rPr>
-        <w:t>在着</w:t>
-      </w:r>
-      <w:proofErr w:type="gramEnd"/>
+        <w:t>第一象限内存在着沿</w:t>
+      </w:r>
+      <w:r>
+        <w:rPr>
+          <w:i/>
+          <w:sz w:val="21"/>
+          <w:szCs w:val="21"/>
+        </w:rPr>
+        <w:t>x</w:t>
+      </w:r>
+      <w:r>
+        <w:rPr>
+          <w:rFonts w:hint="eastAsia"/>
+          <w:sz w:val="21"/>
+          <w:szCs w:val="21"/>
+        </w:rPr>
+        <w:t>轴正方向的匀强电场</w:t>
+      </w:r>
+      <w:r>
+        <w:rPr>
+          <w:rFonts w:ascii="SimSun" w:hAnsi="SimSun"/>
+          <w:sz w:val="21"/>
+          <w:szCs w:val="21"/>
+        </w:rPr>
+        <w:t>。</w:t>
+      </w:r>
+      <w:r>
+        <w:rPr>
+          <w:rFonts w:hint="eastAsia"/>
+          <w:sz w:val="21"/>
+          <w:szCs w:val="21"/>
+        </w:rPr>
+        <w:t>将质量</w:t>
+      </w:r>
+      <w:r>
+        <w:rPr>
+          <w:i/>
+          <w:sz w:val="21"/>
+          <w:szCs w:val="21"/>
+        </w:rPr>
+        <w:t>m</w:t>
+      </w:r>
+      <w:r>
+        <w:rPr>
+          <w:rFonts w:ascii="SimSun" w:hAnsi="SimSun"/>
+          <w:sz w:val="21"/>
+          <w:szCs w:val="21"/>
+        </w:rPr>
+        <w:t>＝</w:t>
+      </w:r>
+      <w:r>
+        <w:rPr>
+          <w:sz w:val="21"/>
+          <w:szCs w:val="21"/>
+        </w:rPr>
+        <w:t>10</w:t>
+      </w:r>
+      <w:r>
+        <w:rPr>
+          <w:rFonts w:hint="eastAsia"/>
+          <w:sz w:val="21"/>
+          <w:szCs w:val="21"/>
+        </w:rPr>
+        <w:t xml:space="preserve"> </w:t>
+      </w:r>
+      <w:r>
+        <w:rPr>
+          <w:sz w:val="21"/>
+          <w:szCs w:val="21"/>
+        </w:rPr>
+        <w:t>g</w:t>
+      </w:r>
+      <w:r>
+        <w:rPr>
+          <w:rFonts w:ascii="SimSun" w:hAnsi="SimSun"/>
+          <w:sz w:val="21"/>
+          <w:szCs w:val="21"/>
+        </w:rPr>
+        <w:t>、</w:t>
+      </w:r>
+      <w:r>
+        <w:rPr>
+          <w:rFonts w:hint="eastAsia"/>
+          <w:sz w:val="21"/>
+          <w:szCs w:val="21"/>
+        </w:rPr>
+        <w:t>电荷量</w:t>
+      </w:r>
+      <w:r>
+        <w:rPr>
+          <w:i/>
+          <w:sz w:val="21"/>
+          <w:szCs w:val="21"/>
+        </w:rPr>
+        <w:t>q</w:t>
+      </w:r>
+      <w:r>
+        <w:rPr>
+          <w:rFonts w:ascii="SimSun" w:hAnsi="SimSun"/>
+          <w:sz w:val="21"/>
+          <w:szCs w:val="21"/>
+        </w:rPr>
+        <w:t>＝</w:t>
+      </w:r>
+      <w:r>
+        <w:rPr>
+          <w:sz w:val="21"/>
+          <w:szCs w:val="21"/>
+        </w:rPr>
+        <w:t>8</w:t>
+      </w:r>
+      <w:r>
+        <w:rPr>
+          <w:rFonts w:ascii="SimSun" w:hAnsi="SimSun"/>
+          <w:sz w:val="21"/>
+          <w:szCs w:val="21"/>
+        </w:rPr>
+        <w:t>×</w:t>
+      </w:r>
+      <w:r>
+        <w:rPr>
+          <w:sz w:val="21"/>
+          <w:szCs w:val="21"/>
+        </w:rPr>
+        <w:t>10</w:t>
+      </w:r>
+      <w:r>
+        <w:rPr>
+          <w:rFonts w:ascii="SimSun" w:hAnsi="SimSun"/>
+          <w:sz w:val="21"/>
+          <w:szCs w:val="21"/>
+          <w:vertAlign w:val="superscript"/>
+        </w:rPr>
+        <w:t>－</w:t>
+      </w:r>
+      <w:r>
+        <w:rPr>
+          <w:sz w:val="21"/>
+          <w:szCs w:val="21"/>
+          <w:vertAlign w:val="superscript"/>
+        </w:rPr>
+        <w:t>8</w:t>
+      </w:r>
+      <w:r>
+        <w:rPr>
+          <w:rFonts w:hint="eastAsia"/>
+          <w:sz w:val="21"/>
+          <w:szCs w:val="21"/>
+        </w:rPr>
+        <w:t xml:space="preserve"> </w:t>
+      </w:r>
+      <w:r>
+        <w:rPr>
+          <w:sz w:val="21"/>
+          <w:szCs w:val="21"/>
+        </w:rPr>
+        <w:t>C</w:t>
+      </w:r>
+      <w:r>
+        <w:rPr>
+          <w:rFonts w:hint="eastAsia"/>
+          <w:sz w:val="21"/>
+          <w:szCs w:val="21"/>
+        </w:rPr>
+        <w:t>的绝缘带电小球从第二象限的</w:t>
+      </w:r>
+      <w:r>
+        <w:rPr>
+          <w:i/>
+          <w:sz w:val="21"/>
+          <w:szCs w:val="21"/>
+        </w:rPr>
+        <w:t>P</w:t>
+      </w:r>
+      <w:r>
+        <w:rPr>
+          <w:rFonts w:hint="eastAsia"/>
+          <w:sz w:val="21"/>
+          <w:szCs w:val="21"/>
+        </w:rPr>
+        <w:t>点</w:t>
+      </w:r>
+      <w:r>
+        <w:rPr>
+          <w:rFonts w:ascii="SimSun" w:hAnsi="SimSun"/>
+          <w:sz w:val="21"/>
+          <w:szCs w:val="21"/>
+        </w:rPr>
+        <w:t>（－</w:t>
+      </w:r>
+      <w:r>
+        <w:rPr>
+          <w:sz w:val="21"/>
+          <w:szCs w:val="21"/>
+        </w:rPr>
+        <w:t>40</w:t>
+      </w:r>
+      <w:r>
+        <w:rPr>
+          <w:rFonts w:ascii="SimSun" w:hAnsi="SimSun"/>
+          <w:sz w:val="21"/>
+          <w:szCs w:val="21"/>
+        </w:rPr>
+        <w:t>，</w:t>
+      </w:r>
+      <w:r>
+        <w:rPr>
+          <w:sz w:val="21"/>
+          <w:szCs w:val="21"/>
+        </w:rPr>
+        <w:t>50</w:t>
+      </w:r>
+      <w:r>
+        <w:rPr>
+          <w:rFonts w:ascii="SimSun" w:hAnsi="SimSun"/>
+          <w:sz w:val="21"/>
+          <w:szCs w:val="21"/>
+        </w:rPr>
+        <w:t>）</w:t>
+      </w:r>
       <w:r>
         <w:rPr>
           <w:rFonts w:hint="eastAsia"/>
@@ -11760,35 +11709,123 @@
           <w:sz w:val="21"/>
           <w:szCs w:val="21"/>
         </w:rPr>
-        <w:t>轴正方向的匀强电场</w:t>
-      </w:r>
-      <w:r>
-        <w:rPr>
-          <w:rFonts w:ascii="宋体" w:hAnsi="宋体"/>
-          <w:sz w:val="21"/>
-          <w:szCs w:val="21"/>
-        </w:rPr>
-        <w:t>。</w:t>
-      </w:r>
-      <w:r>
-        <w:rPr>
-          <w:rFonts w:hint="eastAsia"/>
-          <w:sz w:val="21"/>
-          <w:szCs w:val="21"/>
-        </w:rPr>
-        <w:t>将质量</w:t>
-      </w:r>
-      <w:r>
-        <w:rPr>
-          <w:i/>
-          <w:sz w:val="21"/>
-          <w:szCs w:val="21"/>
-        </w:rPr>
-        <w:t>m</w:t>
-      </w:r>
-      <w:r>
-        <w:rPr>
-          <w:rFonts w:ascii="宋体" w:hAnsi="宋体"/>
+        <w:t>轴正方向水平抛出</w:t>
+      </w:r>
+      <w:r>
+        <w:rPr>
+          <w:rFonts w:ascii="SimSun" w:hAnsi="SimSun"/>
+          <w:sz w:val="21"/>
+          <w:szCs w:val="21"/>
+        </w:rPr>
+        <w:t>，</w:t>
+      </w:r>
+      <w:r>
+        <w:rPr>
+          <w:rFonts w:hint="eastAsia"/>
+          <w:sz w:val="21"/>
+          <w:szCs w:val="21"/>
+        </w:rPr>
+        <w:t>打在</w:t>
+      </w:r>
+      <w:r>
+        <w:rPr>
+          <w:i/>
+          <w:sz w:val="21"/>
+          <w:szCs w:val="21"/>
+        </w:rPr>
+        <w:t>x</w:t>
+      </w:r>
+      <w:r>
+        <w:rPr>
+          <w:rFonts w:hint="eastAsia"/>
+          <w:sz w:val="21"/>
+          <w:szCs w:val="21"/>
+        </w:rPr>
+        <w:t>轴正半轴的</w:t>
+      </w:r>
+      <w:r>
+        <w:rPr>
+          <w:i/>
+          <w:sz w:val="21"/>
+          <w:szCs w:val="21"/>
+        </w:rPr>
+        <w:t>Q</w:t>
+      </w:r>
+      <w:r>
+        <w:rPr>
+          <w:rFonts w:hint="eastAsia"/>
+          <w:sz w:val="21"/>
+          <w:szCs w:val="21"/>
+        </w:rPr>
+        <w:t>点</w:t>
+      </w:r>
+      <w:r>
+        <w:rPr>
+          <w:rFonts w:ascii="SimSun" w:hAnsi="SimSun"/>
+          <w:sz w:val="21"/>
+          <w:szCs w:val="21"/>
+        </w:rPr>
+        <w:t>（</w:t>
+      </w:r>
+      <w:r>
+        <w:rPr>
+          <w:rFonts w:hint="eastAsia"/>
+          <w:sz w:val="21"/>
+          <w:szCs w:val="21"/>
+        </w:rPr>
+        <w:t>图中未画出</w:t>
+      </w:r>
+      <w:r>
+        <w:rPr>
+          <w:rFonts w:ascii="SimSun" w:hAnsi="SimSun"/>
+          <w:sz w:val="21"/>
+          <w:szCs w:val="21"/>
+        </w:rPr>
+        <w:t>）。</w:t>
+      </w:r>
+      <w:r>
+        <w:rPr>
+          <w:rFonts w:hint="eastAsia"/>
+          <w:sz w:val="21"/>
+          <w:szCs w:val="21"/>
+        </w:rPr>
+        <w:t>已知小球从</w:t>
+      </w:r>
+      <w:r>
+        <w:rPr>
+          <w:i/>
+          <w:sz w:val="21"/>
+          <w:szCs w:val="21"/>
+        </w:rPr>
+        <w:t>P</w:t>
+      </w:r>
+      <w:r>
+        <w:rPr>
+          <w:rFonts w:hint="eastAsia"/>
+          <w:sz w:val="21"/>
+          <w:szCs w:val="21"/>
+        </w:rPr>
+        <w:t>抛出时的速度大小</w:t>
+      </w:r>
+      <w:r>
+        <w:rPr>
+          <w:i/>
+          <w:sz w:val="21"/>
+          <w:szCs w:val="21"/>
+        </w:rPr>
+        <w:t>v</w:t>
+      </w:r>
+      <w:r>
+        <w:rPr>
+          <w:sz w:val="21"/>
+          <w:szCs w:val="21"/>
+          <w:vertAlign w:val="subscript"/>
+        </w:rPr>
+        <w:t>0</w:t>
+      </w:r>
+      <w:r>
+        <w:rPr>
+          <w:rFonts w:ascii="SimSun" w:hAnsi="SimSun"/>
           <w:sz w:val="21"/>
           <w:szCs w:val="21"/>
         </w:rPr>
@@ -11799,6 +11836,76 @@
           <w:sz w:val="21"/>
           <w:szCs w:val="21"/>
         </w:rPr>
+        <w:t>2</w:t>
+      </w:r>
+      <w:r>
+        <w:rPr>
+          <w:rFonts w:hint="eastAsia"/>
+          <w:sz w:val="21"/>
+          <w:szCs w:val="21"/>
+        </w:rPr>
+        <w:t xml:space="preserve"> </w:t>
+      </w:r>
+      <w:r>
+        <w:rPr>
+          <w:sz w:val="21"/>
+          <w:szCs w:val="21"/>
+        </w:rPr>
+        <w:t>m/s</w:t>
+      </w:r>
+      <w:r>
+        <w:rPr>
+          <w:rFonts w:ascii="SimSun" w:hAnsi="SimSun"/>
+          <w:sz w:val="21"/>
+          <w:szCs w:val="21"/>
+        </w:rPr>
+        <w:t>，</w:t>
+      </w:r>
+      <w:r>
+        <w:rPr>
+          <w:rFonts w:hint="eastAsia"/>
+          <w:sz w:val="21"/>
+          <w:szCs w:val="21"/>
+        </w:rPr>
+        <w:t>小球在第一象限内做直线运动</w:t>
+      </w:r>
+      <w:r>
+        <w:rPr>
+          <w:rFonts w:ascii="SimSun" w:hAnsi="SimSun"/>
+          <w:sz w:val="21"/>
+          <w:szCs w:val="21"/>
+        </w:rPr>
+        <w:t>，</w:t>
+      </w:r>
+      <w:r>
+        <w:rPr>
+          <w:rFonts w:hint="eastAsia"/>
+          <w:sz w:val="21"/>
+          <w:szCs w:val="21"/>
+        </w:rPr>
+        <w:t>重力加速度</w:t>
+      </w:r>
+      <w:r>
+        <w:rPr>
+          <w:i/>
+          <w:sz w:val="21"/>
+          <w:szCs w:val="21"/>
+        </w:rPr>
+        <w:t>g</w:t>
+      </w:r>
+      <w:r>
+        <w:rPr>
+          <w:rFonts w:hint="eastAsia"/>
+          <w:sz w:val="21"/>
+          <w:szCs w:val="21"/>
+        </w:rPr>
+        <w:t>取</w:t>
+      </w:r>
+      <w:r>
+        <w:rPr>
+          <w:sz w:val="21"/>
+          <w:szCs w:val="21"/>
+        </w:rPr>
         <w:t>10</w:t>
       </w:r>
       <w:r>
@@ -11814,136 +11921,19 @@
           <w:sz w:val="21"/>
           <w:szCs w:val="21"/>
         </w:rPr>
-        <w:t>g</w:t>
-      </w:r>
-      <w:r>
-        <w:rPr>
-          <w:rFonts w:ascii="宋体" w:hAnsi="宋体"/>
-          <w:sz w:val="21"/>
-          <w:szCs w:val="21"/>
-        </w:rPr>
-        <w:t>、</w:t>
-      </w:r>
-      <w:r>
-        <w:rPr>
-          <w:rFonts w:hint="eastAsia"/>
-          <w:sz w:val="21"/>
-          <w:szCs w:val="21"/>
-        </w:rPr>
-        <w:t>电荷量</w:t>
-      </w:r>
-      <w:r>
-        <w:rPr>
-          <w:i/>
-          <w:sz w:val="21"/>
-          <w:szCs w:val="21"/>
-        </w:rPr>
-        <w:t>q</w:t>
-      </w:r>
-      <w:r>
-        <w:rPr>
-          <w:rFonts w:ascii="宋体" w:hAnsi="宋体"/>
-          <w:sz w:val="21"/>
-          <w:szCs w:val="21"/>
-        </w:rPr>
-        <w:t>＝</w:t>
-      </w:r>
-      <w:r>
-        <w:rPr>
-          <w:sz w:val="21"/>
-          <w:szCs w:val="21"/>
-        </w:rPr>
-        <w:t>8</w:t>
-      </w:r>
-      <w:r>
-        <w:rPr>
-          <w:rFonts w:ascii="宋体" w:hAnsi="宋体"/>
-          <w:sz w:val="21"/>
-          <w:szCs w:val="21"/>
-        </w:rPr>
-        <w:t>×</w:t>
-      </w:r>
-      <w:r>
-        <w:rPr>
-          <w:sz w:val="21"/>
-          <w:szCs w:val="21"/>
-        </w:rPr>
-        <w:t>10</w:t>
-      </w:r>
-      <w:r>
-        <w:rPr>
-          <w:rFonts w:ascii="宋体" w:hAnsi="宋体"/>
+        <w:t>m/s</w:t>
+      </w:r>
+      <w:r>
+        <w:rPr>
           <w:sz w:val="21"/>
           <w:szCs w:val="21"/>
           <w:vertAlign w:val="superscript"/>
         </w:rPr>
-        <w:t>－</w:t>
-      </w:r>
-      <w:r>
-        <w:rPr>
-          <w:sz w:val="21"/>
-          <w:szCs w:val="21"/>
-          <w:vertAlign w:val="superscript"/>
-        </w:rPr>
-        <w:t>8</w:t>
-      </w:r>
-      <w:r>
-        <w:rPr>
-          <w:rFonts w:hint="eastAsia"/>
-          <w:sz w:val="21"/>
-          <w:szCs w:val="21"/>
-        </w:rPr>
-        <w:t xml:space="preserve"> </w:t>
-      </w:r>
-      <w:r>
-        <w:rPr>
-          <w:sz w:val="21"/>
-          <w:szCs w:val="21"/>
-        </w:rPr>
-        <w:t>C</w:t>
-      </w:r>
-      <w:r>
-        <w:rPr>
-          <w:rFonts w:hint="eastAsia"/>
-          <w:sz w:val="21"/>
-          <w:szCs w:val="21"/>
-        </w:rPr>
-        <w:t>的绝缘带电小球从第二象限的</w:t>
-      </w:r>
-      <w:r>
-        <w:rPr>
-          <w:i/>
-          <w:sz w:val="21"/>
-          <w:szCs w:val="21"/>
-        </w:rPr>
-        <w:t>P</w:t>
-      </w:r>
-      <w:r>
-        <w:rPr>
-          <w:rFonts w:hint="eastAsia"/>
-          <w:sz w:val="21"/>
-          <w:szCs w:val="21"/>
-        </w:rPr>
-        <w:t>点</w:t>
-      </w:r>
-      <w:r>
-        <w:rPr>
-          <w:rFonts w:ascii="宋体" w:hAnsi="宋体"/>
-          <w:sz w:val="21"/>
-          <w:szCs w:val="21"/>
-        </w:rPr>
-        <w:t>（－</w:t>
-      </w:r>
-      <w:r>
-        <w:rPr>
-          <w:sz w:val="21"/>
-          <w:szCs w:val="21"/>
-        </w:rPr>
-        <w:t>40</w:t>
-      </w:r>
-      <w:r>
-        <w:rPr>
-          <w:rFonts w:ascii="宋体" w:hAnsi="宋体"/>
+        <w:t>2</w:t>
+      </w:r>
+      <w:r>
+        <w:rPr>
+          <w:rFonts w:ascii="SimSun" w:hAnsi="SimSun"/>
           <w:sz w:val="21"/>
           <w:szCs w:val="21"/>
         </w:rPr>
@@ -11951,46 +11941,15 @@
       </w:r>
       <w:r>
         <w:rPr>
-          <w:sz w:val="21"/>
-          <w:szCs w:val="21"/>
-        </w:rPr>
-        <w:t>50</w:t>
-      </w:r>
-      <w:r>
-        <w:rPr>
-          <w:rFonts w:ascii="宋体" w:hAnsi="宋体"/>
-          <w:sz w:val="21"/>
-          <w:szCs w:val="21"/>
-        </w:rPr>
-        <w:t>）</w:t>
-      </w:r>
-      <w:r>
-        <w:rPr>
-          <w:rFonts w:hint="eastAsia"/>
-          <w:sz w:val="21"/>
-          <w:szCs w:val="21"/>
-        </w:rPr>
-        <w:t>沿</w:t>
-      </w:r>
-      <w:r>
-        <w:rPr>
-          <w:i/>
-          <w:sz w:val="21"/>
-          <w:szCs w:val="21"/>
-        </w:rPr>
-        <w:t>x</w:t>
-      </w:r>
-      <w:r>
-        <w:rPr>
-          <w:rFonts w:hint="eastAsia"/>
-          <w:sz w:val="21"/>
-          <w:szCs w:val="21"/>
-        </w:rPr>
-        <w:t>轴正方向水平抛出</w:t>
-      </w:r>
-      <w:r>
-        <w:rPr>
-          <w:rFonts w:ascii="宋体" w:hAnsi="宋体"/>
+          <w:rFonts w:hint="eastAsia"/>
+          <w:sz w:val="21"/>
+          <w:szCs w:val="21"/>
+        </w:rPr>
+        <w:t>小球可视为质点</w:t>
+      </w:r>
+      <w:r>
+        <w:rPr>
+          <w:rFonts w:ascii="SimSun" w:hAnsi="SimSun"/>
           <w:sz w:val="21"/>
           <w:szCs w:val="21"/>
         </w:rPr>
@@ -12002,137 +11961,11 @@
           <w:sz w:val="21"/>
           <w:szCs w:val="21"/>
         </w:rPr>
-        <w:t>打在</w:t>
-      </w:r>
-      <w:r>
-        <w:rPr>
-          <w:i/>
-          <w:sz w:val="21"/>
-          <w:szCs w:val="21"/>
-        </w:rPr>
-        <w:t>x</w:t>
-      </w:r>
-      <w:r>
-        <w:rPr>
-          <w:rFonts w:hint="eastAsia"/>
-          <w:sz w:val="21"/>
-          <w:szCs w:val="21"/>
-        </w:rPr>
-        <w:t>轴正半轴的</w:t>
-      </w:r>
-      <w:r>
-        <w:rPr>
-          <w:i/>
-          <w:sz w:val="21"/>
-          <w:szCs w:val="21"/>
-        </w:rPr>
-        <w:t>Q</w:t>
-      </w:r>
-      <w:r>
-        <w:rPr>
-          <w:rFonts w:hint="eastAsia"/>
-          <w:sz w:val="21"/>
-          <w:szCs w:val="21"/>
-        </w:rPr>
-        <w:t>点</w:t>
-      </w:r>
-      <w:r>
-        <w:rPr>
-          <w:rFonts w:ascii="宋体" w:hAnsi="宋体"/>
-          <w:sz w:val="21"/>
-          <w:szCs w:val="21"/>
-        </w:rPr>
-        <w:t>（</w:t>
-      </w:r>
-      <w:r>
-        <w:rPr>
-          <w:rFonts w:hint="eastAsia"/>
-          <w:sz w:val="21"/>
-          <w:szCs w:val="21"/>
-        </w:rPr>
-        <w:t>图中未画出</w:t>
-      </w:r>
-      <w:r>
-        <w:rPr>
-          <w:rFonts w:ascii="宋体" w:hAnsi="宋体"/>
-          <w:sz w:val="21"/>
-          <w:szCs w:val="21"/>
-        </w:rPr>
-        <w:t>）。</w:t>
-      </w:r>
-      <w:r>
-        <w:rPr>
-          <w:rFonts w:hint="eastAsia"/>
-          <w:sz w:val="21"/>
-          <w:szCs w:val="21"/>
-        </w:rPr>
-        <w:t>已知小球从</w:t>
-      </w:r>
-      <w:r>
-        <w:rPr>
-          <w:i/>
-          <w:sz w:val="21"/>
-          <w:szCs w:val="21"/>
-        </w:rPr>
-        <w:t>P</w:t>
-      </w:r>
-      <w:r>
-        <w:rPr>
-          <w:rFonts w:hint="eastAsia"/>
-          <w:sz w:val="21"/>
-          <w:szCs w:val="21"/>
-        </w:rPr>
-        <w:t>抛出时的速度大小</w:t>
-      </w:r>
-      <w:r>
-        <w:rPr>
-          <w:i/>
-          <w:sz w:val="21"/>
-          <w:szCs w:val="21"/>
-        </w:rPr>
-        <w:t>v</w:t>
-      </w:r>
-      <w:r>
-        <w:rPr>
-          <w:sz w:val="21"/>
-          <w:szCs w:val="21"/>
-          <w:vertAlign w:val="subscript"/>
-        </w:rPr>
-        <w:t>0</w:t>
-      </w:r>
-      <w:r>
-        <w:rPr>
-          <w:rFonts w:ascii="宋体" w:hAnsi="宋体"/>
-          <w:sz w:val="21"/>
-          <w:szCs w:val="21"/>
-        </w:rPr>
-        <w:t>＝</w:t>
-      </w:r>
-      <w:r>
-        <w:rPr>
-          <w:sz w:val="21"/>
-          <w:szCs w:val="21"/>
-        </w:rPr>
-        <w:t>2</w:t>
-      </w:r>
-      <w:r>
-        <w:rPr>
-          <w:rFonts w:hint="eastAsia"/>
-          <w:sz w:val="21"/>
-          <w:szCs w:val="21"/>
-        </w:rPr>
-        <w:t xml:space="preserve"> </w:t>
-      </w:r>
-      <w:r>
-        <w:rPr>
-          <w:sz w:val="21"/>
-          <w:szCs w:val="21"/>
-        </w:rPr>
-        <w:t>m/s</w:t>
-      </w:r>
-      <w:r>
-        <w:rPr>
-          <w:rFonts w:ascii="宋体" w:hAnsi="宋体"/>
+        <w:t>不计空气阻力</w:t>
+      </w:r>
+      <w:r>
+        <w:rPr>
+          <w:rFonts w:ascii="SimSun" w:hAnsi="SimSun"/>
           <w:sz w:val="21"/>
           <w:szCs w:val="21"/>
         </w:rPr>
@@ -12144,121 +11977,11 @@
           <w:sz w:val="21"/>
           <w:szCs w:val="21"/>
         </w:rPr>
-        <w:t>小球在第一象限内做直线运动</w:t>
-      </w:r>
-      <w:r>
-        <w:rPr>
-          <w:rFonts w:ascii="宋体" w:hAnsi="宋体"/>
-          <w:sz w:val="21"/>
-          <w:szCs w:val="21"/>
-        </w:rPr>
-        <w:t>，</w:t>
-      </w:r>
-      <w:r>
-        <w:rPr>
-          <w:rFonts w:hint="eastAsia"/>
-          <w:sz w:val="21"/>
-          <w:szCs w:val="21"/>
-        </w:rPr>
-        <w:t>重力加速度</w:t>
-      </w:r>
-      <w:r>
-        <w:rPr>
-          <w:i/>
-          <w:sz w:val="21"/>
-          <w:szCs w:val="21"/>
-        </w:rPr>
-        <w:t>g</w:t>
-      </w:r>
-      <w:r>
-        <w:rPr>
-          <w:rFonts w:hint="eastAsia"/>
-          <w:sz w:val="21"/>
-          <w:szCs w:val="21"/>
-        </w:rPr>
-        <w:t>取</w:t>
-      </w:r>
-      <w:r>
-        <w:rPr>
-          <w:sz w:val="21"/>
-          <w:szCs w:val="21"/>
-        </w:rPr>
-        <w:t>10</w:t>
-      </w:r>
-      <w:r>
-        <w:rPr>
-          <w:rFonts w:hint="eastAsia"/>
-          <w:sz w:val="21"/>
-          <w:szCs w:val="21"/>
-        </w:rPr>
-        <w:t xml:space="preserve"> </w:t>
-      </w:r>
-      <w:r>
-        <w:rPr>
-          <w:sz w:val="21"/>
-          <w:szCs w:val="21"/>
-        </w:rPr>
-        <w:t>m/s</w:t>
-      </w:r>
-      <w:r>
-        <w:rPr>
-          <w:sz w:val="21"/>
-          <w:szCs w:val="21"/>
-          <w:vertAlign w:val="superscript"/>
-        </w:rPr>
-        <w:t>2</w:t>
-      </w:r>
-      <w:r>
-        <w:rPr>
-          <w:rFonts w:ascii="宋体" w:hAnsi="宋体"/>
-          <w:sz w:val="21"/>
-          <w:szCs w:val="21"/>
-        </w:rPr>
-        <w:t>，</w:t>
-      </w:r>
-      <w:r>
-        <w:rPr>
-          <w:rFonts w:hint="eastAsia"/>
-          <w:sz w:val="21"/>
-          <w:szCs w:val="21"/>
-        </w:rPr>
-        <w:t>小球可视为质点</w:t>
-      </w:r>
-      <w:r>
-        <w:rPr>
-          <w:rFonts w:ascii="宋体" w:hAnsi="宋体"/>
-          <w:sz w:val="21"/>
-          <w:szCs w:val="21"/>
-        </w:rPr>
-        <w:t>，</w:t>
-      </w:r>
-      <w:r>
-        <w:rPr>
-          <w:rFonts w:hint="eastAsia"/>
-          <w:sz w:val="21"/>
-          <w:szCs w:val="21"/>
-        </w:rPr>
-        <w:t>不计空气阻力</w:t>
-      </w:r>
-      <w:r>
-        <w:rPr>
-          <w:rFonts w:ascii="宋体" w:hAnsi="宋体"/>
-          <w:sz w:val="21"/>
-          <w:szCs w:val="21"/>
-        </w:rPr>
-        <w:t>，</w:t>
-      </w:r>
-      <w:r>
-        <w:rPr>
-          <w:rFonts w:hint="eastAsia"/>
-          <w:sz w:val="21"/>
-          <w:szCs w:val="21"/>
-        </w:rPr>
         <w:t>求</w:t>
       </w:r>
       <w:r>
         <w:rPr>
-          <w:rFonts w:ascii="宋体" w:hAnsi="宋体"/>
+          <w:rFonts w:ascii="SimSun" w:hAnsi="SimSun"/>
           <w:sz w:val="21"/>
           <w:szCs w:val="21"/>
         </w:rPr>
@@ -12331,7 +12054,7 @@
       </w:pPr>
       <w:r>
         <w:rPr>
-          <w:rFonts w:ascii="宋体" w:hAnsi="宋体"/>
+          <w:rFonts w:ascii="SimSun" w:hAnsi="SimSun"/>
           <w:sz w:val="21"/>
           <w:szCs w:val="21"/>
         </w:rPr>
@@ -12346,7 +12069,7 @@
       </w:r>
       <w:r>
         <w:rPr>
-          <w:rFonts w:ascii="宋体" w:hAnsi="宋体"/>
+          <w:rFonts w:ascii="SimSun" w:hAnsi="SimSun"/>
           <w:sz w:val="21"/>
           <w:szCs w:val="21"/>
         </w:rPr>
@@ -12386,7 +12109,7 @@
       </w:r>
       <w:r>
         <w:rPr>
-          <w:rFonts w:ascii="宋体" w:hAnsi="宋体"/>
+          <w:rFonts w:ascii="SimSun" w:hAnsi="SimSun"/>
           <w:sz w:val="21"/>
           <w:szCs w:val="21"/>
         </w:rPr>
@@ -12405,7 +12128,7 @@
       </w:pPr>
       <w:r>
         <w:rPr>
-          <w:rFonts w:ascii="宋体" w:hAnsi="宋体"/>
+          <w:rFonts w:ascii="SimSun" w:hAnsi="SimSun"/>
           <w:sz w:val="21"/>
           <w:szCs w:val="21"/>
         </w:rPr>
@@ -12420,7 +12143,7 @@
       </w:r>
       <w:r>
         <w:rPr>
-          <w:rFonts w:ascii="宋体" w:hAnsi="宋体"/>
+          <w:rFonts w:ascii="SimSun" w:hAnsi="SimSun"/>
           <w:sz w:val="21"/>
           <w:szCs w:val="21"/>
         </w:rPr>
@@ -12444,7 +12167,7 @@
       </w:r>
       <w:r>
         <w:rPr>
-          <w:rFonts w:ascii="宋体" w:hAnsi="宋体"/>
+          <w:rFonts w:ascii="SimSun" w:hAnsi="SimSun"/>
           <w:sz w:val="21"/>
           <w:szCs w:val="21"/>
         </w:rPr>
@@ -12463,7 +12186,7 @@
       </w:pPr>
       <w:r>
         <w:rPr>
-          <w:rFonts w:ascii="宋体" w:hAnsi="宋体"/>
+          <w:rFonts w:ascii="SimSun" w:hAnsi="SimSun"/>
           <w:sz w:val="21"/>
           <w:szCs w:val="21"/>
         </w:rPr>
@@ -12478,7 +12201,7 @@
       </w:r>
       <w:r>
         <w:rPr>
-          <w:rFonts w:ascii="宋体" w:hAnsi="宋体"/>
+          <w:rFonts w:ascii="SimSun" w:hAnsi="SimSun"/>
           <w:sz w:val="21"/>
           <w:szCs w:val="21"/>
         </w:rPr>
@@ -12518,7 +12241,7 @@
       </w:r>
       <w:r>
         <w:rPr>
-          <w:rFonts w:ascii="宋体" w:hAnsi="宋体"/>
+          <w:rFonts w:ascii="SimSun" w:hAnsi="SimSun"/>
           <w:sz w:val="21"/>
           <w:szCs w:val="21"/>
         </w:rPr>
@@ -12544,7 +12267,7 @@
       <w:footerReference w:type="default" r:id="rId31"/>
       <w:pgSz w:w="11908" w:h="16842"/>
       <w:pgMar w:top="720" w:right="720" w:bottom="720" w:left="720" w:header="567" w:footer="283" w:gutter="0"/>
-      <w:cols w:space="425"/>
+      <w:cols w:num="2" w:space="425"/>
       <w:docGrid w:type="lines" w:linePitch="312"/>
     </w:sectPr>
   </w:body>
@@ -12552,7 +12275,7 @@
 </file>
 
 <file path=word/endnotes.xml><?xml version="1.0" encoding="utf-8"?>
-<w:endnotes xmlns:wpc="http://schemas.microsoft.com/office/word/2010/wordprocessingCanvas" xmlns:cx="http://schemas.microsoft.com/office/drawing/2014/chartex" xmlns:mc="http://schemas.openxmlformats.org/markup-compatibility/2006" xmlns:o="urn:schemas-microsoft-com:office:office" xmlns:r="http://schemas.openxmlformats.org/officeDocument/2006/relationships" xmlns:m="http://schemas.openxmlformats.org/officeDocument/2006/math" xmlns:v="urn:schemas-microsoft-com:vml" xmlns:wp14="http://schemas.microsoft.com/office/word/2010/wordprocessingDrawing" xmlns:wp="http://schemas.openxmlformats.org/drawingml/2006/wordprocessingDrawing" xmlns:w10="urn:schemas-microsoft-com:office:word" xmlns:w="http://schemas.openxmlformats.org/wordprocessingml/2006/main" xmlns:w14="http://schemas.microsoft.com/office/word/2010/wordml" xmlns:w15="http://schemas.microsoft.com/office/word/2012/wordml" xmlns:w16se="http://schemas.microsoft.com/office/word/2015/wordml/symex" xmlns:wpg="http://schemas.microsoft.com/office/word/2010/wordprocessingGroup" xmlns:wpi="http://schemas.microsoft.com/office/word/2010/wordprocessingInk" xmlns:wne="http://schemas.microsoft.com/office/word/2006/wordml" xmlns:wps="http://schemas.microsoft.com/office/word/2010/wordprocessingShape" mc:Ignorable="w14 w15 w16se wp14">
+<w:endnotes xmlns:wpc="http://schemas.microsoft.com/office/word/2010/wordprocessingCanvas" xmlns:cx="http://schemas.microsoft.com/office/drawing/2014/chartex" xmlns:cx1="http://schemas.microsoft.com/office/drawing/2015/9/8/chartex" xmlns:cx2="http://schemas.microsoft.com/office/drawing/2015/10/21/chartex" xmlns:cx3="http://schemas.microsoft.com/office/drawing/2016/5/9/chartex" xmlns:cx4="http://schemas.microsoft.com/office/drawing/2016/5/10/chartex" xmlns:cx5="http://schemas.microsoft.com/office/drawing/2016/5/11/chartex" xmlns:cx6="http://schemas.microsoft.com/office/drawing/2016/5/12/chartex" xmlns:cx7="http://schemas.microsoft.com/office/drawing/2016/5/13/chartex" xmlns:cx8="http://schemas.microsoft.com/office/drawing/2016/5/14/chartex" xmlns:mc="http://schemas.openxmlformats.org/markup-compatibility/2006" xmlns:aink="http://schemas.microsoft.com/office/drawing/2016/ink" xmlns:am3d="http://schemas.microsoft.com/office/drawing/2017/model3d" xmlns:o="urn:schemas-microsoft-com:office:office" xmlns:oel="http://schemas.microsoft.com/office/2019/extlst" xmlns:r="http://schemas.openxmlformats.org/officeDocument/2006/relationships" xmlns:m="http://schemas.openxmlformats.org/officeDocument/2006/math" xmlns:v="urn:schemas-microsoft-com:vml" xmlns:wp14="http://schemas.microsoft.com/office/word/2010/wordprocessingDrawing" xmlns:wp="http://schemas.openxmlformats.org/drawingml/2006/wordprocessingDrawing" xmlns:w10="urn:schemas-microsoft-com:office:word" xmlns:w="http://schemas.openxmlformats.org/wordprocessingml/2006/main" xmlns:w14="http://schemas.microsoft.com/office/word/2010/wordml" xmlns:w15="http://schemas.microsoft.com/office/word/2012/wordml" xmlns:w16cex="http://schemas.microsoft.com/office/word/2018/wordml/cex" xmlns:w16cid="http://schemas.microsoft.com/office/word/2016/wordml/cid" xmlns:w16="http://schemas.microsoft.com/office/word/2018/wordml" xmlns:w16du="http://schemas.microsoft.com/office/word/2023/wordml/word16du" xmlns:w16sdtdh="http://schemas.microsoft.com/office/word/2020/wordml/sdtdatahash" xmlns:w16sdtfl="http://schemas.microsoft.com/office/word/2024/wordml/sdtformatlock" xmlns:w16se="http://schemas.microsoft.com/office/word/2015/wordml/symex" xmlns:wpg="http://schemas.microsoft.com/office/word/2010/wordprocessingGroup" xmlns:wpi="http://schemas.microsoft.com/office/word/2010/wordprocessingInk" xmlns:wne="http://schemas.microsoft.com/office/word/2006/wordml" xmlns:wps="http://schemas.microsoft.com/office/word/2010/wordprocessingShape" mc:Ignorable="w14 w15 w16se w16cid w16 w16cex w16sdtdh w16sdtfl w16du wp14">
   <w:endnote w:type="separator" w:id="-1">
     <w:p>
       <w:pPr>
@@ -12577,7 +12300,7 @@
 </file>
 
 <file path=word/footer1.xml><?xml version="1.0" encoding="utf-8"?>
-<w:ftr xmlns:wpc="http://schemas.microsoft.com/office/word/2010/wordprocessingCanvas" xmlns:cx="http://schemas.microsoft.com/office/drawing/2014/chartex" xmlns:mc="http://schemas.openxmlformats.org/markup-compatibility/2006" xmlns:o="urn:schemas-microsoft-com:office:office" xmlns:r="http://schemas.openxmlformats.org/officeDocument/2006/relationships" xmlns:m="http://schemas.openxmlformats.org/officeDocument/2006/math" xmlns:v="urn:schemas-microsoft-com:vml" xmlns:wp14="http://schemas.microsoft.com/office/word/2010/wordprocessingDrawing" xmlns:wp="http://schemas.openxmlformats.org/drawingml/2006/wordprocessingDrawing" xmlns:w10="urn:schemas-microsoft-com:office:word" xmlns:w="http://schemas.openxmlformats.org/wordprocessingml/2006/main" xmlns:w14="http://schemas.microsoft.com/office/word/2010/wordml" xmlns:w15="http://schemas.microsoft.com/office/word/2012/wordml" xmlns:w16se="http://schemas.microsoft.com/office/word/2015/wordml/symex" xmlns:wpg="http://schemas.microsoft.com/office/word/2010/wordprocessingGroup" xmlns:wpi="http://schemas.microsoft.com/office/word/2010/wordprocessingInk" xmlns:wne="http://schemas.microsoft.com/office/word/2006/wordml" xmlns:wps="http://schemas.microsoft.com/office/word/2010/wordprocessingShape" mc:Ignorable="w14 w15 w16se wp14">
+<w:ftr xmlns:wpc="http://schemas.microsoft.com/office/word/2010/wordprocessingCanvas" xmlns:cx="http://schemas.microsoft.com/office/drawing/2014/chartex" xmlns:cx1="http://schemas.microsoft.com/office/drawing/2015/9/8/chartex" xmlns:cx2="http://schemas.microsoft.com/office/drawing/2015/10/21/chartex" xmlns:cx3="http://schemas.microsoft.com/office/drawing/2016/5/9/chartex" xmlns:cx4="http://schemas.microsoft.com/office/drawing/2016/5/10/chartex" xmlns:cx5="http://schemas.microsoft.com/office/drawing/2016/5/11/chartex" xmlns:cx6="http://schemas.microsoft.com/office/drawing/2016/5/12/chartex" xmlns:cx7="http://schemas.microsoft.com/office/drawing/2016/5/13/chartex" xmlns:cx8="http://schemas.microsoft.com/office/drawing/2016/5/14/chartex" xmlns:mc="http://schemas.openxmlformats.org/markup-compatibility/2006" xmlns:aink="http://schemas.microsoft.com/office/drawing/2016/ink" xmlns:am3d="http://schemas.microsoft.com/office/drawing/2017/model3d" xmlns:o="urn:schemas-microsoft-com:office:office" xmlns:oel="http://schemas.microsoft.com/office/2019/extlst" xmlns:r="http://schemas.openxmlformats.org/officeDocument/2006/relationships" xmlns:m="http://schemas.openxmlformats.org/officeDocument/2006/math" xmlns:v="urn:schemas-microsoft-com:vml" xmlns:wp14="http://schemas.microsoft.com/office/word/2010/wordprocessingDrawing" xmlns:wp="http://schemas.openxmlformats.org/drawingml/2006/wordprocessingDrawing" xmlns:w10="urn:schemas-microsoft-com:office:word" xmlns:w="http://schemas.openxmlformats.org/wordprocessingml/2006/main" xmlns:w14="http://schemas.microsoft.com/office/word/2010/wordml" xmlns:w15="http://schemas.microsoft.com/office/word/2012/wordml" xmlns:w16cex="http://schemas.microsoft.com/office/word/2018/wordml/cex" xmlns:w16cid="http://schemas.microsoft.com/office/word/2016/wordml/cid" xmlns:w16="http://schemas.microsoft.com/office/word/2018/wordml" xmlns:w16du="http://schemas.microsoft.com/office/word/2023/wordml/word16du" xmlns:w16sdtdh="http://schemas.microsoft.com/office/word/2020/wordml/sdtdatahash" xmlns:w16sdtfl="http://schemas.microsoft.com/office/word/2024/wordml/sdtformatlock" xmlns:w16se="http://schemas.microsoft.com/office/word/2015/wordml/symex" xmlns:wpg="http://schemas.microsoft.com/office/word/2010/wordprocessingGroup" xmlns:wpi="http://schemas.microsoft.com/office/word/2010/wordprocessingInk" xmlns:wne="http://schemas.microsoft.com/office/word/2006/wordml" xmlns:wps="http://schemas.microsoft.com/office/word/2010/wordprocessingShape" mc:Ignorable="w14 w15 w16se w16cid w16 w16cex w16sdtdh w16sdtfl w16du wp14">
   <w:sdt>
     <w:sdtPr>
       <w:id w:val="-2044193311"/>
@@ -12586,7 +12309,6 @@
         <w:docPartUnique/>
       </w:docPartObj>
     </w:sdtPr>
-    <w:sdtEndPr/>
     <w:sdtContent>
       <w:sdt>
         <w:sdtPr>
@@ -12596,11 +12318,10 @@
             <w:docPartUnique/>
           </w:docPartObj>
         </w:sdtPr>
-        <w:sdtEndPr/>
         <w:sdtContent>
           <w:p>
             <w:pPr>
-              <w:pStyle w:val="a6"/>
+              <w:pStyle w:val="Footer"/>
               <w:spacing w:line="360" w:lineRule="auto"/>
               <w:jc w:val="center"/>
             </w:pPr>
@@ -12721,7 +12442,7 @@
 </file>
 
 <file path=word/footnotes.xml><?xml version="1.0" encoding="utf-8"?>
-<w:footnotes xmlns:wpc="http://schemas.microsoft.com/office/word/2010/wordprocessingCanvas" xmlns:cx="http://schemas.microsoft.com/office/drawing/2014/chartex" xmlns:mc="http://schemas.openxmlformats.org/markup-compatibility/2006" xmlns:o="urn:schemas-microsoft-com:office:office" xmlns:r="http://schemas.openxmlformats.org/officeDocument/2006/relationships" xmlns:m="http://schemas.openxmlformats.org/officeDocument/2006/math" xmlns:v="urn:schemas-microsoft-com:vml" xmlns:wp14="http://schemas.microsoft.com/office/word/2010/wordprocessingDrawing" xmlns:wp="http://schemas.openxmlformats.org/drawingml/2006/wordprocessingDrawing" xmlns:w10="urn:schemas-microsoft-com:office:word" xmlns:w="http://schemas.openxmlformats.org/wordprocessingml/2006/main" xmlns:w14="http://schemas.microsoft.com/office/word/2010/wordml" xmlns:w15="http://schemas.microsoft.com/office/word/2012/wordml" xmlns:w16se="http://schemas.microsoft.com/office/word/2015/wordml/symex" xmlns:wpg="http://schemas.microsoft.com/office/word/2010/wordprocessingGroup" xmlns:wpi="http://schemas.microsoft.com/office/word/2010/wordprocessingInk" xmlns:wne="http://schemas.microsoft.com/office/word/2006/wordml" xmlns:wps="http://schemas.microsoft.com/office/word/2010/wordprocessingShape" mc:Ignorable="w14 w15 w16se wp14">
+<w:footnotes xmlns:wpc="http://schemas.microsoft.com/office/word/2010/wordprocessingCanvas" xmlns:cx="http://schemas.microsoft.com/office/drawing/2014/chartex" xmlns:cx1="http://schemas.microsoft.com/office/drawing/2015/9/8/chartex" xmlns:cx2="http://schemas.microsoft.com/office/drawing/2015/10/21/chartex" xmlns:cx3="http://schemas.microsoft.com/office/drawing/2016/5/9/chartex" xmlns:cx4="http://schemas.microsoft.com/office/drawing/2016/5/10/chartex" xmlns:cx5="http://schemas.microsoft.com/office/drawing/2016/5/11/chartex" xmlns:cx6="http://schemas.microsoft.com/office/drawing/2016/5/12/chartex" xmlns:cx7="http://schemas.microsoft.com/office/drawing/2016/5/13/chartex" xmlns:cx8="http://schemas.microsoft.com/office/drawing/2016/5/14/chartex" xmlns:mc="http://schemas.openxmlformats.org/markup-compatibility/2006" xmlns:aink="http://schemas.microsoft.com/office/drawing/2016/ink" xmlns:am3d="http://schemas.microsoft.com/office/drawing/2017/model3d" xmlns:o="urn:schemas-microsoft-com:office:office" xmlns:oel="http://schemas.microsoft.com/office/2019/extlst" xmlns:r="http://schemas.openxmlformats.org/officeDocument/2006/relationships" xmlns:m="http://schemas.openxmlformats.org/officeDocument/2006/math" xmlns:v="urn:schemas-microsoft-com:vml" xmlns:wp14="http://schemas.microsoft.com/office/word/2010/wordprocessingDrawing" xmlns:wp="http://schemas.openxmlformats.org/drawingml/2006/wordprocessingDrawing" xmlns:w10="urn:schemas-microsoft-com:office:word" xmlns:w="http://schemas.openxmlformats.org/wordprocessingml/2006/main" xmlns:w14="http://schemas.microsoft.com/office/word/2010/wordml" xmlns:w15="http://schemas.microsoft.com/office/word/2012/wordml" xmlns:w16cex="http://schemas.microsoft.com/office/word/2018/wordml/cex" xmlns:w16cid="http://schemas.microsoft.com/office/word/2016/wordml/cid" xmlns:w16="http://schemas.microsoft.com/office/word/2018/wordml" xmlns:w16du="http://schemas.microsoft.com/office/word/2023/wordml/word16du" xmlns:w16sdtdh="http://schemas.microsoft.com/office/word/2020/wordml/sdtdatahash" xmlns:w16sdtfl="http://schemas.microsoft.com/office/word/2024/wordml/sdtformatlock" xmlns:w16se="http://schemas.microsoft.com/office/word/2015/wordml/symex" xmlns:wpg="http://schemas.microsoft.com/office/word/2010/wordprocessingGroup" xmlns:wpi="http://schemas.microsoft.com/office/word/2010/wordprocessingInk" xmlns:wne="http://schemas.microsoft.com/office/word/2006/wordml" xmlns:wps="http://schemas.microsoft.com/office/word/2010/wordprocessingShape" mc:Ignorable="w14 w15 w16se w16cid w16 w16cex w16sdtdh w16sdtfl w16du wp14">
   <w:footnote w:type="separator" w:id="-1">
     <w:p>
       <w:pPr>
@@ -12746,16 +12467,16 @@
 </file>
 
 <file path=word/header1.xml><?xml version="1.0" encoding="utf-8"?>
-<w:hdr xmlns:wpc="http://schemas.microsoft.com/office/word/2010/wordprocessingCanvas" xmlns:cx="http://schemas.microsoft.com/office/drawing/2014/chartex" xmlns:mc="http://schemas.openxmlformats.org/markup-compatibility/2006" xmlns:o="urn:schemas-microsoft-com:office:office" xmlns:r="http://schemas.openxmlformats.org/officeDocument/2006/relationships" xmlns:m="http://schemas.openxmlformats.org/officeDocument/2006/math" xmlns:v="urn:schemas-microsoft-com:vml" xmlns:wp14="http://schemas.microsoft.com/office/word/2010/wordprocessingDrawing" xmlns:wp="http://schemas.openxmlformats.org/drawingml/2006/wordprocessingDrawing" xmlns:w10="urn:schemas-microsoft-com:office:word" xmlns:w="http://schemas.openxmlformats.org/wordprocessingml/2006/main" xmlns:w14="http://schemas.microsoft.com/office/word/2010/wordml" xmlns:w15="http://schemas.microsoft.com/office/word/2012/wordml" xmlns:w16se="http://schemas.microsoft.com/office/word/2015/wordml/symex" xmlns:wpg="http://schemas.microsoft.com/office/word/2010/wordprocessingGroup" xmlns:wpi="http://schemas.microsoft.com/office/word/2010/wordprocessingInk" xmlns:wne="http://schemas.microsoft.com/office/word/2006/wordml" xmlns:wps="http://schemas.microsoft.com/office/word/2010/wordprocessingShape" mc:Ignorable="w14 w15 w16se wp14">
+<w:hdr xmlns:wpc="http://schemas.microsoft.com/office/word/2010/wordprocessingCanvas" xmlns:cx="http://schemas.microsoft.com/office/drawing/2014/chartex" xmlns:cx1="http://schemas.microsoft.com/office/drawing/2015/9/8/chartex" xmlns:cx2="http://schemas.microsoft.com/office/drawing/2015/10/21/chartex" xmlns:cx3="http://schemas.microsoft.com/office/drawing/2016/5/9/chartex" xmlns:cx4="http://schemas.microsoft.com/office/drawing/2016/5/10/chartex" xmlns:cx5="http://schemas.microsoft.com/office/drawing/2016/5/11/chartex" xmlns:cx6="http://schemas.microsoft.com/office/drawing/2016/5/12/chartex" xmlns:cx7="http://schemas.microsoft.com/office/drawing/2016/5/13/chartex" xmlns:cx8="http://schemas.microsoft.com/office/drawing/2016/5/14/chartex" xmlns:mc="http://schemas.openxmlformats.org/markup-compatibility/2006" xmlns:aink="http://schemas.microsoft.com/office/drawing/2016/ink" xmlns:am3d="http://schemas.microsoft.com/office/drawing/2017/model3d" xmlns:o="urn:schemas-microsoft-com:office:office" xmlns:oel="http://schemas.microsoft.com/office/2019/extlst" xmlns:r="http://schemas.openxmlformats.org/officeDocument/2006/relationships" xmlns:m="http://schemas.openxmlformats.org/officeDocument/2006/math" xmlns:v="urn:schemas-microsoft-com:vml" xmlns:wp14="http://schemas.microsoft.com/office/word/2010/wordprocessingDrawing" xmlns:wp="http://schemas.openxmlformats.org/drawingml/2006/wordprocessingDrawing" xmlns:w10="urn:schemas-microsoft-com:office:word" xmlns:w="http://schemas.openxmlformats.org/wordprocessingml/2006/main" xmlns:w14="http://schemas.microsoft.com/office/word/2010/wordml" xmlns:w15="http://schemas.microsoft.com/office/word/2012/wordml" xmlns:w16cex="http://schemas.microsoft.com/office/word/2018/wordml/cex" xmlns:w16cid="http://schemas.microsoft.com/office/word/2016/wordml/cid" xmlns:w16="http://schemas.microsoft.com/office/word/2018/wordml" xmlns:w16du="http://schemas.microsoft.com/office/word/2023/wordml/word16du" xmlns:w16sdtdh="http://schemas.microsoft.com/office/word/2020/wordml/sdtdatahash" xmlns:w16sdtfl="http://schemas.microsoft.com/office/word/2024/wordml/sdtformatlock" xmlns:w16se="http://schemas.microsoft.com/office/word/2015/wordml/symex" xmlns:wpg="http://schemas.microsoft.com/office/word/2010/wordprocessingGroup" xmlns:wpi="http://schemas.microsoft.com/office/word/2010/wordprocessingInk" xmlns:wne="http://schemas.microsoft.com/office/word/2006/wordml" xmlns:wps="http://schemas.microsoft.com/office/word/2010/wordprocessingShape" mc:Ignorable="w14 w15 w16se w16cid w16 w16cex w16sdtdh w16sdtfl w16du wp14">
   <w:p>
     <w:pPr>
-      <w:pStyle w:val="a4"/>
+      <w:pStyle w:val="Header"/>
     </w:pPr>
     <w:r>
       <w:rPr>
         <w:noProof/>
       </w:rPr>
-      <w:pict w14:anchorId="3258D39E">
+      <w:pict w14:anchorId="2AB00288">
         <v:shapetype id="_x0000_t136" coordsize="21600,21600" o:spt="136" adj="10800" path="m@7,l@8,m@5,21600l@6,21600e">
           <v:formulas>
             <v:f eqn="sum #0 0 10800"/>
@@ -12780,7 +12501,7 @@
           </v:handles>
           <o:lock v:ext="edit" text="t" shapetype="t"/>
         </v:shapetype>
-        <v:shape id="PowerPlusWaterMarkObject" o:spid="_x0000_s2049" type="#_x0000_t136" style="position:absolute;margin-left:0;margin-top:0;width:702.45pt;height:35.1pt;rotation:315;z-index:251658240;mso-position-horizontal:center;mso-position-horizontal-relative:margin;mso-position-vertical:center;mso-position-vertical-relative:margin" fillcolor="silver" stroked="f">
+        <v:shape id="PowerPlusWaterMarkObject" o:spid="_x0000_s1025" type="#_x0000_t136" alt="" style="position:absolute;margin-left:0;margin-top:0;width:702.45pt;height:35.1pt;rotation:315;z-index:251658240;mso-wrap-edited:f;mso-width-percent:0;mso-height-percent:0;mso-position-horizontal:center;mso-position-horizontal-relative:margin;mso-position-vertical:center;mso-position-vertical-relative:margin;mso-width-percent:0;mso-height-percent:0" fillcolor="silver" stroked="f">
           <v:fill opacity=".5"/>
           <v:stroke r:id="rId1" o:title=""/>
           <v:shadow color="#868686"/>
@@ -12795,7 +12516,7 @@
 </file>
 
 <file path=word/numbering.xml><?xml version="1.0" encoding="utf-8"?>
-<w:numbering xmlns:wpc="http://schemas.microsoft.com/office/word/2010/wordprocessingCanvas" xmlns:cx="http://schemas.microsoft.com/office/drawing/2014/chartex" xmlns:mc="http://schemas.openxmlformats.org/markup-compatibility/2006" xmlns:o="urn:schemas-microsoft-com:office:office" xmlns:r="http://schemas.openxmlformats.org/officeDocument/2006/relationships" xmlns:m="http://schemas.openxmlformats.org/officeDocument/2006/math" xmlns:v="urn:schemas-microsoft-com:vml" xmlns:wp14="http://schemas.microsoft.com/office/word/2010/wordprocessingDrawing" xmlns:wp="http://schemas.openxmlformats.org/drawingml/2006/wordprocessingDrawing" xmlns:w10="urn:schemas-microsoft-com:office:word" xmlns:w="http://schemas.openxmlformats.org/wordprocessingml/2006/main" xmlns:w14="http://schemas.microsoft.com/office/word/2010/wordml" xmlns:w15="http://schemas.microsoft.com/office/word/2012/wordml" xmlns:w16se="http://schemas.microsoft.com/office/word/2015/wordml/symex" xmlns:wpg="http://schemas.microsoft.com/office/word/2010/wordprocessingGroup" xmlns:wpi="http://schemas.microsoft.com/office/word/2010/wordprocessingInk" xmlns:wne="http://schemas.microsoft.com/office/word/2006/wordml" xmlns:wps="http://schemas.microsoft.com/office/word/2010/wordprocessingShape" mc:Ignorable="w14 w15 w16se wp14">
+<w:numbering xmlns:wpc="http://schemas.microsoft.com/office/word/2010/wordprocessingCanvas" xmlns:cx="http://schemas.microsoft.com/office/drawing/2014/chartex" xmlns:cx1="http://schemas.microsoft.com/office/drawing/2015/9/8/chartex" xmlns:cx2="http://schemas.microsoft.com/office/drawing/2015/10/21/chartex" xmlns:cx3="http://schemas.microsoft.com/office/drawing/2016/5/9/chartex" xmlns:cx4="http://schemas.microsoft.com/office/drawing/2016/5/10/chartex" xmlns:cx5="http://schemas.microsoft.com/office/drawing/2016/5/11/chartex" xmlns:cx6="http://schemas.microsoft.com/office/drawing/2016/5/12/chartex" xmlns:cx7="http://schemas.microsoft.com/office/drawing/2016/5/13/chartex" xmlns:cx8="http://schemas.microsoft.com/office/drawing/2016/5/14/chartex" xmlns:mc="http://schemas.openxmlformats.org/markup-compatibility/2006" xmlns:aink="http://schemas.microsoft.com/office/drawing/2016/ink" xmlns:am3d="http://schemas.microsoft.com/office/drawing/2017/model3d" xmlns:o="urn:schemas-microsoft-com:office:office" xmlns:oel="http://schemas.microsoft.com/office/2019/extlst" xmlns:r="http://schemas.openxmlformats.org/officeDocument/2006/relationships" xmlns:m="http://schemas.openxmlformats.org/officeDocument/2006/math" xmlns:v="urn:schemas-microsoft-com:vml" xmlns:wp14="http://schemas.microsoft.com/office/word/2010/wordprocessingDrawing" xmlns:wp="http://schemas.openxmlformats.org/drawingml/2006/wordprocessingDrawing" xmlns:w10="urn:schemas-microsoft-com:office:word" xmlns:w="http://schemas.openxmlformats.org/wordprocessingml/2006/main" xmlns:w14="http://schemas.microsoft.com/office/word/2010/wordml" xmlns:w15="http://schemas.microsoft.com/office/word/2012/wordml" xmlns:w16cex="http://schemas.microsoft.com/office/word/2018/wordml/cex" xmlns:w16cid="http://schemas.microsoft.com/office/word/2016/wordml/cid" xmlns:w16="http://schemas.microsoft.com/office/word/2018/wordml" xmlns:w16du="http://schemas.microsoft.com/office/word/2023/wordml/word16du" xmlns:w16sdtdh="http://schemas.microsoft.com/office/word/2020/wordml/sdtdatahash" xmlns:w16sdtfl="http://schemas.microsoft.com/office/word/2024/wordml/sdtformatlock" xmlns:w16se="http://schemas.microsoft.com/office/word/2015/wordml/symex" xmlns:wpg="http://schemas.microsoft.com/office/word/2010/wordprocessingGroup" xmlns:wpi="http://schemas.microsoft.com/office/word/2010/wordprocessingInk" xmlns:wne="http://schemas.microsoft.com/office/word/2006/wordml" xmlns:wps="http://schemas.microsoft.com/office/word/2010/wordprocessingShape" mc:Ignorable="w14 w15 w16se w16cid w16 w16cex w16sdtdh w16sdtfl w16du wp14">
   <w:abstractNum w:abstractNumId="0" w15:restartNumberingAfterBreak="0">
     <w:nsid w:val="1DA5694C"/>
     <w:multiLevelType w:val="multilevel"/>
@@ -13367,26 +13088,26 @@
       </w:rPr>
     </w:lvl>
   </w:abstractNum>
-  <w:num w:numId="1">
+  <w:num w:numId="1" w16cid:durableId="1775592674">
     <w:abstractNumId w:val="3"/>
   </w:num>
-  <w:num w:numId="2">
+  <w:num w:numId="2" w16cid:durableId="1189106783">
     <w:abstractNumId w:val="0"/>
   </w:num>
-  <w:num w:numId="3">
+  <w:num w:numId="3" w16cid:durableId="444466797">
     <w:abstractNumId w:val="2"/>
   </w:num>
-  <w:num w:numId="4">
+  <w:num w:numId="4" w16cid:durableId="512305632">
     <w:abstractNumId w:val="4"/>
   </w:num>
-  <w:num w:numId="5">
+  <w:num w:numId="5" w16cid:durableId="118383650">
     <w:abstractNumId w:val="1"/>
   </w:num>
 </w:numbering>
 </file>
 
 <file path=word/styles.xml><?xml version="1.0" encoding="utf-8"?>
-<w:styles xmlns:mc="http://schemas.openxmlformats.org/markup-compatibility/2006" xmlns:r="http://schemas.openxmlformats.org/officeDocument/2006/relationships" xmlns:w="http://schemas.openxmlformats.org/wordprocessingml/2006/main" xmlns:w14="http://schemas.microsoft.com/office/word/2010/wordml" xmlns:w15="http://schemas.microsoft.com/office/word/2012/wordml" xmlns:w16se="http://schemas.microsoft.com/office/word/2015/wordml/symex" mc:Ignorable="w14 w15 w16se">
+<w:styles xmlns:mc="http://schemas.openxmlformats.org/markup-compatibility/2006" xmlns:r="http://schemas.openxmlformats.org/officeDocument/2006/relationships" xmlns:w="http://schemas.openxmlformats.org/wordprocessingml/2006/main" xmlns:w14="http://schemas.microsoft.com/office/word/2010/wordml" xmlns:w15="http://schemas.microsoft.com/office/word/2012/wordml" xmlns:w16cex="http://schemas.microsoft.com/office/word/2018/wordml/cex" xmlns:w16cid="http://schemas.microsoft.com/office/word/2016/wordml/cid" xmlns:w16="http://schemas.microsoft.com/office/word/2018/wordml" xmlns:w16du="http://schemas.microsoft.com/office/word/2023/wordml/word16du" xmlns:w16sdtdh="http://schemas.microsoft.com/office/word/2020/wordml/sdtdatahash" xmlns:w16sdtfl="http://schemas.microsoft.com/office/word/2024/wordml/sdtformatlock" xmlns:w16se="http://schemas.microsoft.com/office/word/2015/wordml/symex" mc:Ignorable="w14 w15 w16se w16cid w16 w16cex w16sdtdh w16sdtfl w16du">
   <w:docDefaults>
     <w:rPrDefault>
       <w:rPr>
@@ -13398,7 +13119,7 @@
     </w:rPrDefault>
     <w:pPrDefault/>
   </w:docDefaults>
-  <w:latentStyles w:defLockedState="0" w:defUIPriority="99" w:defSemiHidden="0" w:defUnhideWhenUsed="0" w:defQFormat="0" w:count="371">
+  <w:latentStyles w:defLockedState="0" w:defUIPriority="99" w:defSemiHidden="0" w:defUnhideWhenUsed="0" w:defQFormat="0" w:count="376">
     <w:lsdException w:name="Normal" w:uiPriority="0" w:qFormat="1"/>
     <w:lsdException w:name="heading 1" w:uiPriority="9" w:qFormat="1"/>
     <w:lsdException w:name="heading 2" w:semiHidden="1" w:uiPriority="9" w:unhideWhenUsed="1" w:qFormat="1"/>
@@ -13770,8 +13491,13 @@
     <w:lsdException w:name="List Table 5 Dark Accent 6" w:uiPriority="50"/>
     <w:lsdException w:name="List Table 6 Colorful Accent 6" w:uiPriority="51"/>
     <w:lsdException w:name="List Table 7 Colorful Accent 6" w:uiPriority="52"/>
+    <w:lsdException w:name="Mention" w:semiHidden="1" w:unhideWhenUsed="1"/>
+    <w:lsdException w:name="Smart Hyperlink" w:semiHidden="1" w:unhideWhenUsed="1"/>
+    <w:lsdException w:name="Hashtag" w:semiHidden="1" w:unhideWhenUsed="1"/>
+    <w:lsdException w:name="Unresolved Mention" w:semiHidden="1" w:unhideWhenUsed="1"/>
+    <w:lsdException w:name="Smart Link" w:semiHidden="1" w:unhideWhenUsed="1"/>
   </w:latentStyles>
-  <w:style w:type="paragraph" w:default="1" w:styleId="a">
+  <w:style w:type="paragraph" w:default="1" w:styleId="Normal">
     <w:name w:val="Normal"/>
     <w:qFormat/>
     <w:rsid w:val="0049669A"/>
@@ -13779,18 +13505,18 @@
       <w:spacing w:line="60" w:lineRule="exact"/>
     </w:pPr>
     <w:rPr>
-      <w:rFonts w:ascii="Times New Roman" w:eastAsia="宋体"/>
+      <w:rFonts w:ascii="Times New Roman" w:eastAsia="SimSun"/>
       <w:color w:val="000000"/>
       <w:sz w:val="6"/>
     </w:rPr>
   </w:style>
-  <w:style w:type="character" w:default="1" w:styleId="a0">
+  <w:style w:type="character" w:default="1" w:styleId="DefaultParagraphFont">
     <w:name w:val="Default Paragraph Font"/>
     <w:uiPriority w:val="1"/>
     <w:semiHidden/>
     <w:unhideWhenUsed/>
   </w:style>
-  <w:style w:type="table" w:default="1" w:styleId="a1">
+  <w:style w:type="table" w:default="1" w:styleId="TableNormal">
     <w:name w:val="Normal Table"/>
     <w:uiPriority w:val="99"/>
     <w:semiHidden/>
@@ -13805,15 +13531,15 @@
       </w:tblCellMar>
     </w:tblPr>
   </w:style>
-  <w:style w:type="numbering" w:default="1" w:styleId="a2">
+  <w:style w:type="numbering" w:default="1" w:styleId="NoList">
     <w:name w:val="No List"/>
     <w:uiPriority w:val="99"/>
     <w:semiHidden/>
     <w:unhideWhenUsed/>
   </w:style>
-  <w:style w:type="table" w:styleId="a3">
+  <w:style w:type="table" w:styleId="TableGrid">
     <w:name w:val="Table Grid"/>
-    <w:basedOn w:val="a1"/>
+    <w:basedOn w:val="TableNormal"/>
     <w:uiPriority w:val="59"/>
     <w:rsid w:val="00E5427A"/>
     <w:tblPr>
@@ -13827,10 +13553,10 @@
       </w:tblBorders>
     </w:tblPr>
   </w:style>
-  <w:style w:type="paragraph" w:styleId="a4">
+  <w:style w:type="paragraph" w:styleId="Header">
     <w:name w:val="header"/>
-    <w:basedOn w:val="a"/>
-    <w:link w:val="a5"/>
+    <w:basedOn w:val="Normal"/>
+    <w:link w:val="HeaderChar"/>
     <w:uiPriority w:val="99"/>
     <w:unhideWhenUsed/>
     <w:rsid w:val="006C537E"/>
@@ -13841,17 +13567,17 @@
       </w:tabs>
     </w:pPr>
   </w:style>
-  <w:style w:type="character" w:customStyle="1" w:styleId="a5">
-    <w:name w:val="页眉 字符"/>
-    <w:basedOn w:val="a0"/>
-    <w:link w:val="a4"/>
+  <w:style w:type="character" w:customStyle="1" w:styleId="HeaderChar">
+    <w:name w:val="Header Char"/>
+    <w:basedOn w:val="DefaultParagraphFont"/>
+    <w:link w:val="Header"/>
     <w:uiPriority w:val="99"/>
     <w:rsid w:val="006C537E"/>
   </w:style>
-  <w:style w:type="paragraph" w:styleId="a6">
+  <w:style w:type="paragraph" w:styleId="Footer">
     <w:name w:val="footer"/>
-    <w:basedOn w:val="a"/>
-    <w:link w:val="a7"/>
+    <w:basedOn w:val="Normal"/>
+    <w:link w:val="FooterChar"/>
     <w:uiPriority w:val="99"/>
     <w:unhideWhenUsed/>
     <w:rsid w:val="006C537E"/>
@@ -13862,16 +13588,16 @@
       </w:tabs>
     </w:pPr>
   </w:style>
-  <w:style w:type="character" w:customStyle="1" w:styleId="a7">
-    <w:name w:val="页脚 字符"/>
-    <w:basedOn w:val="a0"/>
-    <w:link w:val="a6"/>
+  <w:style w:type="character" w:customStyle="1" w:styleId="FooterChar">
+    <w:name w:val="Footer Char"/>
+    <w:basedOn w:val="DefaultParagraphFont"/>
+    <w:link w:val="Footer"/>
     <w:uiPriority w:val="99"/>
     <w:rsid w:val="006C537E"/>
   </w:style>
-  <w:style w:type="paragraph" w:styleId="a8">
+  <w:style w:type="paragraph" w:styleId="ListParagraph">
     <w:name w:val="List Paragraph"/>
-    <w:basedOn w:val="a"/>
+    <w:basedOn w:val="Normal"/>
     <w:uiPriority w:val="34"/>
     <w:qFormat/>
     <w:rsid w:val="00451408"/>
@@ -13880,10 +13606,10 @@
       <w:contextualSpacing/>
     </w:pPr>
   </w:style>
-  <w:style w:type="paragraph" w:styleId="a9">
+  <w:style w:type="paragraph" w:styleId="BalloonText">
     <w:name w:val="Balloon Text"/>
-    <w:basedOn w:val="a"/>
-    <w:link w:val="aa"/>
+    <w:basedOn w:val="Normal"/>
+    <w:link w:val="BalloonTextChar"/>
     <w:uiPriority w:val="99"/>
     <w:semiHidden/>
     <w:unhideWhenUsed/>
@@ -13894,10 +13620,10 @@
       <w:szCs w:val="16"/>
     </w:rPr>
   </w:style>
-  <w:style w:type="character" w:customStyle="1" w:styleId="aa">
-    <w:name w:val="批注框文本 字符"/>
-    <w:basedOn w:val="a0"/>
-    <w:link w:val="a9"/>
+  <w:style w:type="character" w:customStyle="1" w:styleId="BalloonTextChar">
+    <w:name w:val="Balloon Text Char"/>
+    <w:basedOn w:val="DefaultParagraphFont"/>
+    <w:link w:val="BalloonText"/>
     <w:uiPriority w:val="99"/>
     <w:semiHidden/>
     <w:rsid w:val="009217BC"/>
@@ -13907,11 +13633,11 @@
       <w:szCs w:val="16"/>
     </w:rPr>
   </w:style>
-  <w:style w:type="paragraph" w:styleId="ab">
+  <w:style w:type="paragraph" w:styleId="Quote">
     <w:name w:val="Quote"/>
-    <w:basedOn w:val="a"/>
-    <w:next w:val="a"/>
-    <w:link w:val="ac"/>
+    <w:basedOn w:val="Normal"/>
+    <w:next w:val="Normal"/>
+    <w:link w:val="QuoteChar"/>
     <w:uiPriority w:val="29"/>
     <w:qFormat/>
     <w:rsid w:val="00F81A0E"/>
@@ -13921,10 +13647,10 @@
       <w:color w:val="000000" w:themeColor="text1"/>
     </w:rPr>
   </w:style>
-  <w:style w:type="character" w:customStyle="1" w:styleId="ac">
-    <w:name w:val="引用 字符"/>
-    <w:basedOn w:val="a0"/>
-    <w:link w:val="ab"/>
+  <w:style w:type="character" w:customStyle="1" w:styleId="QuoteChar">
+    <w:name w:val="Quote Char"/>
+    <w:basedOn w:val="DefaultParagraphFont"/>
+    <w:link w:val="Quote"/>
     <w:uiPriority w:val="29"/>
     <w:rsid w:val="00F81A0E"/>
     <w:rPr>
@@ -13933,9 +13659,9 @@
       <w:color w:val="000000" w:themeColor="text1"/>
     </w:rPr>
   </w:style>
-  <w:style w:type="table" w:styleId="-3">
+  <w:style w:type="table" w:styleId="LightShading-Accent3">
     <w:name w:val="Light Shading Accent 3"/>
-    <w:basedOn w:val="a1"/>
+    <w:basedOn w:val="TableNormal"/>
     <w:uiPriority w:val="60"/>
     <w:rsid w:val="00D3685C"/>
     <w:rPr>
@@ -14028,8 +13754,8 @@
   </w:style>
   <w:style w:type="paragraph" w:customStyle="1" w:styleId="MTDisplayEquation">
     <w:name w:val="MTDisplayEquation"/>
-    <w:basedOn w:val="a"/>
-    <w:next w:val="a"/>
+    <w:basedOn w:val="Normal"/>
+    <w:next w:val="Normal"/>
     <w:link w:val="MTDisplayEquationChar"/>
     <w:pPr>
       <w:tabs>
@@ -14040,13 +13766,13 @@
   </w:style>
   <w:style w:type="character" w:customStyle="1" w:styleId="MTDisplayEquationChar">
     <w:name w:val="MTDisplayEquation Char"/>
-    <w:basedOn w:val="a0"/>
+    <w:basedOn w:val="DefaultParagraphFont"/>
     <w:link w:val="MTDisplayEquation"/>
   </w:style>
-  <w:style w:type="character" w:customStyle="1" w:styleId="ad">
-    <w:name w:val="脚注文本 字符"/>
-    <w:basedOn w:val="a0"/>
-    <w:link w:val="ae"/>
+  <w:style w:type="character" w:customStyle="1" w:styleId="FootnoteTextChar">
+    <w:name w:val="Footnote Text Char"/>
+    <w:basedOn w:val="DefaultParagraphFont"/>
+    <w:link w:val="FootnoteText"/>
     <w:uiPriority w:val="99"/>
     <w:semiHidden/>
     <w:rPr>
@@ -14054,10 +13780,10 @@
       <w:szCs w:val="18"/>
     </w:rPr>
   </w:style>
-  <w:style w:type="paragraph" w:styleId="ae">
+  <w:style w:type="paragraph" w:styleId="FootnoteText">
     <w:name w:val="footnote text"/>
-    <w:basedOn w:val="a"/>
-    <w:link w:val="ad"/>
+    <w:basedOn w:val="Normal"/>
+    <w:link w:val="FootnoteTextChar"/>
     <w:uiPriority w:val="99"/>
     <w:semiHidden/>
     <w:unhideWhenUsed/>
@@ -14069,9 +13795,9 @@
       <w:szCs w:val="18"/>
     </w:rPr>
   </w:style>
-  <w:style w:type="character" w:styleId="af">
+  <w:style w:type="character" w:styleId="FootnoteReference">
     <w:name w:val="footnote reference"/>
-    <w:basedOn w:val="a0"/>
+    <w:basedOn w:val="DefaultParagraphFont"/>
     <w:uiPriority w:val="99"/>
     <w:semiHidden/>
     <w:unhideWhenUsed/>
@@ -14377,8 +14103,14 @@
 </file>
 
 <file path=customXml/item2.xml><?xml version="1.0" encoding="utf-8"?>
-<dp:LabelRoot xmlns:dp="http://www.founder.com/2010/digitalPublish/labelTree" tagType="contentCtrl">
-</dp:LabelRoot>
+<cxp:PackageInfo xmlns:cxp="http://www.founder.com/2010/customXmlParts">
+  <LabelTrees>
+    <LabelTree customXmlPartId="{4B3307D3-B2C9-4FF8-8CBB-8B9570B3AA04}"/>
+  </LabelTrees>
+  <MaterialLists>
+    <MaterialList customXmlPartId="{5505690D-EC57-40c0-9652-C948A28899F0}"/>
+  </MaterialLists>
+</cxp:PackageInfo>
 </file>
 
 <file path=customXml/item3.xml><?xml version="1.0" encoding="utf-8"?>
@@ -15652,14 +15384,8 @@
 </file>
 
 <file path=customXml/item4.xml><?xml version="1.0" encoding="utf-8"?>
-<cxp:PackageInfo xmlns:cxp="http://www.founder.com/2010/customXmlParts">
-  <LabelTrees>
-    <LabelTree customXmlPartId="{4B3307D3-B2C9-4FF8-8CBB-8B9570B3AA04}"/>
-  </LabelTrees>
-  <MaterialLists>
-    <MaterialList customXmlPartId="{5505690D-EC57-40c0-9652-C948A28899F0}"/>
-  </MaterialLists>
-</cxp:PackageInfo>
+<dp:LabelRoot xmlns:dp="http://www.founder.com/2010/digitalPublish/labelTree" tagType="contentCtrl">
+</dp:LabelRoot>
 </file>
 
 <file path=customXml/itemProps1.xml><?xml version="1.0" encoding="utf-8"?>
@@ -15671,9 +15397,9 @@
 </file>
 
 <file path=customXml/itemProps2.xml><?xml version="1.0" encoding="utf-8"?>
-<ds:datastoreItem xmlns:ds="http://schemas.openxmlformats.org/officeDocument/2006/customXml" ds:itemID="{4B3307D3-B2C9-4FF8-8CBB-8B9570B3AA04}">
+<ds:datastoreItem xmlns:ds="http://schemas.openxmlformats.org/officeDocument/2006/customXml" ds:itemID="{A6139CF6-5931-4AE5-A712-2A5998365C5A}">
   <ds:schemaRefs>
-    <ds:schemaRef ds:uri="http://www.founder.com/2010/digitalPublish/labelTree"/>
+    <ds:schemaRef ds:uri="http://www.founder.com/2010/customXmlParts"/>
   </ds:schemaRefs>
 </ds:datastoreItem>
 </file>
@@ -15687,9 +15413,9 @@
 </file>
 
 <file path=customXml/itemProps4.xml><?xml version="1.0" encoding="utf-8"?>
-<ds:datastoreItem xmlns:ds="http://schemas.openxmlformats.org/officeDocument/2006/customXml" ds:itemID="{A6139CF6-5931-4AE5-A712-2A5998365C5A}">
+<ds:datastoreItem xmlns:ds="http://schemas.openxmlformats.org/officeDocument/2006/customXml" ds:itemID="{4B3307D3-B2C9-4FF8-8CBB-8B9570B3AA04}">
   <ds:schemaRefs>
-    <ds:schemaRef ds:uri="http://www.founder.com/2010/customXmlParts"/>
+    <ds:schemaRef ds:uri="http://www.founder.com/2010/digitalPublish/labelTree"/>
   </ds:schemaRefs>
 </ds:datastoreItem>
 </file>